--- a/CO2-AT's/CO2-AT3.docx
+++ b/CO2-AT's/CO2-AT3.docx
@@ -1,6 +1,6 @@
 
 <file path=word/document.xml><?xml version="1.0" encoding="utf-8"?>
-<w:document xmlns:wpc="http://schemas.microsoft.com/office/word/2010/wordprocessingCanvas" xmlns:cx="http://schemas.microsoft.com/office/drawing/2014/chartex" xmlns:cx1="http://schemas.microsoft.com/office/drawing/2015/9/8/chartex" xmlns:cx2="http://schemas.microsoft.com/office/drawing/2015/10/21/chartex" xmlns:cx3="http://schemas.microsoft.com/office/drawing/2016/5/9/chartex" xmlns:cx4="http://schemas.microsoft.com/office/drawing/2016/5/10/chartex" xmlns:cx5="http://schemas.microsoft.com/office/drawing/2016/5/11/chartex" xmlns:cx6="http://schemas.microsoft.com/office/drawing/2016/5/12/chartex" xmlns:cx7="http://schemas.microsoft.com/office/drawing/2016/5/13/chartex" xmlns:cx8="http://schemas.microsoft.com/office/drawing/2016/5/14/chartex" xmlns:mc="http://schemas.openxmlformats.org/markup-compatibility/2006" xmlns:aink="http://schemas.microsoft.com/office/drawing/2016/ink" xmlns:am3d="http://schemas.microsoft.com/office/drawing/2017/model3d" xmlns:o="urn:schemas-microsoft-com:office:office" xmlns:oel="http://schemas.microsoft.com/office/2019/extlst" xmlns:r="http://schemas.openxmlformats.org/officeDocument/2006/relationships" xmlns:m="http://schemas.openxmlformats.org/officeDocument/2006/math" xmlns:v="urn:schemas-microsoft-com:vml" xmlns:wp14="http://schemas.microsoft.com/office/word/2010/wordprocessingDrawing" xmlns:wp="http://schemas.openxmlformats.org/drawingml/2006/wordprocessingDrawing" xmlns:w10="urn:schemas-microsoft-com:office:word" xmlns:w="http://schemas.openxmlformats.org/wordprocessingml/2006/main" xmlns:w14="http://schemas.microsoft.com/office/word/2010/wordml" xmlns:w15="http://schemas.microsoft.com/office/word/2012/wordml" xmlns:w16cex="http://schemas.microsoft.com/office/word/2018/wordml/cex" xmlns:w16cid="http://schemas.microsoft.com/office/word/2016/wordml/cid" xmlns:w16="http://schemas.microsoft.com/office/word/2018/wordml" xmlns:w16du="http://schemas.microsoft.com/office/word/2023/wordml/word16du" xmlns:w16sdtdh="http://schemas.microsoft.com/office/word/2020/wordml/sdtdatahash" xmlns:w16sdtfl="http://schemas.microsoft.com/office/word/2024/wordml/sdtformatlock" xmlns:w16se="http://schemas.microsoft.com/office/word/2015/wordml/symex" xmlns:wpg="http://schemas.microsoft.com/office/word/2010/wordprocessingGroup" xmlns:wpi="http://schemas.microsoft.com/office/word/2010/wordprocessingInk" xmlns:wne="http://schemas.microsoft.com/office/word/2006/wordml" xmlns:wps="http://schemas.microsoft.com/office/word/2010/wordprocessingShape" mc:Ignorable="w14 w15 w16se w16cid w16 w16cex w16sdtdh w16sdtfl w16du wp14">
+<w:document xmlns:wpc="http://schemas.microsoft.com/office/word/2010/wordprocessingCanvas" xmlns:cx="http://schemas.microsoft.com/office/drawing/2014/chartex" xmlns:cx1="http://schemas.microsoft.com/office/drawing/2015/9/8/chartex" xmlns:cx2="http://schemas.microsoft.com/office/drawing/2015/10/21/chartex" xmlns:cx3="http://schemas.microsoft.com/office/drawing/2016/5/9/chartex" xmlns:cx4="http://schemas.microsoft.com/office/drawing/2016/5/10/chartex" xmlns:cx5="http://schemas.microsoft.com/office/drawing/2016/5/11/chartex" xmlns:cx6="http://schemas.microsoft.com/office/drawing/2016/5/12/chartex" xmlns:cx7="http://schemas.microsoft.com/office/drawing/2016/5/13/chartex" xmlns:cx8="http://schemas.microsoft.com/office/drawing/2016/5/14/chartex" xmlns:mc="http://schemas.openxmlformats.org/markup-compatibility/2006" xmlns:aink="http://schemas.microsoft.com/office/drawing/2016/ink" xmlns:am3d="http://schemas.microsoft.com/office/drawing/2017/model3d" xmlns:o="urn:schemas-microsoft-com:office:office" xmlns:oel="http://schemas.microsoft.com/office/2019/extlst" xmlns:r="http://schemas.openxmlformats.org/officeDocument/2006/relationships" xmlns:m="http://schemas.openxmlformats.org/officeDocument/2006/math" xmlns:v="urn:schemas-microsoft-com:vml" xmlns:wp14="http://schemas.microsoft.com/office/word/2010/wordprocessingDrawing" xmlns:wp="http://schemas.openxmlformats.org/drawingml/2006/wordprocessingDrawing" xmlns:w10="urn:schemas-microsoft-com:office:word" xmlns:w="http://schemas.openxmlformats.org/wordprocessingml/2006/main" xmlns:w14="http://schemas.microsoft.com/office/word/2010/wordml" xmlns:w15="http://schemas.microsoft.com/office/word/2012/wordml" xmlns:w16cei="http://schemas.microsoft.com/office/word/2026/wordml/cei" xmlns:w16cex="http://schemas.microsoft.com/office/word/2018/wordml/cex" xmlns:w16cid="http://schemas.microsoft.com/office/word/2016/wordml/cid" xmlns:w16="http://schemas.microsoft.com/office/word/2018/wordml" xmlns:w16du="http://schemas.microsoft.com/office/word/2023/wordml/word16du" xmlns:w16sdtdh="http://schemas.microsoft.com/office/word/2020/wordml/sdtdatahash" xmlns:w16sdtfl="http://schemas.microsoft.com/office/word/2024/wordml/sdtformatlock" xmlns:w16se="http://schemas.microsoft.com/office/word/2015/wordml/symex" xmlns:wpg="http://schemas.microsoft.com/office/word/2010/wordprocessingGroup" xmlns:wpi="http://schemas.microsoft.com/office/word/2010/wordprocessingInk" xmlns:wne="http://schemas.microsoft.com/office/word/2006/wordml" xmlns:wps="http://schemas.microsoft.com/office/word/2010/wordprocessingShape" mc:Ignorable="w14 w15 w16se w16cid w16 w16cex w16sdtdh w16sdtfl w16du wp14">
   <w:body>
     <w:p>
       <w:pPr>
@@ -48,29 +48,7 @@
           <w:sz w:val="24"/>
           <w:szCs w:val="24"/>
         </w:rPr>
-        <w:t xml:space="preserve">ASSESSMENT TOOL </w:t>
-      </w:r>
-      <w:proofErr w:type="gramStart"/>
-      <w:r>
-        <w:rPr>
-          <w:b/>
-          <w:bCs/>
-          <w:color w:val="C00000"/>
-          <w:sz w:val="24"/>
-          <w:szCs w:val="24"/>
-        </w:rPr>
-        <w:t>3  –</w:t>
-      </w:r>
-      <w:proofErr w:type="gramEnd"/>
-      <w:r>
-        <w:rPr>
-          <w:b/>
-          <w:bCs/>
-          <w:color w:val="C00000"/>
-          <w:sz w:val="24"/>
-          <w:szCs w:val="24"/>
-        </w:rPr>
-        <w:t xml:space="preserve">  MCQ TEST (</w:t>
+        <w:t>ASSESSMENT TOOL 3  –  MCQ TEST (</w:t>
       </w:r>
       <w:r>
         <w:rPr>
@@ -642,7 +620,11 @@
             </w:tcMar>
             <w:vAlign w:val="center"/>
           </w:tcPr>
-          <w:p/>
+          <w:p>
+            <w:r>
+              <w:t>Gadwal Mohammad Muzammil</w:t>
+            </w:r>
+          </w:p>
         </w:tc>
         <w:tc>
           <w:tcPr>
@@ -693,7 +675,11 @@
             </w:tcMar>
             <w:vAlign w:val="center"/>
           </w:tcPr>
-          <w:p/>
+          <w:p>
+            <w:r>
+              <w:t>192424279</w:t>
+            </w:r>
+          </w:p>
         </w:tc>
       </w:tr>
       <w:tr>
@@ -746,7 +732,11 @@
             </w:tcMar>
             <w:vAlign w:val="center"/>
           </w:tcPr>
-          <w:p/>
+          <w:p>
+            <w:r>
+              <w:t>AI&amp;DS</w:t>
+            </w:r>
+          </w:p>
         </w:tc>
         <w:tc>
           <w:tcPr>
@@ -797,7 +787,11 @@
             </w:tcMar>
             <w:vAlign w:val="center"/>
           </w:tcPr>
-          <w:p/>
+          <w:p>
+            <w:r>
+              <w:t>30-07-2026</w:t>
+            </w:r>
+          </w:p>
         </w:tc>
       </w:tr>
     </w:tbl>
@@ -870,7 +864,25 @@
                 <w:sz w:val="18"/>
                 <w:szCs w:val="18"/>
               </w:rPr>
-              <w:t>I __________________________ (Name / Reg No) certify that this submission is my original work and that I have adhered to the guidelines specified for this assessment. I understand that any violation of academic integrity rules will result in disciplinary action.</w:t>
+              <w:t>I __</w:t>
+            </w:r>
+            <w:r>
+              <w:rPr>
+                <w:i/>
+                <w:iCs/>
+                <w:sz w:val="18"/>
+                <w:szCs w:val="18"/>
+              </w:rPr>
+              <w:t>Muzammil/192424279</w:t>
+            </w:r>
+            <w:r>
+              <w:rPr>
+                <w:i/>
+                <w:iCs/>
+                <w:sz w:val="18"/>
+                <w:szCs w:val="18"/>
+              </w:rPr>
+              <w:t>_______ (Name / Reg No) certify that this submission is my original work and that I have adhered to the guidelines specified for this assessment. I understand that any violation of academic integrity rules will result in disciplinary action.</w:t>
             </w:r>
           </w:p>
           <w:p>
@@ -884,7 +896,21 @@
                 <w:sz w:val="18"/>
                 <w:szCs w:val="18"/>
               </w:rPr>
-              <w:t>Signature of the Student: _________________________</w:t>
+              <w:t>Signature of the Student: __</w:t>
+            </w:r>
+            <w:r>
+              <w:rPr>
+                <w:sz w:val="18"/>
+                <w:szCs w:val="18"/>
+              </w:rPr>
+              <w:t>Muzammil</w:t>
+            </w:r>
+            <w:r>
+              <w:rPr>
+                <w:sz w:val="18"/>
+                <w:szCs w:val="18"/>
+              </w:rPr>
+              <w:t>__</w:t>
             </w:r>
           </w:p>
         </w:tc>
@@ -1266,13 +1292,8 @@
             <w:vAlign w:val="center"/>
           </w:tcPr>
           <w:p>
-            <w:proofErr w:type="spellStart"/>
-            <w:r>
-              <w:t>Analyzing</w:t>
-            </w:r>
-            <w:proofErr w:type="spellEnd"/>
-            <w:r>
-              <w:t xml:space="preserve"> spread, skewness, density, and outliers</w:t>
+            <w:r>
+              <w:t>Analyzing spread, skewness, density, and outliers</w:t>
             </w:r>
           </w:p>
         </w:tc>
@@ -1664,15 +1685,7 @@
           </w:tcPr>
           <w:p>
             <w:r>
-              <w:t xml:space="preserve">Geospatial &amp; </w:t>
-            </w:r>
-            <w:proofErr w:type="spellStart"/>
-            <w:r>
-              <w:t>Spatio</w:t>
-            </w:r>
-            <w:proofErr w:type="spellEnd"/>
-            <w:r>
-              <w:t>-Temporal Data</w:t>
+              <w:t>Geospatial &amp; Spatio-Temporal Data</w:t>
             </w:r>
           </w:p>
         </w:tc>
@@ -1982,54 +1995,961 @@
         <w:t>A pie chart represents categorical data in a circular graph, where the entire circle is 100% and each slice shows the relative proportion of each category to the whole.</w:t>
       </w:r>
     </w:p>
-    <w:p>
-      <w:r>
-        <w:rPr>
-          <w:b/>
-        </w:rPr>
-        <w:br/>
-      </w:r>
-      <w:r>
-        <w:t>RStudio Implementation &amp; Verification Output:</w:t>
+    <w:p/>
+    <w:p/>
+    <w:p>
+      <w:pPr>
+        <w:rPr>
+          <w:rFonts w:ascii="Times New Roman" w:hAnsi="Times New Roman" w:cs="Times New Roman"/>
+          <w:sz w:val="24"/>
+          <w:szCs w:val="24"/>
+        </w:rPr>
+      </w:pPr>
+      <w:r>
+        <w:rPr>
+          <w:rFonts w:ascii="Times New Roman" w:hAnsi="Times New Roman" w:cs="Times New Roman"/>
+          <w:b/>
+          <w:bCs/>
+          <w:sz w:val="24"/>
+          <w:szCs w:val="24"/>
+        </w:rPr>
+        <w:t xml:space="preserve">2. A logistics company maps delivery routes across cities. Why is geospatial visualization preferred? </w:t>
+      </w:r>
+      <w:r>
+        <w:rPr>
+          <w:rFonts w:ascii="Times New Roman" w:hAnsi="Times New Roman" w:cs="Times New Roman"/>
+          <w:sz w:val="24"/>
+          <w:szCs w:val="24"/>
+        </w:rPr>
+        <w:br/>
+        <w:t>a) It improves audio quality</w:t>
+      </w:r>
+      <w:r>
+        <w:rPr>
+          <w:rFonts w:ascii="Times New Roman" w:hAnsi="Times New Roman" w:cs="Times New Roman"/>
+          <w:sz w:val="24"/>
+          <w:szCs w:val="24"/>
+        </w:rPr>
+        <w:br/>
+        <w:t>b) It represents spatial relationships between locations</w:t>
+      </w:r>
+      <w:r>
+        <w:rPr>
+          <w:rFonts w:ascii="Times New Roman" w:hAnsi="Times New Roman" w:cs="Times New Roman"/>
+          <w:sz w:val="24"/>
+          <w:szCs w:val="24"/>
+        </w:rPr>
+        <w:br/>
+        <w:t>c) It removes routing information</w:t>
+      </w:r>
+      <w:r>
+        <w:rPr>
+          <w:rFonts w:ascii="Times New Roman" w:hAnsi="Times New Roman" w:cs="Times New Roman"/>
+          <w:sz w:val="24"/>
+          <w:szCs w:val="24"/>
+        </w:rPr>
+        <w:br/>
+        <w:t>d) It reduces geographic accuracy</w:t>
+      </w:r>
+    </w:p>
+    <w:p>
+      <w:r>
+        <w:rPr>
+          <w:b/>
+        </w:rPr>
+        <w:t xml:space="preserve">Selected Answer: </w:t>
+      </w:r>
+      <w:r>
+        <w:rPr>
+          <w:b/>
+          <w:color w:val="2E7559"/>
+        </w:rPr>
+        <w:t>b) It represents spatial relationships between locations</w:t>
+      </w:r>
+    </w:p>
+    <w:p>
+      <w:r>
+        <w:rPr>
+          <w:b/>
+        </w:rPr>
+        <w:t xml:space="preserve">Explanation: </w:t>
+      </w:r>
+      <w:r>
+        <w:rPr>
+          <w:i/>
+        </w:rPr>
+        <w:t>Geospatial visualization displays data on maps using coordinates, maintaining physical distances and route linkages, which is essential for route optimization and logistics.</w:t>
+      </w:r>
+    </w:p>
+    <w:p/>
+    <w:p/>
+    <w:p>
+      <w:pPr>
+        <w:rPr>
+          <w:rFonts w:ascii="Times New Roman" w:hAnsi="Times New Roman" w:cs="Times New Roman"/>
+          <w:sz w:val="24"/>
+          <w:szCs w:val="24"/>
+        </w:rPr>
+      </w:pPr>
+      <w:r>
+        <w:rPr>
+          <w:rFonts w:ascii="Times New Roman" w:hAnsi="Times New Roman" w:cs="Times New Roman"/>
+          <w:b/>
+          <w:bCs/>
+          <w:sz w:val="24"/>
+          <w:szCs w:val="24"/>
+        </w:rPr>
+        <w:t xml:space="preserve">3. A dataset contains values: 11, 13, 15, 17, 19, 21, 23, 90. Calculate the median and identify the likely skewness. </w:t>
+      </w:r>
+      <w:r>
+        <w:rPr>
+          <w:rFonts w:ascii="Times New Roman" w:hAnsi="Times New Roman" w:cs="Times New Roman"/>
+          <w:sz w:val="24"/>
+          <w:szCs w:val="24"/>
+        </w:rPr>
+        <w:br/>
+        <w:t>a) Median = 21, symmetric distribution</w:t>
+      </w:r>
+      <w:r>
+        <w:rPr>
+          <w:rFonts w:ascii="Times New Roman" w:hAnsi="Times New Roman" w:cs="Times New Roman"/>
+          <w:sz w:val="24"/>
+          <w:szCs w:val="24"/>
+        </w:rPr>
+        <w:br/>
+        <w:t>b) Median = 18, right-skewed distribution</w:t>
+      </w:r>
+      <w:r>
+        <w:rPr>
+          <w:rFonts w:ascii="Times New Roman" w:hAnsi="Times New Roman" w:cs="Times New Roman"/>
+          <w:sz w:val="24"/>
+          <w:szCs w:val="24"/>
+        </w:rPr>
+        <w:br/>
+        <w:t>c) Median = 23, uniform distribution</w:t>
+      </w:r>
+      <w:r>
+        <w:rPr>
+          <w:rFonts w:ascii="Times New Roman" w:hAnsi="Times New Roman" w:cs="Times New Roman"/>
+          <w:sz w:val="24"/>
+          <w:szCs w:val="24"/>
+        </w:rPr>
+        <w:br/>
+        <w:t>d) Median = 15, left-skewed distribution</w:t>
+      </w:r>
+    </w:p>
+    <w:p>
+      <w:r>
+        <w:rPr>
+          <w:b/>
+        </w:rPr>
+        <w:t xml:space="preserve">Selected Answer: </w:t>
+      </w:r>
+      <w:r>
+        <w:rPr>
+          <w:b/>
+          <w:color w:val="2E7559"/>
+        </w:rPr>
+        <w:t>b) Median = 18, right-skewed distribution</w:t>
+      </w:r>
+    </w:p>
+    <w:p>
+      <w:r>
+        <w:rPr>
+          <w:b/>
+        </w:rPr>
+        <w:t xml:space="preserve">Explanation: </w:t>
+      </w:r>
+      <w:r>
+        <w:rPr>
+          <w:i/>
+        </w:rPr>
+        <w:t>Sorted values: 11, 13, 15, 17, 19, 21, 23, 90. Median is the average of 4th and 5th items: (17 + 19)/2 = 18. The value 90 is a large positive outlier, which creates a long right tail and right-skewness.</w:t>
+      </w:r>
+    </w:p>
+    <w:p/>
+    <w:p/>
+    <w:p>
+      <w:pPr>
+        <w:rPr>
+          <w:rFonts w:ascii="Times New Roman" w:hAnsi="Times New Roman" w:cs="Times New Roman"/>
+          <w:sz w:val="24"/>
+          <w:szCs w:val="24"/>
+        </w:rPr>
+      </w:pPr>
+      <w:r>
+        <w:rPr>
+          <w:rFonts w:ascii="Times New Roman" w:hAnsi="Times New Roman" w:cs="Times New Roman"/>
+          <w:b/>
+          <w:bCs/>
+          <w:sz w:val="24"/>
+          <w:szCs w:val="24"/>
+        </w:rPr>
+        <w:t xml:space="preserve">4. A histogram comparing two stores shows one store has a much wider spread of sales values. What analytical conclusion is correct? </w:t>
+      </w:r>
+      <w:r>
+        <w:rPr>
+          <w:rFonts w:ascii="Times New Roman" w:hAnsi="Times New Roman" w:cs="Times New Roman"/>
+          <w:sz w:val="24"/>
+          <w:szCs w:val="24"/>
+        </w:rPr>
+        <w:br/>
+        <w:t>a) Spread does not affect performance evaluation</w:t>
+      </w:r>
+      <w:r>
+        <w:rPr>
+          <w:rFonts w:ascii="Times New Roman" w:hAnsi="Times New Roman" w:cs="Times New Roman"/>
+          <w:sz w:val="24"/>
+          <w:szCs w:val="24"/>
+        </w:rPr>
+        <w:br/>
+        <w:t>b) Both stores have equal consistency</w:t>
+      </w:r>
+      <w:r>
+        <w:rPr>
+          <w:rFonts w:ascii="Times New Roman" w:hAnsi="Times New Roman" w:cs="Times New Roman"/>
+          <w:sz w:val="24"/>
+          <w:szCs w:val="24"/>
+        </w:rPr>
+        <w:br/>
+        <w:t>c) Wider spread implies higher average sales automatically</w:t>
+      </w:r>
+      <w:r>
+        <w:rPr>
+          <w:rFonts w:ascii="Times New Roman" w:hAnsi="Times New Roman" w:cs="Times New Roman"/>
+          <w:sz w:val="24"/>
+          <w:szCs w:val="24"/>
+        </w:rPr>
+        <w:br/>
+        <w:t>d) That store experiences greater variability in sales performance</w:t>
+      </w:r>
+    </w:p>
+    <w:p>
+      <w:r>
+        <w:rPr>
+          <w:b/>
+        </w:rPr>
+        <w:t xml:space="preserve">Selected Answer: </w:t>
+      </w:r>
+      <w:r>
+        <w:rPr>
+          <w:b/>
+          <w:color w:val="2E7559"/>
+        </w:rPr>
+        <w:t>d) That store experiences greater variability in sales performance</w:t>
+      </w:r>
+    </w:p>
+    <w:p>
+      <w:r>
+        <w:rPr>
+          <w:b/>
+        </w:rPr>
+        <w:t xml:space="preserve">Explanation: </w:t>
+      </w:r>
+      <w:r>
+        <w:rPr>
+          <w:i/>
+        </w:rPr>
+        <w:t>A wider spread in a histogram represents higher dispersion (standard deviation or variance), indicating that sales fluctuate more widely day-to-day (greater variability).</w:t>
+      </w:r>
+    </w:p>
+    <w:p/>
+    <w:p/>
+    <w:p>
+      <w:pPr>
+        <w:rPr>
+          <w:rFonts w:ascii="Times New Roman" w:hAnsi="Times New Roman" w:cs="Times New Roman"/>
+          <w:sz w:val="24"/>
+          <w:szCs w:val="24"/>
+        </w:rPr>
+      </w:pPr>
+      <w:r>
+        <w:rPr>
+          <w:rFonts w:ascii="Times New Roman" w:hAnsi="Times New Roman" w:cs="Times New Roman"/>
+          <w:b/>
+          <w:bCs/>
+          <w:sz w:val="24"/>
+          <w:szCs w:val="24"/>
+        </w:rPr>
+        <w:t xml:space="preserve">5. A boxplot has the following values: Q1 = 40, Median = 55, Q3 = 70. Calculate the IQR and evaluate the central spread. </w:t>
+      </w:r>
+      <w:r>
+        <w:rPr>
+          <w:rFonts w:ascii="Times New Roman" w:hAnsi="Times New Roman" w:cs="Times New Roman"/>
+          <w:sz w:val="24"/>
+          <w:szCs w:val="24"/>
+        </w:rPr>
+        <w:br/>
+        <w:t>a) IQR = 55, indicating uniform spread</w:t>
+      </w:r>
+      <w:r>
+        <w:rPr>
+          <w:rFonts w:ascii="Times New Roman" w:hAnsi="Times New Roman" w:cs="Times New Roman"/>
+          <w:sz w:val="24"/>
+          <w:szCs w:val="24"/>
+        </w:rPr>
+        <w:br/>
+        <w:t>b) IQR = 15, indicating no variability</w:t>
+      </w:r>
+      <w:r>
+        <w:rPr>
+          <w:rFonts w:ascii="Times New Roman" w:hAnsi="Times New Roman" w:cs="Times New Roman"/>
+          <w:sz w:val="24"/>
+          <w:szCs w:val="24"/>
+        </w:rPr>
+        <w:br/>
+        <w:t>c) IQR = 30, indicating moderate variability in the middle 50%</w:t>
+      </w:r>
+      <w:r>
+        <w:rPr>
+          <w:rFonts w:ascii="Times New Roman" w:hAnsi="Times New Roman" w:cs="Times New Roman"/>
+          <w:sz w:val="24"/>
+          <w:szCs w:val="24"/>
+        </w:rPr>
+        <w:br/>
+        <w:t>d) IQR = 70, indicating symmetric distribution</w:t>
+      </w:r>
+    </w:p>
+    <w:p>
+      <w:r>
+        <w:rPr>
+          <w:b/>
+        </w:rPr>
+        <w:t xml:space="preserve">Selected Answer: </w:t>
+      </w:r>
+      <w:r>
+        <w:rPr>
+          <w:b/>
+          <w:color w:val="2E7559"/>
+        </w:rPr>
+        <w:t>c) IQR = 30, indicating moderate variability in the middle 50%</w:t>
+      </w:r>
+    </w:p>
+    <w:p>
+      <w:r>
+        <w:rPr>
+          <w:b/>
+        </w:rPr>
+        <w:lastRenderedPageBreak/>
+        <w:t xml:space="preserve">Explanation: </w:t>
+      </w:r>
+      <w:r>
+        <w:rPr>
+          <w:i/>
+        </w:rPr>
+        <w:t>IQR = Q3 - Q1 = 70 - 40 = 30. The IQR represents the spread of the middle 50% of the data, indicating moderate variability in that central range.</w:t>
       </w:r>
     </w:p>
     <w:p>
       <w:pPr>
         <w:jc w:val="center"/>
       </w:pPr>
-      <w:r>
-        <w:drawing>
-          <wp:inline xmlns:a="http://schemas.openxmlformats.org/drawingml/2006/main" xmlns:pic="http://schemas.openxmlformats.org/drawingml/2006/picture">
-            <wp:extent cx="5303520" cy="2981774"/>
-            <wp:docPr id="25" name="Picture 25"/>
-            <wp:cNvGraphicFramePr>
-              <a:graphicFrameLocks noChangeAspect="1"/>
-            </wp:cNvGraphicFramePr>
-            <a:graphic>
-              <a:graphicData uri="http://schemas.openxmlformats.org/drawingml/2006/picture">
-                <pic:pic>
-                  <pic:nvPicPr>
-                    <pic:cNvPr id="0" name="image.png"/>
-                    <pic:cNvPicPr/>
-                  </pic:nvPicPr>
-                  <pic:blipFill>
-                    <a:blip r:embed="rId32"/>
-                    <a:stretch>
-                      <a:fillRect/>
-                    </a:stretch>
-                  </pic:blipFill>
-                  <pic:spPr>
-                    <a:xfrm>
-                      <a:off x="0" y="0"/>
-                      <a:ext cx="5303520" cy="2981774"/>
-                    </a:xfrm>
-                    <a:prstGeom prst="rect"/>
-                  </pic:spPr>
-                </pic:pic>
-              </a:graphicData>
-            </a:graphic>
-          </wp:inline>
-        </w:drawing>
+    </w:p>
+    <w:p/>
+    <w:p>
+      <w:pPr>
+        <w:rPr>
+          <w:rFonts w:ascii="Times New Roman" w:hAnsi="Times New Roman" w:cs="Times New Roman"/>
+          <w:sz w:val="24"/>
+          <w:szCs w:val="24"/>
+        </w:rPr>
+      </w:pPr>
+      <w:r>
+        <w:rPr>
+          <w:rFonts w:ascii="Times New Roman" w:hAnsi="Times New Roman" w:cs="Times New Roman"/>
+          <w:b/>
+          <w:bCs/>
+          <w:sz w:val="24"/>
+          <w:szCs w:val="24"/>
+        </w:rPr>
+        <w:t xml:space="preserve">6. A density plot of rainfall data becomes flatter and wider after climate changes over several years. Which analytical interpretation is strongest? </w:t>
+      </w:r>
+      <w:r>
+        <w:rPr>
+          <w:rFonts w:ascii="Times New Roman" w:hAnsi="Times New Roman" w:cs="Times New Roman"/>
+          <w:sz w:val="24"/>
+          <w:szCs w:val="24"/>
+        </w:rPr>
+        <w:br/>
+        <w:t>a) Flat density curves indicate absence of observations</w:t>
+      </w:r>
+      <w:r>
+        <w:rPr>
+          <w:rFonts w:ascii="Times New Roman" w:hAnsi="Times New Roman" w:cs="Times New Roman"/>
+          <w:sz w:val="24"/>
+          <w:szCs w:val="24"/>
+        </w:rPr>
+        <w:br/>
+        <w:t>b) Rainfall patterns have become more variable and less concentrated</w:t>
+      </w:r>
+      <w:r>
+        <w:rPr>
+          <w:rFonts w:ascii="Times New Roman" w:hAnsi="Times New Roman" w:cs="Times New Roman"/>
+          <w:sz w:val="24"/>
+          <w:szCs w:val="24"/>
+        </w:rPr>
+        <w:br/>
+        <w:t>c) Rainfall variability has reduced completely</w:t>
+      </w:r>
+      <w:r>
+        <w:rPr>
+          <w:rFonts w:ascii="Times New Roman" w:hAnsi="Times New Roman" w:cs="Times New Roman"/>
+          <w:sz w:val="24"/>
+          <w:szCs w:val="24"/>
+        </w:rPr>
+        <w:br/>
+        <w:t>d) The average rainfall must have decreased</w:t>
+      </w:r>
+    </w:p>
+    <w:p>
+      <w:r>
+        <w:rPr>
+          <w:b/>
+        </w:rPr>
+        <w:t xml:space="preserve">Selected Answer: </w:t>
+      </w:r>
+      <w:r>
+        <w:rPr>
+          <w:b/>
+          <w:color w:val="2E7559"/>
+        </w:rPr>
+        <w:t>b) Rainfall patterns have become more variable and less concentrated</w:t>
+      </w:r>
+    </w:p>
+    <w:p>
+      <w:r>
+        <w:rPr>
+          <w:b/>
+        </w:rPr>
+        <w:t xml:space="preserve">Explanation: </w:t>
+      </w:r>
+      <w:r>
+        <w:rPr>
+          <w:i/>
+        </w:rPr>
+        <w:t>A flatter and wider density curve indicates that the values are spread over a larger range, meaning increased standard deviation and less concentration around the mean.</w:t>
+      </w:r>
+    </w:p>
+    <w:p/>
+    <w:p/>
+    <w:p>
+      <w:pPr>
+        <w:rPr>
+          <w:rFonts w:ascii="Times New Roman" w:hAnsi="Times New Roman" w:cs="Times New Roman"/>
+          <w:sz w:val="24"/>
+          <w:szCs w:val="24"/>
+        </w:rPr>
+      </w:pPr>
+      <w:r>
+        <w:rPr>
+          <w:rFonts w:ascii="Times New Roman" w:hAnsi="Times New Roman" w:cs="Times New Roman"/>
+          <w:b/>
+          <w:bCs/>
+          <w:sz w:val="24"/>
+          <w:szCs w:val="24"/>
+        </w:rPr>
+        <w:t xml:space="preserve">7. A company compares yearly sales distributions. Year 1 → Mean = 500, SD = 40; Year 2 → Mean = 500, SD = 100. Which analytical conclusion is strongest? </w:t>
+      </w:r>
+      <w:r>
+        <w:rPr>
+          <w:rFonts w:ascii="Times New Roman" w:hAnsi="Times New Roman" w:cs="Times New Roman"/>
+          <w:sz w:val="24"/>
+          <w:szCs w:val="24"/>
+        </w:rPr>
+        <w:br/>
+        <w:t>a) Mean values alone determine spread</w:t>
+      </w:r>
+      <w:r>
+        <w:rPr>
+          <w:rFonts w:ascii="Times New Roman" w:hAnsi="Times New Roman" w:cs="Times New Roman"/>
+          <w:sz w:val="24"/>
+          <w:szCs w:val="24"/>
+        </w:rPr>
+        <w:br/>
+        <w:t>b) Both years have identical distributions</w:t>
+      </w:r>
+      <w:r>
+        <w:rPr>
+          <w:rFonts w:ascii="Times New Roman" w:hAnsi="Times New Roman" w:cs="Times New Roman"/>
+          <w:sz w:val="24"/>
+          <w:szCs w:val="24"/>
+        </w:rPr>
+        <w:br/>
+        <w:t>c) Year 1 has greater variability</w:t>
+      </w:r>
+      <w:r>
+        <w:rPr>
+          <w:rFonts w:ascii="Times New Roman" w:hAnsi="Times New Roman" w:cs="Times New Roman"/>
+          <w:sz w:val="24"/>
+          <w:szCs w:val="24"/>
+        </w:rPr>
+        <w:br/>
+        <w:t>d) Year 2 sales fluctuate more widely around the average</w:t>
+      </w:r>
+    </w:p>
+    <w:p>
+      <w:r>
+        <w:rPr>
+          <w:b/>
+        </w:rPr>
+        <w:t xml:space="preserve">Selected Answer: </w:t>
+      </w:r>
+      <w:r>
+        <w:rPr>
+          <w:b/>
+          <w:color w:val="2E7559"/>
+        </w:rPr>
+        <w:t>d) Year 2 sales fluctuate more widely around the average</w:t>
+      </w:r>
+    </w:p>
+    <w:p>
+      <w:r>
+        <w:rPr>
+          <w:b/>
+        </w:rPr>
+        <w:t xml:space="preserve">Explanation: </w:t>
+      </w:r>
+      <w:r>
+        <w:rPr>
+          <w:i/>
+        </w:rPr>
+        <w:t>Year 2 has a higher standard deviation (100 vs 40). Standard deviation measures the average deviation from the mean, so higher SD indicates greater fluctuations around the average.</w:t>
+      </w:r>
+    </w:p>
+    <w:p/>
+    <w:p/>
+    <w:p>
+      <w:pPr>
+        <w:rPr>
+          <w:rFonts w:ascii="Times New Roman" w:hAnsi="Times New Roman" w:cs="Times New Roman"/>
+          <w:sz w:val="24"/>
+          <w:szCs w:val="24"/>
+        </w:rPr>
+      </w:pPr>
+      <w:r>
+        <w:rPr>
+          <w:rFonts w:ascii="Times New Roman" w:hAnsi="Times New Roman" w:cs="Times New Roman"/>
+          <w:b/>
+          <w:bCs/>
+          <w:sz w:val="24"/>
+          <w:szCs w:val="24"/>
+        </w:rPr>
+        <w:t xml:space="preserve">8. Two distributions are compared using boxplots: Distribution A → Median = 55, Range = 20; Distribution B → Median = 70, Range = 50. Which analytical evaluation is most appropriate? </w:t>
+      </w:r>
+      <w:r>
+        <w:rPr>
+          <w:rFonts w:ascii="Times New Roman" w:hAnsi="Times New Roman" w:cs="Times New Roman"/>
+          <w:sz w:val="24"/>
+          <w:szCs w:val="24"/>
+        </w:rPr>
+        <w:br/>
+        <w:t>a) Distribution B has higher central tendency but also greater spread</w:t>
+      </w:r>
+      <w:r>
+        <w:rPr>
+          <w:rFonts w:ascii="Times New Roman" w:hAnsi="Times New Roman" w:cs="Times New Roman"/>
+          <w:sz w:val="24"/>
+          <w:szCs w:val="24"/>
+        </w:rPr>
+        <w:br/>
+        <w:t>b) Distribution A has more variability because its range is smaller</w:t>
+      </w:r>
+      <w:r>
+        <w:rPr>
+          <w:rFonts w:ascii="Times New Roman" w:hAnsi="Times New Roman" w:cs="Times New Roman"/>
+          <w:sz w:val="24"/>
+          <w:szCs w:val="24"/>
+        </w:rPr>
+        <w:br/>
+        <w:t>c) Both distributions have equal consistency</w:t>
+      </w:r>
+      <w:r>
+        <w:rPr>
+          <w:rFonts w:ascii="Times New Roman" w:hAnsi="Times New Roman" w:cs="Times New Roman"/>
+          <w:sz w:val="24"/>
+          <w:szCs w:val="24"/>
+        </w:rPr>
+        <w:br/>
+        <w:t>d) Range cannot indicate spread</w:t>
+      </w:r>
+    </w:p>
+    <w:p>
+      <w:r>
+        <w:rPr>
+          <w:b/>
+        </w:rPr>
+        <w:t xml:space="preserve">Selected Answer: </w:t>
+      </w:r>
+      <w:r>
+        <w:rPr>
+          <w:b/>
+          <w:color w:val="2E7559"/>
+        </w:rPr>
+        <w:t>a) Distribution B has higher central tendency but also greater spread</w:t>
+      </w:r>
+    </w:p>
+    <w:p>
+      <w:r>
+        <w:rPr>
+          <w:b/>
+        </w:rPr>
+        <w:t xml:space="preserve">Explanation: </w:t>
+      </w:r>
+      <w:r>
+        <w:rPr>
+          <w:i/>
+        </w:rPr>
+        <w:t>Median measures central tendency (B=70 &amp;gt; A=55), and range measures total spread (B=50 &amp;gt; A=20), showing B has higher central tendency and greater spread.</w:t>
+      </w:r>
+    </w:p>
+    <w:p/>
+    <w:p/>
+    <w:p>
+      <w:pPr>
+        <w:rPr>
+          <w:rFonts w:ascii="Times New Roman" w:hAnsi="Times New Roman" w:cs="Times New Roman"/>
+          <w:sz w:val="24"/>
+          <w:szCs w:val="24"/>
+        </w:rPr>
+      </w:pPr>
+      <w:r>
+        <w:rPr>
+          <w:rFonts w:ascii="Times New Roman" w:hAnsi="Times New Roman" w:cs="Times New Roman"/>
+          <w:b/>
+          <w:bCs/>
+          <w:sz w:val="24"/>
+          <w:szCs w:val="24"/>
+        </w:rPr>
+        <w:t xml:space="preserve">9. Two boxplots are compared: Product A → Median lifetime = 8 years, IQR = 1 year; Product B → Median lifetime = 8 years, IQR = 4 years. Which evaluation is most valid? </w:t>
+      </w:r>
+      <w:r>
+        <w:rPr>
+          <w:rFonts w:ascii="Times New Roman" w:hAnsi="Times New Roman" w:cs="Times New Roman"/>
+          <w:sz w:val="24"/>
+          <w:szCs w:val="24"/>
+        </w:rPr>
+        <w:br/>
+        <w:t>a) Equal medians imply equal variability</w:t>
+      </w:r>
+      <w:r>
+        <w:rPr>
+          <w:rFonts w:ascii="Times New Roman" w:hAnsi="Times New Roman" w:cs="Times New Roman"/>
+          <w:sz w:val="24"/>
+          <w:szCs w:val="24"/>
+        </w:rPr>
+        <w:br/>
+        <w:t>b) IQR does not affect reliability interpretation</w:t>
+      </w:r>
+      <w:r>
+        <w:rPr>
+          <w:rFonts w:ascii="Times New Roman" w:hAnsi="Times New Roman" w:cs="Times New Roman"/>
+          <w:sz w:val="24"/>
+          <w:szCs w:val="24"/>
+        </w:rPr>
+        <w:br/>
+        <w:t>c) Product A has more reliable lifetime consistency</w:t>
+      </w:r>
+      <w:r>
+        <w:rPr>
+          <w:rFonts w:ascii="Times New Roman" w:hAnsi="Times New Roman" w:cs="Times New Roman"/>
+          <w:sz w:val="24"/>
+          <w:szCs w:val="24"/>
+        </w:rPr>
+        <w:br/>
+        <w:t>d) Product B is more stable because its IQR is larger</w:t>
+      </w:r>
+    </w:p>
+    <w:p>
+      <w:r>
+        <w:rPr>
+          <w:b/>
+        </w:rPr>
+        <w:t xml:space="preserve">Selected Answer: </w:t>
+      </w:r>
+      <w:r>
+        <w:rPr>
+          <w:b/>
+          <w:color w:val="2E7559"/>
+        </w:rPr>
+        <w:t>c) Product A has more reliable lifetime consistency</w:t>
+      </w:r>
+    </w:p>
+    <w:p>
+      <w:r>
+        <w:rPr>
+          <w:b/>
+        </w:rPr>
+        <w:t xml:space="preserve">Explanation: </w:t>
+      </w:r>
+      <w:r>
+        <w:rPr>
+          <w:i/>
+        </w:rPr>
+        <w:t>A smaller Interquartile Range (IQR = 1 year vs 4 years) indicates that Product A's lifetimes are clustered closely around the median, representing greater consistency.</w:t>
+      </w:r>
+    </w:p>
+    <w:p/>
+    <w:p/>
+    <w:p/>
+    <w:p/>
+    <w:p/>
+    <w:p/>
+    <w:p/>
+    <w:p>
+      <w:pPr>
+        <w:rPr>
+          <w:rFonts w:ascii="Times New Roman" w:hAnsi="Times New Roman" w:cs="Times New Roman"/>
+          <w:sz w:val="24"/>
+          <w:szCs w:val="24"/>
+        </w:rPr>
+      </w:pPr>
+      <w:r>
+        <w:rPr>
+          <w:rFonts w:ascii="Times New Roman" w:hAnsi="Times New Roman" w:cs="Times New Roman"/>
+          <w:b/>
+          <w:bCs/>
+          <w:sz w:val="24"/>
+          <w:szCs w:val="24"/>
+        </w:rPr>
+        <w:lastRenderedPageBreak/>
+        <w:t xml:space="preserve">10. A dataset contains values: 22, 24, 25, 28, 30, 32, 35, 100. Calculate the median and evaluate the effect of 100 on the distribution. </w:t>
+      </w:r>
+      <w:r>
+        <w:rPr>
+          <w:rFonts w:ascii="Times New Roman" w:hAnsi="Times New Roman" w:cs="Times New Roman"/>
+          <w:sz w:val="24"/>
+          <w:szCs w:val="24"/>
+        </w:rPr>
+        <w:br/>
+        <w:t>a) Median = 32, and distribution remains symmetric</w:t>
+      </w:r>
+      <w:r>
+        <w:rPr>
+          <w:rFonts w:ascii="Times New Roman" w:hAnsi="Times New Roman" w:cs="Times New Roman"/>
+          <w:sz w:val="24"/>
+          <w:szCs w:val="24"/>
+        </w:rPr>
+        <w:br/>
+        <w:t>b) Median = 25, and 100 creates left skewness</w:t>
+      </w:r>
+      <w:r>
+        <w:rPr>
+          <w:rFonts w:ascii="Times New Roman" w:hAnsi="Times New Roman" w:cs="Times New Roman"/>
+          <w:sz w:val="24"/>
+          <w:szCs w:val="24"/>
+        </w:rPr>
+        <w:br/>
+        <w:t>c) Median = 29, and 100 creates right skewness</w:t>
+      </w:r>
+      <w:r>
+        <w:rPr>
+          <w:rFonts w:ascii="Times New Roman" w:hAnsi="Times New Roman" w:cs="Times New Roman"/>
+          <w:sz w:val="24"/>
+          <w:szCs w:val="24"/>
+        </w:rPr>
+        <w:br/>
+        <w:t>d) Median = 35, and no skewness exists</w:t>
+      </w:r>
+    </w:p>
+    <w:p>
+      <w:r>
+        <w:rPr>
+          <w:b/>
+        </w:rPr>
+        <w:t xml:space="preserve">Selected Answer: </w:t>
+      </w:r>
+      <w:r>
+        <w:rPr>
+          <w:b/>
+          <w:color w:val="2E7559"/>
+        </w:rPr>
+        <w:t>c) Median = 29, and 100 creates right skewness</w:t>
+      </w:r>
+    </w:p>
+    <w:p>
+      <w:r>
+        <w:rPr>
+          <w:b/>
+        </w:rPr>
+        <w:t xml:space="preserve">Explanation: </w:t>
+      </w:r>
+      <w:r>
+        <w:rPr>
+          <w:i/>
+        </w:rPr>
+        <w:t>Sorted dataset: 22, 24, 25, 28, 30, 32, 35, 100. N=8. Median is the average of 28 and 30: 29. The value 100 is an extreme positive outlier, causing a right-skewed tail.</w:t>
+      </w:r>
+    </w:p>
+    <w:p/>
+    <w:p/>
+    <w:p>
+      <w:pPr>
+        <w:rPr>
+          <w:rFonts w:ascii="Times New Roman" w:hAnsi="Times New Roman" w:cs="Times New Roman"/>
+          <w:sz w:val="24"/>
+          <w:szCs w:val="24"/>
+        </w:rPr>
+      </w:pPr>
+      <w:r>
+        <w:rPr>
+          <w:rFonts w:ascii="Times New Roman" w:hAnsi="Times New Roman" w:cs="Times New Roman"/>
+          <w:b/>
+          <w:bCs/>
+          <w:sz w:val="24"/>
+          <w:szCs w:val="24"/>
+        </w:rPr>
+        <w:t xml:space="preserve">11. A histogram for monthly profits shows: 0–10k → 5 months, 10k–20k → 8 months, 20k–30k → 15 months, 30k–40k → 20 months, 40k–50k → 4 months. What analytical conclusion is most suitable? </w:t>
+      </w:r>
+      <w:r>
+        <w:rPr>
+          <w:rFonts w:ascii="Times New Roman" w:hAnsi="Times New Roman" w:cs="Times New Roman"/>
+          <w:sz w:val="24"/>
+          <w:szCs w:val="24"/>
+        </w:rPr>
+        <w:br/>
+        <w:t>a) The distribution is strongly left-skewed</w:t>
+      </w:r>
+      <w:r>
+        <w:rPr>
+          <w:rFonts w:ascii="Times New Roman" w:hAnsi="Times New Roman" w:cs="Times New Roman"/>
+          <w:sz w:val="24"/>
+          <w:szCs w:val="24"/>
+        </w:rPr>
+        <w:br/>
+        <w:t>b) Profits are concentrated mainly between 30k–40k</w:t>
+      </w:r>
+      <w:r>
+        <w:rPr>
+          <w:rFonts w:ascii="Times New Roman" w:hAnsi="Times New Roman" w:cs="Times New Roman"/>
+          <w:sz w:val="24"/>
+          <w:szCs w:val="24"/>
+        </w:rPr>
+        <w:br/>
+        <w:t>c) No concentration pattern exists</w:t>
+      </w:r>
+      <w:r>
+        <w:rPr>
+          <w:rFonts w:ascii="Times New Roman" w:hAnsi="Times New Roman" w:cs="Times New Roman"/>
+          <w:sz w:val="24"/>
+          <w:szCs w:val="24"/>
+        </w:rPr>
+        <w:br/>
+        <w:t>d) Profits are uniformly distributed</w:t>
+      </w:r>
+    </w:p>
+    <w:p>
+      <w:r>
+        <w:rPr>
+          <w:b/>
+        </w:rPr>
+        <w:t xml:space="preserve">Selected Answer: </w:t>
+      </w:r>
+      <w:r>
+        <w:rPr>
+          <w:b/>
+          <w:color w:val="2E7559"/>
+        </w:rPr>
+        <w:t>b) Profits are concentrated mainly between 30k–40k</w:t>
+      </w:r>
+    </w:p>
+    <w:p>
+      <w:r>
+        <w:rPr>
+          <w:b/>
+        </w:rPr>
+        <w:t xml:space="preserve">Explanation: </w:t>
+      </w:r>
+      <w:r>
+        <w:rPr>
+          <w:i/>
+        </w:rPr>
+        <w:t>The highest count (20 months) is in the 30k–40k bin, indicating this is the modal class where profits are most concentrated.</w:t>
+      </w:r>
+    </w:p>
+    <w:p/>
+    <w:p/>
+    <w:p>
+      <w:pPr>
+        <w:rPr>
+          <w:rFonts w:ascii="Times New Roman" w:hAnsi="Times New Roman" w:cs="Times New Roman"/>
+          <w:sz w:val="24"/>
+          <w:szCs w:val="24"/>
+        </w:rPr>
+      </w:pPr>
+      <w:r>
+        <w:rPr>
+          <w:rFonts w:ascii="Times New Roman" w:hAnsi="Times New Roman" w:cs="Times New Roman"/>
+          <w:b/>
+          <w:bCs/>
+          <w:sz w:val="24"/>
+          <w:szCs w:val="24"/>
+        </w:rPr>
+        <w:t xml:space="preserve">12. Two violin plots represent employee salaries: Department X → Mean = 50k, SD = 5k; Department Y → Mean = 50k, SD = 20k. Which evaluation is strongest? </w:t>
+      </w:r>
+      <w:r>
+        <w:rPr>
+          <w:rFonts w:ascii="Times New Roman" w:hAnsi="Times New Roman" w:cs="Times New Roman"/>
+          <w:sz w:val="24"/>
+          <w:szCs w:val="24"/>
+        </w:rPr>
+        <w:br/>
+        <w:t>a) Department X has more spread because deviation is smaller</w:t>
+      </w:r>
+      <w:r>
+        <w:rPr>
+          <w:rFonts w:ascii="Times New Roman" w:hAnsi="Times New Roman" w:cs="Times New Roman"/>
+          <w:sz w:val="24"/>
+          <w:szCs w:val="24"/>
+        </w:rPr>
+        <w:br/>
+        <w:t>b) Violin plots ignore standard deviation</w:t>
+      </w:r>
+      <w:r>
+        <w:rPr>
+          <w:rFonts w:ascii="Times New Roman" w:hAnsi="Times New Roman" w:cs="Times New Roman"/>
+          <w:sz w:val="24"/>
+          <w:szCs w:val="24"/>
+        </w:rPr>
+        <w:br/>
+        <w:t>c) Department Y has greater salary variability</w:t>
+      </w:r>
+      <w:r>
+        <w:rPr>
+          <w:rFonts w:ascii="Times New Roman" w:hAnsi="Times New Roman" w:cs="Times New Roman"/>
+          <w:sz w:val="24"/>
+          <w:szCs w:val="24"/>
+        </w:rPr>
+        <w:br/>
+        <w:t>d) Both departments have identical distributions</w:t>
+      </w:r>
+    </w:p>
+    <w:p>
+      <w:r>
+        <w:rPr>
+          <w:b/>
+        </w:rPr>
+        <w:t xml:space="preserve">Selected Answer: </w:t>
+      </w:r>
+      <w:r>
+        <w:rPr>
+          <w:b/>
+          <w:color w:val="2E7559"/>
+        </w:rPr>
+        <w:t>c) Department Y has greater salary variability</w:t>
+      </w:r>
+    </w:p>
+    <w:p>
+      <w:r>
+        <w:rPr>
+          <w:b/>
+        </w:rPr>
+        <w:t xml:space="preserve">Explanation: </w:t>
+      </w:r>
+      <w:r>
+        <w:rPr>
+          <w:i/>
+        </w:rPr>
+        <w:t>Variability is measured by standard deviation (SD). Since Department Y has a standard deviation of 20k, which is larger than Department X (5k), it has greater salary variability.</w:t>
       </w:r>
     </w:p>
     <w:p>
@@ -2041,7 +2961,7 @@
           <w:i/>
           <w:sz w:val="18"/>
         </w:rPr>
-        <w:t>Figure 1: RStudio simulation and verification for Question 1.</w:t>
+        <w:t>.</w:t>
       </w:r>
     </w:p>
     <w:p/>
@@ -2061,43 +2981,43 @@
           <w:sz w:val="24"/>
           <w:szCs w:val="24"/>
         </w:rPr>
-        <w:t xml:space="preserve">2. A logistics company maps delivery routes across cities. Why is geospatial visualization preferred? </w:t>
-      </w:r>
-      <w:r>
-        <w:rPr>
-          <w:rFonts w:ascii="Times New Roman" w:hAnsi="Times New Roman" w:cs="Times New Roman"/>
-          <w:sz w:val="24"/>
-          <w:szCs w:val="24"/>
-        </w:rPr>
-        <w:br/>
-        <w:t>a) It improves audio quality</w:t>
-      </w:r>
-      <w:r>
-        <w:rPr>
-          <w:rFonts w:ascii="Times New Roman" w:hAnsi="Times New Roman" w:cs="Times New Roman"/>
-          <w:sz w:val="24"/>
-          <w:szCs w:val="24"/>
-        </w:rPr>
-        <w:br/>
-        <w:t>b) It represents spatial relationships between locations</w:t>
-      </w:r>
-      <w:r>
-        <w:rPr>
-          <w:rFonts w:ascii="Times New Roman" w:hAnsi="Times New Roman" w:cs="Times New Roman"/>
-          <w:sz w:val="24"/>
-          <w:szCs w:val="24"/>
-        </w:rPr>
-        <w:br/>
-        <w:t>c) It removes routing information</w:t>
-      </w:r>
-      <w:r>
-        <w:rPr>
-          <w:rFonts w:ascii="Times New Roman" w:hAnsi="Times New Roman" w:cs="Times New Roman"/>
-          <w:sz w:val="24"/>
-          <w:szCs w:val="24"/>
-        </w:rPr>
-        <w:br/>
-        <w:t>d) It reduces geographic accuracy</w:t>
+        <w:t xml:space="preserve">13. A dataset contains the values: 8, 10, 12, 14, 16, 18, 20, 60. Calculate the median and evaluate whether the distribution is skewed. </w:t>
+      </w:r>
+      <w:r>
+        <w:rPr>
+          <w:rFonts w:ascii="Times New Roman" w:hAnsi="Times New Roman" w:cs="Times New Roman"/>
+          <w:sz w:val="24"/>
+          <w:szCs w:val="24"/>
+        </w:rPr>
+        <w:br/>
+        <w:t>a) Median = 18, distribution is symmetric</w:t>
+      </w:r>
+      <w:r>
+        <w:rPr>
+          <w:rFonts w:ascii="Times New Roman" w:hAnsi="Times New Roman" w:cs="Times New Roman"/>
+          <w:sz w:val="24"/>
+          <w:szCs w:val="24"/>
+        </w:rPr>
+        <w:br/>
+        <w:t>b) Median = 15, distribution is right-skewed</w:t>
+      </w:r>
+      <w:r>
+        <w:rPr>
+          <w:rFonts w:ascii="Times New Roman" w:hAnsi="Times New Roman" w:cs="Times New Roman"/>
+          <w:sz w:val="24"/>
+          <w:szCs w:val="24"/>
+        </w:rPr>
+        <w:br/>
+        <w:t>c) Median = 20, distribution is uniform</w:t>
+      </w:r>
+      <w:r>
+        <w:rPr>
+          <w:rFonts w:ascii="Times New Roman" w:hAnsi="Times New Roman" w:cs="Times New Roman"/>
+          <w:sz w:val="24"/>
+          <w:szCs w:val="24"/>
+        </w:rPr>
+        <w:br/>
+        <w:t>d) Median = 14, distribution is left-skewed</w:t>
       </w:r>
     </w:p>
     <w:p>
@@ -2112,7 +3032,7 @@
           <w:b/>
           <w:color w:val="2E7559"/>
         </w:rPr>
-        <w:t>b) It represents spatial relationships between locations</w:t>
+        <w:t>b) Median = 15, distribution is right-skewed</w:t>
       </w:r>
     </w:p>
     <w:p>
@@ -2126,69 +3046,185 @@
         <w:rPr>
           <w:i/>
         </w:rPr>
-        <w:t>Geospatial visualization displays data on maps using coordinates, maintaining physical distances and route linkages, which is essential for route optimization and logistics.</w:t>
-      </w:r>
-    </w:p>
-    <w:p>
-      <w:r>
-        <w:rPr>
-          <w:b/>
-        </w:rPr>
-        <w:br/>
-      </w:r>
-      <w:r>
-        <w:t>RStudio Implementation &amp; Verification Output:</w:t>
-      </w:r>
-    </w:p>
+        <w:t>Sorted values: 8, 10, 12, 14, 16, 18, 20, 60. N=8. Median is the average of 14 and 16: 15. The value 60 is an extreme positive outlier, creating a long tail on the right (right-skewed).</w:t>
+      </w:r>
+    </w:p>
+    <w:p/>
     <w:p>
       <w:pPr>
-        <w:jc w:val="center"/>
+        <w:rPr>
+          <w:rFonts w:ascii="Times New Roman" w:hAnsi="Times New Roman" w:cs="Times New Roman"/>
+          <w:sz w:val="24"/>
+          <w:szCs w:val="24"/>
+        </w:rPr>
       </w:pPr>
       <w:r>
-        <w:drawing>
-          <wp:inline xmlns:a="http://schemas.openxmlformats.org/drawingml/2006/main" xmlns:pic="http://schemas.openxmlformats.org/drawingml/2006/picture">
-            <wp:extent cx="5303520" cy="2981774"/>
-            <wp:docPr id="24" name="Picture 24"/>
-            <wp:cNvGraphicFramePr>
-              <a:graphicFrameLocks noChangeAspect="1"/>
-            </wp:cNvGraphicFramePr>
-            <a:graphic>
-              <a:graphicData uri="http://schemas.openxmlformats.org/drawingml/2006/picture">
-                <pic:pic>
-                  <pic:nvPicPr>
-                    <pic:cNvPr id="0" name="image.png"/>
-                    <pic:cNvPicPr/>
-                  </pic:nvPicPr>
-                  <pic:blipFill>
-                    <a:blip r:embed="rId31"/>
-                    <a:stretch>
-                      <a:fillRect/>
-                    </a:stretch>
-                  </pic:blipFill>
-                  <pic:spPr>
-                    <a:xfrm>
-                      <a:off x="0" y="0"/>
-                      <a:ext cx="5303520" cy="2981774"/>
-                    </a:xfrm>
-                    <a:prstGeom prst="rect"/>
-                  </pic:spPr>
-                </pic:pic>
-              </a:graphicData>
-            </a:graphic>
-          </wp:inline>
-        </w:drawing>
-      </w:r>
-    </w:p>
+        <w:rPr>
+          <w:rFonts w:ascii="Times New Roman" w:hAnsi="Times New Roman" w:cs="Times New Roman"/>
+          <w:b/>
+          <w:bCs/>
+          <w:sz w:val="24"/>
+          <w:szCs w:val="24"/>
+        </w:rPr>
+        <w:t xml:space="preserve">14. A company visualizes internet traffic between servers using directed graphs. Why are arrows used on edges? </w:t>
+      </w:r>
+      <w:r>
+        <w:rPr>
+          <w:rFonts w:ascii="Times New Roman" w:hAnsi="Times New Roman" w:cs="Times New Roman"/>
+          <w:sz w:val="24"/>
+          <w:szCs w:val="24"/>
+        </w:rPr>
+        <w:br/>
+        <w:t>a) To indicate data direction flow</w:t>
+      </w:r>
+      <w:r>
+        <w:rPr>
+          <w:rFonts w:ascii="Times New Roman" w:hAnsi="Times New Roman" w:cs="Times New Roman"/>
+          <w:sz w:val="24"/>
+          <w:szCs w:val="24"/>
+        </w:rPr>
+        <w:br/>
+        <w:t>b) To improve brightness</w:t>
+      </w:r>
+      <w:r>
+        <w:rPr>
+          <w:rFonts w:ascii="Times New Roman" w:hAnsi="Times New Roman" w:cs="Times New Roman"/>
+          <w:sz w:val="24"/>
+          <w:szCs w:val="24"/>
+        </w:rPr>
+        <w:br/>
+        <w:t>c) To reduce connectivity</w:t>
+      </w:r>
+      <w:r>
+        <w:rPr>
+          <w:rFonts w:ascii="Times New Roman" w:hAnsi="Times New Roman" w:cs="Times New Roman"/>
+          <w:sz w:val="24"/>
+          <w:szCs w:val="24"/>
+        </w:rPr>
+        <w:br/>
+        <w:t>d) To hide nodes</w:t>
+      </w:r>
+    </w:p>
+    <w:p>
+      <w:r>
+        <w:rPr>
+          <w:b/>
+        </w:rPr>
+        <w:t xml:space="preserve">Selected Answer: </w:t>
+      </w:r>
+      <w:r>
+        <w:rPr>
+          <w:b/>
+          <w:color w:val="2E7559"/>
+        </w:rPr>
+        <w:t>a) To indicate data direction flow</w:t>
+      </w:r>
+    </w:p>
+    <w:p>
+      <w:r>
+        <w:rPr>
+          <w:b/>
+        </w:rPr>
+        <w:t xml:space="preserve">Explanation: </w:t>
+      </w:r>
+      <w:r>
+        <w:rPr>
+          <w:i/>
+        </w:rPr>
+        <w:t>Directed graphs use arrows on their edges to represent the orientation or direction of communication flow from source to destination.</w:t>
+      </w:r>
+    </w:p>
+    <w:p/>
     <w:p>
       <w:pPr>
-        <w:jc w:val="center"/>
+        <w:rPr>
+          <w:rFonts w:ascii="Times New Roman" w:hAnsi="Times New Roman" w:cs="Times New Roman"/>
+          <w:sz w:val="24"/>
+          <w:szCs w:val="24"/>
+        </w:rPr>
       </w:pPr>
       <w:r>
         <w:rPr>
+          <w:rFonts w:ascii="Times New Roman" w:hAnsi="Times New Roman" w:cs="Times New Roman"/>
+          <w:b/>
+          <w:bCs/>
+          <w:sz w:val="24"/>
+          <w:szCs w:val="24"/>
+        </w:rPr>
+        <w:t xml:space="preserve">15. A researcher compares rainfall patterns over ten years. Which temporal visualization supports trend analysis best? </w:t>
+      </w:r>
+      <w:r>
+        <w:rPr>
+          <w:rFonts w:ascii="Times New Roman" w:hAnsi="Times New Roman" w:cs="Times New Roman"/>
+          <w:sz w:val="24"/>
+          <w:szCs w:val="24"/>
+        </w:rPr>
+        <w:br/>
+        <w:t>a) Line chart with time axis</w:t>
+      </w:r>
+      <w:r>
+        <w:rPr>
+          <w:rFonts w:ascii="Times New Roman" w:hAnsi="Times New Roman" w:cs="Times New Roman"/>
+          <w:sz w:val="24"/>
+          <w:szCs w:val="24"/>
+        </w:rPr>
+        <w:br/>
+        <w:t>b) Pie chart</w:t>
+      </w:r>
+      <w:r>
+        <w:rPr>
+          <w:rFonts w:ascii="Times New Roman" w:hAnsi="Times New Roman" w:cs="Times New Roman"/>
+          <w:sz w:val="24"/>
+          <w:szCs w:val="24"/>
+        </w:rPr>
+        <w:br/>
+        <w:t>c) Word cloud</w:t>
+      </w:r>
+      <w:r>
+        <w:rPr>
+          <w:rFonts w:ascii="Times New Roman" w:hAnsi="Times New Roman" w:cs="Times New Roman"/>
+          <w:sz w:val="24"/>
+          <w:szCs w:val="24"/>
+        </w:rPr>
+        <w:br/>
+        <w:t>d) Static matrix</w:t>
+      </w:r>
+    </w:p>
+    <w:p>
+      <w:r>
+        <w:rPr>
+          <w:b/>
+        </w:rPr>
+        <w:t xml:space="preserve">Selected Answer: </w:t>
+      </w:r>
+      <w:r>
+        <w:rPr>
+          <w:b/>
+          <w:color w:val="2E7559"/>
+        </w:rPr>
+        <w:t>a) Line chart with time axis</w:t>
+      </w:r>
+    </w:p>
+    <w:p>
+      <w:r>
+        <w:rPr>
+          <w:b/>
+        </w:rPr>
+        <w:t xml:space="preserve">Explanation: </w:t>
+      </w:r>
+      <w:r>
+        <w:rPr>
           <w:i/>
-          <w:sz w:val="18"/>
-        </w:rPr>
-        <w:t>Figure 2: RStudio simulation and verification for Question 2.</w:t>
+        </w:rPr>
+        <w:t>A line chart connects sequential observations chronologically, which is the most effective visualization for trend identification over time.</w:t>
+      </w:r>
+    </w:p>
+    <w:p>
+      <w:r>
+        <w:rPr>
+          <w:b/>
+        </w:rPr>
+        <w:br/>
       </w:r>
     </w:p>
     <w:p/>
@@ -2208,43 +3244,61 @@
           <w:sz w:val="24"/>
           <w:szCs w:val="24"/>
         </w:rPr>
-        <w:t xml:space="preserve">3. A dataset contains values: 11, 13, 15, 17, 19, 21, 23, 90. Calculate the median and identify the likely skewness. </w:t>
-      </w:r>
-      <w:r>
-        <w:rPr>
-          <w:rFonts w:ascii="Times New Roman" w:hAnsi="Times New Roman" w:cs="Times New Roman"/>
-          <w:sz w:val="24"/>
-          <w:szCs w:val="24"/>
-        </w:rPr>
-        <w:br/>
-        <w:t>a) Median = 21, symmetric distribution</w:t>
-      </w:r>
-      <w:r>
-        <w:rPr>
-          <w:rFonts w:ascii="Times New Roman" w:hAnsi="Times New Roman" w:cs="Times New Roman"/>
-          <w:sz w:val="24"/>
-          <w:szCs w:val="24"/>
-        </w:rPr>
-        <w:br/>
-        <w:t>b) Median = 18, right-skewed distribution</w:t>
-      </w:r>
-      <w:r>
-        <w:rPr>
-          <w:rFonts w:ascii="Times New Roman" w:hAnsi="Times New Roman" w:cs="Times New Roman"/>
-          <w:sz w:val="24"/>
-          <w:szCs w:val="24"/>
-        </w:rPr>
-        <w:br/>
-        <w:t>c) Median = 23, uniform distribution</w:t>
-      </w:r>
-      <w:r>
-        <w:rPr>
-          <w:rFonts w:ascii="Times New Roman" w:hAnsi="Times New Roman" w:cs="Times New Roman"/>
-          <w:sz w:val="24"/>
-          <w:szCs w:val="24"/>
-        </w:rPr>
-        <w:br/>
-        <w:t>d) Median = 15, left-skewed distribution</w:t>
+        <w:t>16. Assertion (A): Temporal visualizations can reveal seasonality patterns.</w:t>
+      </w:r>
+      <w:r>
+        <w:rPr>
+          <w:rFonts w:ascii="Times New Roman" w:hAnsi="Times New Roman" w:cs="Times New Roman"/>
+          <w:sz w:val="24"/>
+          <w:szCs w:val="24"/>
+        </w:rPr>
+        <w:br/>
+      </w:r>
+      <w:r>
+        <w:rPr>
+          <w:rFonts w:ascii="Times New Roman" w:hAnsi="Times New Roman" w:cs="Times New Roman"/>
+          <w:b/>
+          <w:bCs/>
+          <w:sz w:val="24"/>
+          <w:szCs w:val="24"/>
+        </w:rPr>
+        <w:t xml:space="preserve">Reason (R): Data values are organized according to time progression. </w:t>
+      </w:r>
+      <w:r>
+        <w:rPr>
+          <w:rFonts w:ascii="Times New Roman" w:hAnsi="Times New Roman" w:cs="Times New Roman"/>
+          <w:sz w:val="24"/>
+          <w:szCs w:val="24"/>
+        </w:rPr>
+        <w:br/>
+        <w:t>a) Both A and R are true, and R is the correct explanation of A</w:t>
+      </w:r>
+      <w:r>
+        <w:rPr>
+          <w:rFonts w:ascii="Times New Roman" w:hAnsi="Times New Roman" w:cs="Times New Roman"/>
+          <w:sz w:val="24"/>
+          <w:szCs w:val="24"/>
+        </w:rPr>
+        <w:br/>
+        <w:t>b) Both A and R are true, but R is not the correct explanation of A</w:t>
+      </w:r>
+      <w:r>
+        <w:rPr>
+          <w:rFonts w:ascii="Times New Roman" w:hAnsi="Times New Roman" w:cs="Times New Roman"/>
+          <w:sz w:val="24"/>
+          <w:szCs w:val="24"/>
+        </w:rPr>
+        <w:br/>
+        <w:t>c) A is true, but R is false</w:t>
+      </w:r>
+      <w:r>
+        <w:rPr>
+          <w:rFonts w:ascii="Times New Roman" w:hAnsi="Times New Roman" w:cs="Times New Roman"/>
+          <w:sz w:val="24"/>
+          <w:szCs w:val="24"/>
+        </w:rPr>
+        <w:br/>
+        <w:t>d) A is false, but R is true</w:t>
       </w:r>
     </w:p>
     <w:p>
@@ -2259,7 +3313,7 @@
           <w:b/>
           <w:color w:val="2E7559"/>
         </w:rPr>
-        <w:t>b) Median = 18, right-skewed distribution</w:t>
+        <w:t>a) Both A and R are true, and R is the correct explanation of A</w:t>
       </w:r>
     </w:p>
     <w:p>
@@ -2273,72 +3327,276 @@
         <w:rPr>
           <w:i/>
         </w:rPr>
-        <w:t>Sorted values: 11, 13, 15, 17, 19, 21, 23, 90. Median is the average of 4th and 5th items: (17 + 19)/2 = 18. The value 90 is a large positive outlier, which creates a long right tail and right-skewness.</w:t>
-      </w:r>
-    </w:p>
-    <w:p>
-      <w:r>
-        <w:rPr>
-          <w:b/>
-        </w:rPr>
-        <w:br/>
-      </w:r>
-      <w:r>
-        <w:t>RStudio Implementation &amp; Verification Output:</w:t>
-      </w:r>
-    </w:p>
+        <w:t>Because temporal plots arrange data chronologically according to time progression (Reason R), they naturally highlight cyclical patterns that repeat at regular seasonal intervals (Assertion A).</w:t>
+      </w:r>
+    </w:p>
+    <w:p/>
+    <w:p/>
     <w:p>
       <w:pPr>
-        <w:jc w:val="center"/>
+        <w:rPr>
+          <w:rFonts w:ascii="Times New Roman" w:hAnsi="Times New Roman" w:cs="Times New Roman"/>
+          <w:sz w:val="24"/>
+          <w:szCs w:val="24"/>
+        </w:rPr>
       </w:pPr>
       <w:r>
-        <w:drawing>
-          <wp:inline xmlns:a="http://schemas.openxmlformats.org/drawingml/2006/main" xmlns:pic="http://schemas.openxmlformats.org/drawingml/2006/picture">
-            <wp:extent cx="5303520" cy="2981774"/>
-            <wp:docPr id="23" name="Picture 23"/>
-            <wp:cNvGraphicFramePr>
-              <a:graphicFrameLocks noChangeAspect="1"/>
-            </wp:cNvGraphicFramePr>
-            <a:graphic>
-              <a:graphicData uri="http://schemas.openxmlformats.org/drawingml/2006/picture">
-                <pic:pic>
-                  <pic:nvPicPr>
-                    <pic:cNvPr id="0" name="image.png"/>
-                    <pic:cNvPicPr/>
-                  </pic:nvPicPr>
-                  <pic:blipFill>
-                    <a:blip r:embed="rId30"/>
-                    <a:stretch>
-                      <a:fillRect/>
-                    </a:stretch>
-                  </pic:blipFill>
-                  <pic:spPr>
-                    <a:xfrm>
-                      <a:off x="0" y="0"/>
-                      <a:ext cx="5303520" cy="2981774"/>
-                    </a:xfrm>
-                    <a:prstGeom prst="rect"/>
-                  </pic:spPr>
-                </pic:pic>
-              </a:graphicData>
-            </a:graphic>
-          </wp:inline>
-        </w:drawing>
-      </w:r>
-    </w:p>
+        <w:rPr>
+          <w:rFonts w:ascii="Times New Roman" w:hAnsi="Times New Roman" w:cs="Times New Roman"/>
+          <w:b/>
+          <w:bCs/>
+          <w:sz w:val="24"/>
+          <w:szCs w:val="24"/>
+        </w:rPr>
+        <w:t xml:space="preserve">17. A navigation application highlights roads with heavy traffic in red. What geospatial principle is applied here? </w:t>
+      </w:r>
+      <w:r>
+        <w:rPr>
+          <w:rFonts w:ascii="Times New Roman" w:hAnsi="Times New Roman" w:cs="Times New Roman"/>
+          <w:sz w:val="24"/>
+          <w:szCs w:val="24"/>
+        </w:rPr>
+        <w:br/>
+        <w:t>a) Spatial intensity encoding</w:t>
+      </w:r>
+      <w:r>
+        <w:rPr>
+          <w:rFonts w:ascii="Times New Roman" w:hAnsi="Times New Roman" w:cs="Times New Roman"/>
+          <w:sz w:val="24"/>
+          <w:szCs w:val="24"/>
+        </w:rPr>
+        <w:br/>
+        <w:t>b) Random clustering</w:t>
+      </w:r>
+      <w:r>
+        <w:rPr>
+          <w:rFonts w:ascii="Times New Roman" w:hAnsi="Times New Roman" w:cs="Times New Roman"/>
+          <w:sz w:val="24"/>
+          <w:szCs w:val="24"/>
+        </w:rPr>
+        <w:br/>
+        <w:t>c) Audio normalization</w:t>
+      </w:r>
+      <w:r>
+        <w:rPr>
+          <w:rFonts w:ascii="Times New Roman" w:hAnsi="Times New Roman" w:cs="Times New Roman"/>
+          <w:sz w:val="24"/>
+          <w:szCs w:val="24"/>
+        </w:rPr>
+        <w:br/>
+        <w:t>d) Binary formatting</w:t>
+      </w:r>
+    </w:p>
+    <w:p>
+      <w:r>
+        <w:rPr>
+          <w:b/>
+        </w:rPr>
+        <w:t xml:space="preserve">Selected Answer: </w:t>
+      </w:r>
+      <w:r>
+        <w:rPr>
+          <w:b/>
+          <w:color w:val="2E7559"/>
+        </w:rPr>
+        <w:t>a) Spatial intensity encoding</w:t>
+      </w:r>
+    </w:p>
+    <w:p>
+      <w:r>
+        <w:rPr>
+          <w:b/>
+        </w:rPr>
+        <w:t xml:space="preserve">Explanation: </w:t>
+      </w:r>
+      <w:r>
+        <w:rPr>
+          <w:i/>
+        </w:rPr>
+        <w:t>Coloring geographical road segments based on traffic density (red for heavy, green for clear) maps a quantitative variable onto spatial lines, which is spatial intensity encoding.</w:t>
+      </w:r>
+    </w:p>
+    <w:p/>
+    <w:p/>
     <w:p>
       <w:pPr>
-        <w:jc w:val="center"/>
+        <w:rPr>
+          <w:rFonts w:ascii="Times New Roman" w:hAnsi="Times New Roman" w:cs="Times New Roman"/>
+          <w:sz w:val="24"/>
+          <w:szCs w:val="24"/>
+        </w:rPr>
       </w:pPr>
       <w:r>
         <w:rPr>
+          <w:rFonts w:ascii="Times New Roman" w:hAnsi="Times New Roman" w:cs="Times New Roman"/>
+          <w:b/>
+          <w:bCs/>
+          <w:sz w:val="24"/>
+          <w:szCs w:val="24"/>
+        </w:rPr>
+        <w:t xml:space="preserve">18. In a network visualization of airline routes, hubs have many incoming and outgoing edges. What does this indicate? </w:t>
+      </w:r>
+      <w:r>
+        <w:rPr>
+          <w:rFonts w:ascii="Times New Roman" w:hAnsi="Times New Roman" w:cs="Times New Roman"/>
+          <w:sz w:val="24"/>
+          <w:szCs w:val="24"/>
+        </w:rPr>
+        <w:br/>
+        <w:t>a) Low connectivity</w:t>
+      </w:r>
+      <w:r>
+        <w:rPr>
+          <w:rFonts w:ascii="Times New Roman" w:hAnsi="Times New Roman" w:cs="Times New Roman"/>
+          <w:sz w:val="24"/>
+          <w:szCs w:val="24"/>
+        </w:rPr>
+        <w:br/>
+        <w:t>b) High network importance</w:t>
+      </w:r>
+      <w:r>
+        <w:rPr>
+          <w:rFonts w:ascii="Times New Roman" w:hAnsi="Times New Roman" w:cs="Times New Roman"/>
+          <w:sz w:val="24"/>
+          <w:szCs w:val="24"/>
+        </w:rPr>
+        <w:br/>
+        <w:t>c) Data corruption</w:t>
+      </w:r>
+      <w:r>
+        <w:rPr>
+          <w:rFonts w:ascii="Times New Roman" w:hAnsi="Times New Roman" w:cs="Times New Roman"/>
+          <w:sz w:val="24"/>
+          <w:szCs w:val="24"/>
+        </w:rPr>
+        <w:br/>
+        <w:t>d) Reduced traffic</w:t>
+      </w:r>
+    </w:p>
+    <w:p>
+      <w:r>
+        <w:rPr>
+          <w:b/>
+        </w:rPr>
+        <w:t xml:space="preserve">Selected Answer: </w:t>
+      </w:r>
+      <w:r>
+        <w:rPr>
+          <w:b/>
+          <w:color w:val="2E7559"/>
+        </w:rPr>
+        <w:t>b) High network importance</w:t>
+      </w:r>
+    </w:p>
+    <w:p>
+      <w:r>
+        <w:rPr>
+          <w:b/>
+        </w:rPr>
+        <w:t xml:space="preserve">Explanation: </w:t>
+      </w:r>
+      <w:r>
+        <w:rPr>
           <w:i/>
-          <w:sz w:val="18"/>
-        </w:rPr>
-        <w:t>Figure 3: RStudio simulation and verification for Question 3.</w:t>
+        </w:rPr>
+        <w:t>Nodes with many edge connections (high degree centrality) act as primary transfer hubs, indicating high structural importance within the route network.</w:t>
+      </w:r>
+    </w:p>
+    <w:p>
+      <w:r>
+        <w:rPr>
+          <w:b/>
+        </w:rPr>
+        <w:br/>
+      </w:r>
+    </w:p>
+    <w:p>
+      <w:pPr>
+        <w:rPr>
+          <w:rFonts w:ascii="Times New Roman" w:hAnsi="Times New Roman" w:cs="Times New Roman"/>
+          <w:sz w:val="24"/>
+          <w:szCs w:val="24"/>
+        </w:rPr>
+      </w:pPr>
+      <w:r>
+        <w:rPr>
+          <w:rFonts w:ascii="Times New Roman" w:hAnsi="Times New Roman" w:cs="Times New Roman"/>
+          <w:b/>
+          <w:bCs/>
+          <w:sz w:val="24"/>
+          <w:szCs w:val="24"/>
+        </w:rPr>
+        <w:t xml:space="preserve">19. A company compares two delivery systems: System A → Mean delivery time = 25 min, SD = 3; System B → Mean delivery time = 25 min, SD = 10. Which analytical conclusion is most valid? </w:t>
+      </w:r>
+      <w:r>
+        <w:rPr>
+          <w:rFonts w:ascii="Times New Roman" w:hAnsi="Times New Roman" w:cs="Times New Roman"/>
+          <w:sz w:val="24"/>
+          <w:szCs w:val="24"/>
+        </w:rPr>
+        <w:br/>
+        <w:t>a) Both systems have identical variability</w:t>
+      </w:r>
+      <w:r>
+        <w:rPr>
+          <w:rFonts w:ascii="Times New Roman" w:hAnsi="Times New Roman" w:cs="Times New Roman"/>
+          <w:sz w:val="24"/>
+          <w:szCs w:val="24"/>
+        </w:rPr>
+        <w:br/>
+        <w:t>b) Standard deviation cannot measure consistency</w:t>
+      </w:r>
+      <w:r>
+        <w:rPr>
+          <w:rFonts w:ascii="Times New Roman" w:hAnsi="Times New Roman" w:cs="Times New Roman"/>
+          <w:sz w:val="24"/>
+          <w:szCs w:val="24"/>
+        </w:rPr>
+        <w:br/>
+        <w:t>c) System A is more consistent in delivery performance</w:t>
+      </w:r>
+      <w:r>
+        <w:rPr>
+          <w:rFonts w:ascii="Times New Roman" w:hAnsi="Times New Roman" w:cs="Times New Roman"/>
+          <w:sz w:val="24"/>
+          <w:szCs w:val="24"/>
+        </w:rPr>
+        <w:br/>
+        <w:t>d) System B is more stable because it has higher deviation</w:t>
+      </w:r>
+    </w:p>
+    <w:p>
+      <w:r>
+        <w:rPr>
+          <w:b/>
+        </w:rPr>
+        <w:t xml:space="preserve">Selected Answer: </w:t>
+      </w:r>
+      <w:r>
+        <w:rPr>
+          <w:b/>
+          <w:color w:val="2E7559"/>
+        </w:rPr>
+        <w:t>c) System A is more consistent in delivery performance</w:t>
+      </w:r>
+    </w:p>
+    <w:p>
+      <w:r>
+        <w:rPr>
+          <w:b/>
+        </w:rPr>
+        <w:lastRenderedPageBreak/>
+        <w:t xml:space="preserve">Explanation: </w:t>
+      </w:r>
+      <w:r>
+        <w:rPr>
+          <w:i/>
+        </w:rPr>
+        <w:t>Standard deviation measures variability. A smaller SD (System A SD = 3 vs System B SD = 10) means System A's delivery times are clustered closer to the mean, indicating higher consistency.</w:t>
       </w:r>
     </w:p>
     <w:p/>
+    <w:p/>
     <w:p>
       <w:pPr>
         <w:rPr>
@@ -2355,43 +3613,43 @@
           <w:sz w:val="24"/>
           <w:szCs w:val="24"/>
         </w:rPr>
-        <w:t xml:space="preserve">4. A histogram comparing two stores shows one store has a much wider spread of sales values. What analytical conclusion is correct? </w:t>
-      </w:r>
-      <w:r>
-        <w:rPr>
-          <w:rFonts w:ascii="Times New Roman" w:hAnsi="Times New Roman" w:cs="Times New Roman"/>
-          <w:sz w:val="24"/>
-          <w:szCs w:val="24"/>
-        </w:rPr>
-        <w:br/>
-        <w:t>a) Spread does not affect performance evaluation</w:t>
-      </w:r>
-      <w:r>
-        <w:rPr>
-          <w:rFonts w:ascii="Times New Roman" w:hAnsi="Times New Roman" w:cs="Times New Roman"/>
-          <w:sz w:val="24"/>
-          <w:szCs w:val="24"/>
-        </w:rPr>
-        <w:br/>
-        <w:t>b) Both stores have equal consistency</w:t>
-      </w:r>
-      <w:r>
-        <w:rPr>
-          <w:rFonts w:ascii="Times New Roman" w:hAnsi="Times New Roman" w:cs="Times New Roman"/>
-          <w:sz w:val="24"/>
-          <w:szCs w:val="24"/>
-        </w:rPr>
-        <w:br/>
-        <w:t>c) Wider spread implies higher average sales automatically</w:t>
-      </w:r>
-      <w:r>
-        <w:rPr>
-          <w:rFonts w:ascii="Times New Roman" w:hAnsi="Times New Roman" w:cs="Times New Roman"/>
-          <w:sz w:val="24"/>
-          <w:szCs w:val="24"/>
-        </w:rPr>
-        <w:br/>
-        <w:t>d) That store experiences greater variability in sales performance</w:t>
+        <w:t xml:space="preserve">20. A histogram shows frequencies of product defects: 0–2 defects → 60 machines, 2–4 defects → 25 machines, 4–6 defects → 10 machines, 6–8 defects → 5 machines. What analytical conclusion should be drawn? </w:t>
+      </w:r>
+      <w:r>
+        <w:rPr>
+          <w:rFonts w:ascii="Times New Roman" w:hAnsi="Times New Roman" w:cs="Times New Roman"/>
+          <w:sz w:val="24"/>
+          <w:szCs w:val="24"/>
+        </w:rPr>
+        <w:br/>
+        <w:t>a) Defects are uniformly distributed</w:t>
+      </w:r>
+      <w:r>
+        <w:rPr>
+          <w:rFonts w:ascii="Times New Roman" w:hAnsi="Times New Roman" w:cs="Times New Roman"/>
+          <w:sz w:val="24"/>
+          <w:szCs w:val="24"/>
+        </w:rPr>
+        <w:br/>
+        <w:t>b) Most machines produce high defects</w:t>
+      </w:r>
+      <w:r>
+        <w:rPr>
+          <w:rFonts w:ascii="Times New Roman" w:hAnsi="Times New Roman" w:cs="Times New Roman"/>
+          <w:sz w:val="24"/>
+          <w:szCs w:val="24"/>
+        </w:rPr>
+        <w:br/>
+        <w:t>c) The histogram is bimodal</w:t>
+      </w:r>
+      <w:r>
+        <w:rPr>
+          <w:rFonts w:ascii="Times New Roman" w:hAnsi="Times New Roman" w:cs="Times New Roman"/>
+          <w:sz w:val="24"/>
+          <w:szCs w:val="24"/>
+        </w:rPr>
+        <w:br/>
+        <w:t>d) Most machines produce very few defects, indicating right-skewness</w:t>
       </w:r>
     </w:p>
     <w:p>
@@ -2406,7 +3664,7 @@
           <w:b/>
           <w:color w:val="2E7559"/>
         </w:rPr>
-        <w:t>d) That store experiences greater variability in sales performance</w:t>
+        <w:t>d) Most machines produce very few defects, indicating right-skewness</w:t>
       </w:r>
     </w:p>
     <w:p>
@@ -2420,72 +3678,183 @@
         <w:rPr>
           <w:i/>
         </w:rPr>
-        <w:t>A wider spread in a histogram represents higher dispersion (standard deviation or variance), indicating that sales fluctuate more widely day-to-day (greater variability).</w:t>
-      </w:r>
-    </w:p>
-    <w:p>
-      <w:r>
-        <w:rPr>
-          <w:b/>
-        </w:rPr>
-        <w:br/>
-      </w:r>
-      <w:r>
-        <w:t>RStudio Implementation &amp; Verification Output:</w:t>
-      </w:r>
-    </w:p>
+        <w:t>Frequencies fall as defect count increases (60 for 0-2, 25 for 2-4, 10 for 4-6, 5 for 6-8), showing a peak on the left and a right tail (right-skewed).</w:t>
+      </w:r>
+    </w:p>
+    <w:p/>
+    <w:p/>
     <w:p>
       <w:pPr>
-        <w:jc w:val="center"/>
+        <w:rPr>
+          <w:rFonts w:ascii="Times New Roman" w:hAnsi="Times New Roman" w:cs="Times New Roman"/>
+          <w:sz w:val="24"/>
+          <w:szCs w:val="24"/>
+        </w:rPr>
       </w:pPr>
       <w:r>
-        <w:drawing>
-          <wp:inline xmlns:a="http://schemas.openxmlformats.org/drawingml/2006/main" xmlns:pic="http://schemas.openxmlformats.org/drawingml/2006/picture">
-            <wp:extent cx="5303520" cy="2981774"/>
-            <wp:docPr id="22" name="Picture 22"/>
-            <wp:cNvGraphicFramePr>
-              <a:graphicFrameLocks noChangeAspect="1"/>
-            </wp:cNvGraphicFramePr>
-            <a:graphic>
-              <a:graphicData uri="http://schemas.openxmlformats.org/drawingml/2006/picture">
-                <pic:pic>
-                  <pic:nvPicPr>
-                    <pic:cNvPr id="0" name="image.png"/>
-                    <pic:cNvPicPr/>
-                  </pic:nvPicPr>
-                  <pic:blipFill>
-                    <a:blip r:embed="rId29"/>
-                    <a:stretch>
-                      <a:fillRect/>
-                    </a:stretch>
-                  </pic:blipFill>
-                  <pic:spPr>
-                    <a:xfrm>
-                      <a:off x="0" y="0"/>
-                      <a:ext cx="5303520" cy="2981774"/>
-                    </a:xfrm>
-                    <a:prstGeom prst="rect"/>
-                  </pic:spPr>
-                </pic:pic>
-              </a:graphicData>
-            </a:graphic>
-          </wp:inline>
-        </w:drawing>
-      </w:r>
-    </w:p>
+        <w:rPr>
+          <w:rFonts w:ascii="Times New Roman" w:hAnsi="Times New Roman" w:cs="Times New Roman"/>
+          <w:b/>
+          <w:bCs/>
+          <w:sz w:val="24"/>
+          <w:szCs w:val="24"/>
+        </w:rPr>
+        <w:t xml:space="preserve">21. A hospital analyzes patient waiting times using a histogram and notices that most values are concentrated in lower intervals while a few extend far to the right. What analytical interpretation can be made from this distribution? </w:t>
+      </w:r>
+      <w:r>
+        <w:rPr>
+          <w:rFonts w:ascii="Times New Roman" w:hAnsi="Times New Roman" w:cs="Times New Roman"/>
+          <w:sz w:val="24"/>
+          <w:szCs w:val="24"/>
+        </w:rPr>
+        <w:br/>
+        <w:t>a) Waiting times follow a right-skewed distribution with a few extreme delays</w:t>
+      </w:r>
+      <w:r>
+        <w:rPr>
+          <w:rFonts w:ascii="Times New Roman" w:hAnsi="Times New Roman" w:cs="Times New Roman"/>
+          <w:sz w:val="24"/>
+          <w:szCs w:val="24"/>
+        </w:rPr>
+        <w:br/>
+        <w:t>b) All patients experience identical waiting times</w:t>
+      </w:r>
+      <w:r>
+        <w:rPr>
+          <w:rFonts w:ascii="Times New Roman" w:hAnsi="Times New Roman" w:cs="Times New Roman"/>
+          <w:sz w:val="24"/>
+          <w:szCs w:val="24"/>
+        </w:rPr>
+        <w:br/>
+        <w:t>c) The data follows perfect symmetry</w:t>
+      </w:r>
+      <w:r>
+        <w:rPr>
+          <w:rFonts w:ascii="Times New Roman" w:hAnsi="Times New Roman" w:cs="Times New Roman"/>
+          <w:sz w:val="24"/>
+          <w:szCs w:val="24"/>
+        </w:rPr>
+        <w:br/>
+        <w:t>d) No variability exists in the dataset</w:t>
+      </w:r>
+    </w:p>
+    <w:p>
+      <w:r>
+        <w:rPr>
+          <w:b/>
+        </w:rPr>
+        <w:t xml:space="preserve">Selected Answer: </w:t>
+      </w:r>
+      <w:r>
+        <w:rPr>
+          <w:b/>
+          <w:color w:val="2E7559"/>
+        </w:rPr>
+        <w:t>a) Waiting times follow a right-skewed distribution with a few extreme delays</w:t>
+      </w:r>
+    </w:p>
+    <w:p>
+      <w:r>
+        <w:rPr>
+          <w:b/>
+        </w:rPr>
+        <w:t xml:space="preserve">Explanation: </w:t>
+      </w:r>
+      <w:r>
+        <w:rPr>
+          <w:i/>
+        </w:rPr>
+        <w:t>Values concentrated in lower intervals with a tail extending far to the right is the hallmark of a right-skewed distribution, meaning most patients wait very little, but a few face extreme delays.</w:t>
+      </w:r>
+    </w:p>
+    <w:p/>
+    <w:p/>
     <w:p>
       <w:pPr>
-        <w:jc w:val="center"/>
+        <w:rPr>
+          <w:rFonts w:ascii="Times New Roman" w:hAnsi="Times New Roman" w:cs="Times New Roman"/>
+          <w:sz w:val="24"/>
+          <w:szCs w:val="24"/>
+        </w:rPr>
       </w:pPr>
       <w:r>
         <w:rPr>
+          <w:rFonts w:ascii="Times New Roman" w:hAnsi="Times New Roman" w:cs="Times New Roman"/>
+          <w:b/>
+          <w:bCs/>
+          <w:sz w:val="24"/>
+          <w:szCs w:val="24"/>
+        </w:rPr>
+        <w:t xml:space="preserve">22. A financial analyst uses a violin plot to compare monthly investment returns of two portfolios. One violin plot shows two clear density peaks. What does this most likely indicate about the portfolio returns? </w:t>
+      </w:r>
+      <w:r>
+        <w:rPr>
+          <w:rFonts w:ascii="Times New Roman" w:hAnsi="Times New Roman" w:cs="Times New Roman"/>
+          <w:sz w:val="24"/>
+          <w:szCs w:val="24"/>
+        </w:rPr>
+        <w:br/>
+        <w:t>a) The returns contain two dominant groups or patterns</w:t>
+      </w:r>
+      <w:r>
+        <w:rPr>
+          <w:rFonts w:ascii="Times New Roman" w:hAnsi="Times New Roman" w:cs="Times New Roman"/>
+          <w:sz w:val="24"/>
+          <w:szCs w:val="24"/>
+        </w:rPr>
+        <w:br/>
+        <w:t>b) The portfolio has zero variability</w:t>
+      </w:r>
+      <w:r>
+        <w:rPr>
+          <w:rFonts w:ascii="Times New Roman" w:hAnsi="Times New Roman" w:cs="Times New Roman"/>
+          <w:sz w:val="24"/>
+          <w:szCs w:val="24"/>
+        </w:rPr>
+        <w:br/>
+        <w:t>c) The returns are uniformly distributed</w:t>
+      </w:r>
+      <w:r>
+        <w:rPr>
+          <w:rFonts w:ascii="Times New Roman" w:hAnsi="Times New Roman" w:cs="Times New Roman"/>
+          <w:sz w:val="24"/>
+          <w:szCs w:val="24"/>
+        </w:rPr>
+        <w:br/>
+        <w:t>d) The dataset contains only outliers</w:t>
+      </w:r>
+    </w:p>
+    <w:p>
+      <w:r>
+        <w:rPr>
+          <w:b/>
+        </w:rPr>
+        <w:t xml:space="preserve">Selected Answer: </w:t>
+      </w:r>
+      <w:r>
+        <w:rPr>
+          <w:b/>
+          <w:color w:val="2E7559"/>
+        </w:rPr>
+        <w:t>a) The returns contain two dominant groups or patterns</w:t>
+      </w:r>
+    </w:p>
+    <w:p>
+      <w:r>
+        <w:rPr>
+          <w:b/>
+        </w:rPr>
+        <w:t xml:space="preserve">Explanation: </w:t>
+      </w:r>
+      <w:r>
+        <w:rPr>
           <w:i/>
-          <w:sz w:val="18"/>
-        </w:rPr>
-        <w:t>Figure 4: RStudio simulation and verification for Question 4.</w:t>
+        </w:rPr>
+        <w:t>Two clear density peaks in a density or violin plot represent a bimodal distribution, indicating the presence of two separate groups or patterns in the investment returns.</w:t>
       </w:r>
     </w:p>
     <w:p/>
+    <w:p/>
     <w:p>
       <w:pPr>
         <w:rPr>
@@ -2502,43 +3871,43 @@
           <w:sz w:val="24"/>
           <w:szCs w:val="24"/>
         </w:rPr>
-        <w:t xml:space="preserve">5. A boxplot has the following values: Q1 = 40, Median = 55, Q3 = 70. Calculate the IQR and evaluate the central spread. </w:t>
-      </w:r>
-      <w:r>
-        <w:rPr>
-          <w:rFonts w:ascii="Times New Roman" w:hAnsi="Times New Roman" w:cs="Times New Roman"/>
-          <w:sz w:val="24"/>
-          <w:szCs w:val="24"/>
-        </w:rPr>
-        <w:br/>
-        <w:t>a) IQR = 55, indicating uniform spread</w:t>
-      </w:r>
-      <w:r>
-        <w:rPr>
-          <w:rFonts w:ascii="Times New Roman" w:hAnsi="Times New Roman" w:cs="Times New Roman"/>
-          <w:sz w:val="24"/>
-          <w:szCs w:val="24"/>
-        </w:rPr>
-        <w:br/>
-        <w:t>b) IQR = 15, indicating no variability</w:t>
-      </w:r>
-      <w:r>
-        <w:rPr>
-          <w:rFonts w:ascii="Times New Roman" w:hAnsi="Times New Roman" w:cs="Times New Roman"/>
-          <w:sz w:val="24"/>
-          <w:szCs w:val="24"/>
-        </w:rPr>
-        <w:br/>
-        <w:t>c) IQR = 30, indicating moderate variability in the middle 50%</w:t>
-      </w:r>
-      <w:r>
-        <w:rPr>
-          <w:rFonts w:ascii="Times New Roman" w:hAnsi="Times New Roman" w:cs="Times New Roman"/>
-          <w:sz w:val="24"/>
-          <w:szCs w:val="24"/>
-        </w:rPr>
-        <w:br/>
-        <w:t>d) IQR = 70, indicating symmetric distribution</w:t>
+        <w:t xml:space="preserve">23. Why do analysts use scatter plots for x–y data? </w:t>
+      </w:r>
+      <w:r>
+        <w:rPr>
+          <w:rFonts w:ascii="Times New Roman" w:hAnsi="Times New Roman" w:cs="Times New Roman"/>
+          <w:sz w:val="24"/>
+          <w:szCs w:val="24"/>
+        </w:rPr>
+        <w:br/>
+        <w:t>a) To identify trends and relationships</w:t>
+      </w:r>
+      <w:r>
+        <w:rPr>
+          <w:rFonts w:ascii="Times New Roman" w:hAnsi="Times New Roman" w:cs="Times New Roman"/>
+          <w:sz w:val="24"/>
+          <w:szCs w:val="24"/>
+        </w:rPr>
+        <w:br/>
+        <w:t>b) To display percentages only</w:t>
+      </w:r>
+      <w:r>
+        <w:rPr>
+          <w:rFonts w:ascii="Times New Roman" w:hAnsi="Times New Roman" w:cs="Times New Roman"/>
+          <w:sz w:val="24"/>
+          <w:szCs w:val="24"/>
+        </w:rPr>
+        <w:br/>
+        <w:t>c) To organize files</w:t>
+      </w:r>
+      <w:r>
+        <w:rPr>
+          <w:rFonts w:ascii="Times New Roman" w:hAnsi="Times New Roman" w:cs="Times New Roman"/>
+          <w:sz w:val="24"/>
+          <w:szCs w:val="24"/>
+        </w:rPr>
+        <w:br/>
+        <w:t>d) To remove variables</w:t>
       </w:r>
     </w:p>
     <w:p>
@@ -2553,7 +3922,7 @@
           <w:b/>
           <w:color w:val="2E7559"/>
         </w:rPr>
-        <w:t>c) IQR = 30, indicating moderate variability in the middle 50%</w:t>
+        <w:t>a) To identify trends and relationships</w:t>
       </w:r>
     </w:p>
     <w:p>
@@ -2567,3074 +3936,194 @@
         <w:rPr>
           <w:i/>
         </w:rPr>
-        <w:t>IQR = Q3 - Q1 = 70 - 40 = 30. The IQR represents the spread of the middle 50% of the data, indicating moderate variability in that central range.</w:t>
-      </w:r>
-    </w:p>
-    <w:p>
-      <w:r>
-        <w:rPr>
-          <w:b/>
-        </w:rPr>
-        <w:br/>
-      </w:r>
-      <w:r>
-        <w:t>RStudio Implementation &amp; Verification Output:</w:t>
-      </w:r>
-    </w:p>
+        <w:t>Scatter plots map variables onto Cartesians, which is the standard method to visually discover correlations, groupings, or linear trends between two continuous variables.</w:t>
+      </w:r>
+    </w:p>
+    <w:p>
+      <w:r>
+        <w:rPr>
+          <w:b/>
+        </w:rPr>
+        <w:br/>
+      </w:r>
+    </w:p>
+    <w:p/>
     <w:p>
       <w:pPr>
-        <w:jc w:val="center"/>
+        <w:rPr>
+          <w:rFonts w:ascii="Times New Roman" w:hAnsi="Times New Roman" w:cs="Times New Roman"/>
+          <w:sz w:val="24"/>
+          <w:szCs w:val="24"/>
+        </w:rPr>
       </w:pPr>
       <w:r>
-        <w:drawing>
-          <wp:inline xmlns:a="http://schemas.openxmlformats.org/drawingml/2006/main" xmlns:pic="http://schemas.openxmlformats.org/drawingml/2006/picture">
-            <wp:extent cx="5303520" cy="2981774"/>
-            <wp:docPr id="21" name="Picture 21"/>
-            <wp:cNvGraphicFramePr>
-              <a:graphicFrameLocks noChangeAspect="1"/>
-            </wp:cNvGraphicFramePr>
-            <a:graphic>
-              <a:graphicData uri="http://schemas.openxmlformats.org/drawingml/2006/picture">
-                <pic:pic>
-                  <pic:nvPicPr>
-                    <pic:cNvPr id="0" name="image.png"/>
-                    <pic:cNvPicPr/>
-                  </pic:nvPicPr>
-                  <pic:blipFill>
-                    <a:blip r:embed="rId28"/>
-                    <a:stretch>
-                      <a:fillRect/>
-                    </a:stretch>
-                  </pic:blipFill>
-                  <pic:spPr>
-                    <a:xfrm>
-                      <a:off x="0" y="0"/>
-                      <a:ext cx="5303520" cy="2981774"/>
-                    </a:xfrm>
-                    <a:prstGeom prst="rect"/>
-                  </pic:spPr>
-                </pic:pic>
-              </a:graphicData>
-            </a:graphic>
-          </wp:inline>
-        </w:drawing>
-      </w:r>
-    </w:p>
+        <w:rPr>
+          <w:rFonts w:ascii="Times New Roman" w:hAnsi="Times New Roman" w:cs="Times New Roman"/>
+          <w:b/>
+          <w:bCs/>
+          <w:sz w:val="24"/>
+          <w:szCs w:val="24"/>
+        </w:rPr>
+        <w:t xml:space="preserve">24. How does visualizing amounts help decision-making? </w:t>
+      </w:r>
+      <w:r>
+        <w:rPr>
+          <w:rFonts w:ascii="Times New Roman" w:hAnsi="Times New Roman" w:cs="Times New Roman"/>
+          <w:sz w:val="24"/>
+          <w:szCs w:val="24"/>
+        </w:rPr>
+        <w:br/>
+        <w:t>a) By making quantity comparisons easier</w:t>
+      </w:r>
+      <w:r>
+        <w:rPr>
+          <w:rFonts w:ascii="Times New Roman" w:hAnsi="Times New Roman" w:cs="Times New Roman"/>
+          <w:sz w:val="24"/>
+          <w:szCs w:val="24"/>
+        </w:rPr>
+        <w:br/>
+      </w:r>
+      <w:r>
+        <w:rPr>
+          <w:rFonts w:ascii="Times New Roman" w:hAnsi="Times New Roman" w:cs="Times New Roman"/>
+          <w:sz w:val="24"/>
+          <w:szCs w:val="24"/>
+        </w:rPr>
+        <w:lastRenderedPageBreak/>
+        <w:t>b) By reducing information</w:t>
+      </w:r>
+      <w:r>
+        <w:rPr>
+          <w:rFonts w:ascii="Times New Roman" w:hAnsi="Times New Roman" w:cs="Times New Roman"/>
+          <w:sz w:val="24"/>
+          <w:szCs w:val="24"/>
+        </w:rPr>
+        <w:br/>
+        <w:t>c) By hiding differences</w:t>
+      </w:r>
+      <w:r>
+        <w:rPr>
+          <w:rFonts w:ascii="Times New Roman" w:hAnsi="Times New Roman" w:cs="Times New Roman"/>
+          <w:sz w:val="24"/>
+          <w:szCs w:val="24"/>
+        </w:rPr>
+        <w:br/>
+        <w:t>d) By avoiding analysis</w:t>
+      </w:r>
+    </w:p>
+    <w:p>
+      <w:r>
+        <w:rPr>
+          <w:b/>
+        </w:rPr>
+        <w:t xml:space="preserve">Selected Answer: </w:t>
+      </w:r>
+      <w:r>
+        <w:rPr>
+          <w:b/>
+          <w:color w:val="2E7559"/>
+        </w:rPr>
+        <w:t>a) By making quantity comparisons easier</w:t>
+      </w:r>
+    </w:p>
+    <w:p>
+      <w:r>
+        <w:rPr>
+          <w:b/>
+        </w:rPr>
+        <w:t xml:space="preserve">Explanation: </w:t>
+      </w:r>
+      <w:r>
+        <w:rPr>
+          <w:i/>
+        </w:rPr>
+        <w:t>Representing amounts using visual properties like bar heights translates abstract numbers into spatial scales, making comparison faster and more intuitive for decision makers.</w:t>
+      </w:r>
+    </w:p>
+    <w:p/>
+    <w:p/>
     <w:p>
       <w:pPr>
-        <w:jc w:val="center"/>
+        <w:rPr>
+          <w:rFonts w:ascii="Times New Roman" w:hAnsi="Times New Roman" w:cs="Times New Roman"/>
+          <w:sz w:val="24"/>
+          <w:szCs w:val="24"/>
+        </w:rPr>
       </w:pPr>
       <w:r>
         <w:rPr>
+          <w:rFonts w:ascii="Times New Roman" w:hAnsi="Times New Roman" w:cs="Times New Roman"/>
+          <w:b/>
+          <w:bCs/>
+          <w:sz w:val="24"/>
+          <w:szCs w:val="24"/>
+        </w:rPr>
+        <w:t xml:space="preserve">25. Why are distributions important in data analysis? </w:t>
+      </w:r>
+      <w:r>
+        <w:rPr>
+          <w:rFonts w:ascii="Times New Roman" w:hAnsi="Times New Roman" w:cs="Times New Roman"/>
+          <w:sz w:val="24"/>
+          <w:szCs w:val="24"/>
+        </w:rPr>
+        <w:br/>
+        <w:t>a) They help understand how values are spread</w:t>
+      </w:r>
+      <w:r>
+        <w:rPr>
+          <w:rFonts w:ascii="Times New Roman" w:hAnsi="Times New Roman" w:cs="Times New Roman"/>
+          <w:sz w:val="24"/>
+          <w:szCs w:val="24"/>
+        </w:rPr>
+        <w:br/>
+        <w:t>b) They remove patterns</w:t>
+      </w:r>
+      <w:r>
+        <w:rPr>
+          <w:rFonts w:ascii="Times New Roman" w:hAnsi="Times New Roman" w:cs="Times New Roman"/>
+          <w:sz w:val="24"/>
+          <w:szCs w:val="24"/>
+        </w:rPr>
+        <w:br/>
+        <w:t>c) They reduce accuracy</w:t>
+      </w:r>
+      <w:r>
+        <w:rPr>
+          <w:rFonts w:ascii="Times New Roman" w:hAnsi="Times New Roman" w:cs="Times New Roman"/>
+          <w:sz w:val="24"/>
+          <w:szCs w:val="24"/>
+        </w:rPr>
+        <w:br/>
+        <w:t>d) They avoid comparisons</w:t>
+      </w:r>
+    </w:p>
+    <w:p>
+      <w:r>
+        <w:rPr>
+          <w:b/>
+        </w:rPr>
+        <w:t xml:space="preserve">Selected Answer: </w:t>
+      </w:r>
+      <w:r>
+        <w:rPr>
+          <w:b/>
+          <w:color w:val="2E7559"/>
+        </w:rPr>
+        <w:t>a) They help understand how values are spread</w:t>
+      </w:r>
+    </w:p>
+    <w:p>
+      <w:r>
+        <w:rPr>
+          <w:b/>
+        </w:rPr>
+        <w:t xml:space="preserve">Explanation: </w:t>
+      </w:r>
+      <w:r>
+        <w:rPr>
           <w:i/>
-          <w:sz w:val="18"/>
-        </w:rPr>
-        <w:t>Figure 5: RStudio simulation and verification for Question 5.</w:t>
-      </w:r>
-    </w:p>
-    <w:p/>
-    <w:p>
-      <w:pPr>
-        <w:rPr>
-          <w:rFonts w:ascii="Times New Roman" w:hAnsi="Times New Roman" w:cs="Times New Roman"/>
-          <w:sz w:val="24"/>
-          <w:szCs w:val="24"/>
-        </w:rPr>
-      </w:pPr>
-      <w:r>
-        <w:rPr>
-          <w:rFonts w:ascii="Times New Roman" w:hAnsi="Times New Roman" w:cs="Times New Roman"/>
-          <w:b/>
-          <w:bCs/>
-          <w:sz w:val="24"/>
-          <w:szCs w:val="24"/>
-        </w:rPr>
-        <w:t xml:space="preserve">6. A density plot of rainfall data becomes flatter and wider after climate changes over several years. Which analytical interpretation is strongest? </w:t>
-      </w:r>
-      <w:r>
-        <w:rPr>
-          <w:rFonts w:ascii="Times New Roman" w:hAnsi="Times New Roman" w:cs="Times New Roman"/>
-          <w:sz w:val="24"/>
-          <w:szCs w:val="24"/>
-        </w:rPr>
-        <w:br/>
-        <w:t>a) Flat density curves indicate absence of observations</w:t>
-      </w:r>
-      <w:r>
-        <w:rPr>
-          <w:rFonts w:ascii="Times New Roman" w:hAnsi="Times New Roman" w:cs="Times New Roman"/>
-          <w:sz w:val="24"/>
-          <w:szCs w:val="24"/>
-        </w:rPr>
-        <w:br/>
-        <w:t>b) Rainfall patterns have become more variable and less concentrated</w:t>
-      </w:r>
-      <w:r>
-        <w:rPr>
-          <w:rFonts w:ascii="Times New Roman" w:hAnsi="Times New Roman" w:cs="Times New Roman"/>
-          <w:sz w:val="24"/>
-          <w:szCs w:val="24"/>
-        </w:rPr>
-        <w:br/>
-        <w:t>c) Rainfall variability has reduced completely</w:t>
-      </w:r>
-      <w:r>
-        <w:rPr>
-          <w:rFonts w:ascii="Times New Roman" w:hAnsi="Times New Roman" w:cs="Times New Roman"/>
-          <w:sz w:val="24"/>
-          <w:szCs w:val="24"/>
-        </w:rPr>
-        <w:br/>
-        <w:t>d) The average rainfall must have decreased</w:t>
-      </w:r>
-    </w:p>
-    <w:p>
-      <w:r>
-        <w:rPr>
-          <w:b/>
-        </w:rPr>
-        <w:t xml:space="preserve">Selected Answer: </w:t>
-      </w:r>
-      <w:r>
-        <w:rPr>
-          <w:b/>
-          <w:color w:val="2E7559"/>
-        </w:rPr>
-        <w:t>b) Rainfall patterns have become more variable and less concentrated</w:t>
-      </w:r>
-    </w:p>
-    <w:p>
-      <w:r>
-        <w:rPr>
-          <w:b/>
-        </w:rPr>
-        <w:t xml:space="preserve">Explanation: </w:t>
-      </w:r>
-      <w:r>
-        <w:rPr>
-          <w:i/>
-        </w:rPr>
-        <w:t>A flatter and wider density curve indicates that the values are spread over a larger range, meaning increased standard deviation and less concentration around the mean.</w:t>
-      </w:r>
-    </w:p>
-    <w:p>
-      <w:r>
-        <w:rPr>
-          <w:b/>
-        </w:rPr>
-        <w:br/>
-      </w:r>
-      <w:r>
-        <w:t>RStudio Implementation &amp; Verification Output:</w:t>
-      </w:r>
-    </w:p>
-    <w:p>
-      <w:pPr>
-        <w:jc w:val="center"/>
-      </w:pPr>
-      <w:r>
-        <w:drawing>
-          <wp:inline xmlns:a="http://schemas.openxmlformats.org/drawingml/2006/main" xmlns:pic="http://schemas.openxmlformats.org/drawingml/2006/picture">
-            <wp:extent cx="5303520" cy="2981774"/>
-            <wp:docPr id="20" name="Picture 20"/>
-            <wp:cNvGraphicFramePr>
-              <a:graphicFrameLocks noChangeAspect="1"/>
-            </wp:cNvGraphicFramePr>
-            <a:graphic>
-              <a:graphicData uri="http://schemas.openxmlformats.org/drawingml/2006/picture">
-                <pic:pic>
-                  <pic:nvPicPr>
-                    <pic:cNvPr id="0" name="a3_q6_screenshot.png"/>
-                    <pic:cNvPicPr/>
-                  </pic:nvPicPr>
-                  <pic:blipFill>
-                    <a:blip r:embed="rId40"/>
-                    <a:stretch>
-                      <a:fillRect/>
-                    </a:stretch>
-                  </pic:blipFill>
-                  <pic:spPr>
-                    <a:xfrm>
-                      <a:off x="0" y="0"/>
-                      <a:ext cx="5303520" cy="2981774"/>
-                    </a:xfrm>
-                    <a:prstGeom prst="rect"/>
-                  </pic:spPr>
-                </pic:pic>
-              </a:graphicData>
-            </a:graphic>
-          </wp:inline>
-        </w:drawing>
-      </w:r>
-    </w:p>
-    <w:p>
-      <w:pPr>
-        <w:jc w:val="center"/>
-      </w:pPr>
-      <w:r>
-        <w:rPr>
-          <w:i/>
-          <w:sz w:val="18"/>
-        </w:rPr>
-        <w:t>Figure 6: RStudio simulation and verification for Question 6.</w:t>
-      </w:r>
-    </w:p>
-    <w:p/>
-    <w:p>
-      <w:pPr>
-        <w:rPr>
-          <w:rFonts w:ascii="Times New Roman" w:hAnsi="Times New Roman" w:cs="Times New Roman"/>
-          <w:sz w:val="24"/>
-          <w:szCs w:val="24"/>
-        </w:rPr>
-      </w:pPr>
-      <w:r>
-        <w:rPr>
-          <w:rFonts w:ascii="Times New Roman" w:hAnsi="Times New Roman" w:cs="Times New Roman"/>
-          <w:b/>
-          <w:bCs/>
-          <w:sz w:val="24"/>
-          <w:szCs w:val="24"/>
-        </w:rPr>
-        <w:t xml:space="preserve">7. A company compares yearly sales distributions. Year 1 → Mean = 500, SD = 40; Year 2 → Mean = 500, SD = 100. Which analytical conclusion is strongest? </w:t>
-      </w:r>
-      <w:r>
-        <w:rPr>
-          <w:rFonts w:ascii="Times New Roman" w:hAnsi="Times New Roman" w:cs="Times New Roman"/>
-          <w:sz w:val="24"/>
-          <w:szCs w:val="24"/>
-        </w:rPr>
-        <w:br/>
-        <w:t>a) Mean values alone determine spread</w:t>
-      </w:r>
-      <w:r>
-        <w:rPr>
-          <w:rFonts w:ascii="Times New Roman" w:hAnsi="Times New Roman" w:cs="Times New Roman"/>
-          <w:sz w:val="24"/>
-          <w:szCs w:val="24"/>
-        </w:rPr>
-        <w:br/>
-        <w:t>b) Both years have identical distributions</w:t>
-      </w:r>
-      <w:r>
-        <w:rPr>
-          <w:rFonts w:ascii="Times New Roman" w:hAnsi="Times New Roman" w:cs="Times New Roman"/>
-          <w:sz w:val="24"/>
-          <w:szCs w:val="24"/>
-        </w:rPr>
-        <w:br/>
-        <w:t>c) Year 1 has greater variability</w:t>
-      </w:r>
-      <w:r>
-        <w:rPr>
-          <w:rFonts w:ascii="Times New Roman" w:hAnsi="Times New Roman" w:cs="Times New Roman"/>
-          <w:sz w:val="24"/>
-          <w:szCs w:val="24"/>
-        </w:rPr>
-        <w:br/>
-        <w:t>d) Year 2 sales fluctuate more widely around the average</w:t>
-      </w:r>
-    </w:p>
-    <w:p>
-      <w:r>
-        <w:rPr>
-          <w:b/>
-        </w:rPr>
-        <w:t xml:space="preserve">Selected Answer: </w:t>
-      </w:r>
-      <w:r>
-        <w:rPr>
-          <w:b/>
-          <w:color w:val="2E7559"/>
-        </w:rPr>
-        <w:t>d) Year 2 sales fluctuate more widely around the average</w:t>
-      </w:r>
-    </w:p>
-    <w:p>
-      <w:r>
-        <w:rPr>
-          <w:b/>
-        </w:rPr>
-        <w:t xml:space="preserve">Explanation: </w:t>
-      </w:r>
-      <w:r>
-        <w:rPr>
-          <w:i/>
-        </w:rPr>
-        <w:t>Year 2 has a higher standard deviation (100 vs 40). Standard deviation measures the average deviation from the mean, so higher SD indicates greater fluctuations around the average.</w:t>
-      </w:r>
-    </w:p>
-    <w:p>
-      <w:r>
-        <w:rPr>
-          <w:b/>
-        </w:rPr>
-        <w:br/>
-      </w:r>
-      <w:r>
-        <w:t>RStudio Implementation &amp; Verification Output:</w:t>
-      </w:r>
-    </w:p>
-    <w:p>
-      <w:pPr>
-        <w:jc w:val="center"/>
-      </w:pPr>
-      <w:r>
-        <w:drawing>
-          <wp:inline xmlns:a="http://schemas.openxmlformats.org/drawingml/2006/main" xmlns:pic="http://schemas.openxmlformats.org/drawingml/2006/picture">
-            <wp:extent cx="5303520" cy="2981774"/>
-            <wp:docPr id="19" name="Picture 19"/>
-            <wp:cNvGraphicFramePr>
-              <a:graphicFrameLocks noChangeAspect="1"/>
-            </wp:cNvGraphicFramePr>
-            <a:graphic>
-              <a:graphicData uri="http://schemas.openxmlformats.org/drawingml/2006/picture">
-                <pic:pic>
-                  <pic:nvPicPr>
-                    <pic:cNvPr id="0" name="a3_q7_screenshot.png"/>
-                    <pic:cNvPicPr/>
-                  </pic:nvPicPr>
-                  <pic:blipFill>
-                    <a:blip r:embed="rId39"/>
-                    <a:stretch>
-                      <a:fillRect/>
-                    </a:stretch>
-                  </pic:blipFill>
-                  <pic:spPr>
-                    <a:xfrm>
-                      <a:off x="0" y="0"/>
-                      <a:ext cx="5303520" cy="2981774"/>
-                    </a:xfrm>
-                    <a:prstGeom prst="rect"/>
-                  </pic:spPr>
-                </pic:pic>
-              </a:graphicData>
-            </a:graphic>
-          </wp:inline>
-        </w:drawing>
-      </w:r>
-    </w:p>
-    <w:p>
-      <w:pPr>
-        <w:jc w:val="center"/>
-      </w:pPr>
-      <w:r>
-        <w:rPr>
-          <w:i/>
-          <w:sz w:val="18"/>
-        </w:rPr>
-        <w:t>Figure 7: RStudio simulation and verification for Question 7.</w:t>
-      </w:r>
-    </w:p>
-    <w:p/>
-    <w:p>
-      <w:pPr>
-        <w:rPr>
-          <w:rFonts w:ascii="Times New Roman" w:hAnsi="Times New Roman" w:cs="Times New Roman"/>
-          <w:sz w:val="24"/>
-          <w:szCs w:val="24"/>
-        </w:rPr>
-      </w:pPr>
-      <w:r>
-        <w:rPr>
-          <w:rFonts w:ascii="Times New Roman" w:hAnsi="Times New Roman" w:cs="Times New Roman"/>
-          <w:b/>
-          <w:bCs/>
-          <w:sz w:val="24"/>
-          <w:szCs w:val="24"/>
-        </w:rPr>
-        <w:t xml:space="preserve">8. Two distributions are compared using boxplots: Distribution A → Median = 55, Range = 20; Distribution B → Median = 70, Range = 50. Which analytical evaluation is most appropriate? </w:t>
-      </w:r>
-      <w:r>
-        <w:rPr>
-          <w:rFonts w:ascii="Times New Roman" w:hAnsi="Times New Roman" w:cs="Times New Roman"/>
-          <w:sz w:val="24"/>
-          <w:szCs w:val="24"/>
-        </w:rPr>
-        <w:br/>
-        <w:t>a) Distribution B has higher central tendency but also greater spread</w:t>
-      </w:r>
-      <w:r>
-        <w:rPr>
-          <w:rFonts w:ascii="Times New Roman" w:hAnsi="Times New Roman" w:cs="Times New Roman"/>
-          <w:sz w:val="24"/>
-          <w:szCs w:val="24"/>
-        </w:rPr>
-        <w:br/>
-        <w:t>b) Distribution A has more variability because its range is smaller</w:t>
-      </w:r>
-      <w:r>
-        <w:rPr>
-          <w:rFonts w:ascii="Times New Roman" w:hAnsi="Times New Roman" w:cs="Times New Roman"/>
-          <w:sz w:val="24"/>
-          <w:szCs w:val="24"/>
-        </w:rPr>
-        <w:br/>
-        <w:t>c) Both distributions have equal consistency</w:t>
-      </w:r>
-      <w:r>
-        <w:rPr>
-          <w:rFonts w:ascii="Times New Roman" w:hAnsi="Times New Roman" w:cs="Times New Roman"/>
-          <w:sz w:val="24"/>
-          <w:szCs w:val="24"/>
-        </w:rPr>
-        <w:br/>
-        <w:t>d) Range cannot indicate spread</w:t>
-      </w:r>
-    </w:p>
-    <w:p>
-      <w:r>
-        <w:rPr>
-          <w:b/>
-        </w:rPr>
-        <w:t xml:space="preserve">Selected Answer: </w:t>
-      </w:r>
-      <w:r>
-        <w:rPr>
-          <w:b/>
-          <w:color w:val="2E7559"/>
-        </w:rPr>
-        <w:t>a) Distribution B has higher central tendency but also greater spread</w:t>
-      </w:r>
-    </w:p>
-    <w:p>
-      <w:r>
-        <w:rPr>
-          <w:b/>
-        </w:rPr>
-        <w:t xml:space="preserve">Explanation: </w:t>
-      </w:r>
-      <w:r>
-        <w:rPr>
-          <w:i/>
-        </w:rPr>
-        <w:t>Median measures central tendency (B=70 &amp;gt; A=55), and range measures total spread (B=50 &amp;gt; A=20), showing B has higher central tendency and greater spread.</w:t>
-      </w:r>
-    </w:p>
-    <w:p>
-      <w:r>
-        <w:rPr>
-          <w:b/>
-        </w:rPr>
-        <w:br/>
-      </w:r>
-      <w:r>
-        <w:t>RStudio Implementation &amp; Verification Output:</w:t>
-      </w:r>
-    </w:p>
-    <w:p>
-      <w:pPr>
-        <w:jc w:val="center"/>
-      </w:pPr>
-      <w:r>
-        <w:drawing>
-          <wp:inline xmlns:a="http://schemas.openxmlformats.org/drawingml/2006/main" xmlns:pic="http://schemas.openxmlformats.org/drawingml/2006/picture">
-            <wp:extent cx="5303520" cy="2981774"/>
-            <wp:docPr id="18" name="Picture 18"/>
-            <wp:cNvGraphicFramePr>
-              <a:graphicFrameLocks noChangeAspect="1"/>
-            </wp:cNvGraphicFramePr>
-            <a:graphic>
-              <a:graphicData uri="http://schemas.openxmlformats.org/drawingml/2006/picture">
-                <pic:pic>
-                  <pic:nvPicPr>
-                    <pic:cNvPr id="0" name="a3_q8_screenshot.png"/>
-                    <pic:cNvPicPr/>
-                  </pic:nvPicPr>
-                  <pic:blipFill>
-                    <a:blip r:embed="rId38"/>
-                    <a:stretch>
-                      <a:fillRect/>
-                    </a:stretch>
-                  </pic:blipFill>
-                  <pic:spPr>
-                    <a:xfrm>
-                      <a:off x="0" y="0"/>
-                      <a:ext cx="5303520" cy="2981774"/>
-                    </a:xfrm>
-                    <a:prstGeom prst="rect"/>
-                  </pic:spPr>
-                </pic:pic>
-              </a:graphicData>
-            </a:graphic>
-          </wp:inline>
-        </w:drawing>
-      </w:r>
-    </w:p>
-    <w:p>
-      <w:pPr>
-        <w:jc w:val="center"/>
-      </w:pPr>
-      <w:r>
-        <w:rPr>
-          <w:i/>
-          <w:sz w:val="18"/>
-        </w:rPr>
-        <w:t>Figure 8: RStudio simulation and verification for Question 8.</w:t>
-      </w:r>
-    </w:p>
-    <w:p/>
-    <w:p>
-      <w:pPr>
-        <w:rPr>
-          <w:rFonts w:ascii="Times New Roman" w:hAnsi="Times New Roman" w:cs="Times New Roman"/>
-          <w:sz w:val="24"/>
-          <w:szCs w:val="24"/>
-        </w:rPr>
-      </w:pPr>
-      <w:r>
-        <w:rPr>
-          <w:rFonts w:ascii="Times New Roman" w:hAnsi="Times New Roman" w:cs="Times New Roman"/>
-          <w:b/>
-          <w:bCs/>
-          <w:sz w:val="24"/>
-          <w:szCs w:val="24"/>
-        </w:rPr>
-        <w:lastRenderedPageBreak/>
-        <w:t xml:space="preserve">9. Two boxplots are compared: Product A → Median lifetime = 8 years, IQR = 1 year; Product B → Median lifetime = 8 years, IQR = 4 years. Which evaluation is most valid? </w:t>
-      </w:r>
-      <w:r>
-        <w:rPr>
-          <w:rFonts w:ascii="Times New Roman" w:hAnsi="Times New Roman" w:cs="Times New Roman"/>
-          <w:sz w:val="24"/>
-          <w:szCs w:val="24"/>
-        </w:rPr>
-        <w:br/>
-        <w:t>a) Equal medians imply equal variability</w:t>
-      </w:r>
-      <w:r>
-        <w:rPr>
-          <w:rFonts w:ascii="Times New Roman" w:hAnsi="Times New Roman" w:cs="Times New Roman"/>
-          <w:sz w:val="24"/>
-          <w:szCs w:val="24"/>
-        </w:rPr>
-        <w:br/>
-        <w:t>b) IQR does not affect reliability interpretation</w:t>
-      </w:r>
-      <w:r>
-        <w:rPr>
-          <w:rFonts w:ascii="Times New Roman" w:hAnsi="Times New Roman" w:cs="Times New Roman"/>
-          <w:sz w:val="24"/>
-          <w:szCs w:val="24"/>
-        </w:rPr>
-        <w:br/>
-        <w:t>c) Product A has more reliable lifetime consistency</w:t>
-      </w:r>
-      <w:r>
-        <w:rPr>
-          <w:rFonts w:ascii="Times New Roman" w:hAnsi="Times New Roman" w:cs="Times New Roman"/>
-          <w:sz w:val="24"/>
-          <w:szCs w:val="24"/>
-        </w:rPr>
-        <w:br/>
-        <w:t>d) Product B is more stable because its IQR is larger</w:t>
-      </w:r>
-    </w:p>
-    <w:p>
-      <w:r>
-        <w:rPr>
-          <w:b/>
-        </w:rPr>
-        <w:t xml:space="preserve">Selected Answer: </w:t>
-      </w:r>
-      <w:r>
-        <w:rPr>
-          <w:b/>
-          <w:color w:val="2E7559"/>
-        </w:rPr>
-        <w:t>c) Product A has more reliable lifetime consistency</w:t>
-      </w:r>
-    </w:p>
-    <w:p>
-      <w:r>
-        <w:rPr>
-          <w:b/>
-        </w:rPr>
-        <w:t xml:space="preserve">Explanation: </w:t>
-      </w:r>
-      <w:r>
-        <w:rPr>
-          <w:i/>
-        </w:rPr>
-        <w:t>A smaller Interquartile Range (IQR = 1 year vs 4 years) indicates that Product A's lifetimes are clustered closely around the median, representing greater consistency.</w:t>
-      </w:r>
-    </w:p>
-    <w:p>
-      <w:r>
-        <w:rPr>
-          <w:b/>
-        </w:rPr>
-        <w:br/>
-      </w:r>
-      <w:r>
-        <w:t>RStudio Implementation &amp; Verification Output:</w:t>
-      </w:r>
-    </w:p>
-    <w:p>
-      <w:pPr>
-        <w:jc w:val="center"/>
-      </w:pPr>
-      <w:r>
-        <w:drawing>
-          <wp:inline xmlns:a="http://schemas.openxmlformats.org/drawingml/2006/main" xmlns:pic="http://schemas.openxmlformats.org/drawingml/2006/picture">
-            <wp:extent cx="5303520" cy="2981774"/>
-            <wp:docPr id="17" name="Picture 17"/>
-            <wp:cNvGraphicFramePr>
-              <a:graphicFrameLocks noChangeAspect="1"/>
-            </wp:cNvGraphicFramePr>
-            <a:graphic>
-              <a:graphicData uri="http://schemas.openxmlformats.org/drawingml/2006/picture">
-                <pic:pic>
-                  <pic:nvPicPr>
-                    <pic:cNvPr id="0" name="a3_q9_screenshot.png"/>
-                    <pic:cNvPicPr/>
-                  </pic:nvPicPr>
-                  <pic:blipFill>
-                    <a:blip r:embed="rId37"/>
-                    <a:stretch>
-                      <a:fillRect/>
-                    </a:stretch>
-                  </pic:blipFill>
-                  <pic:spPr>
-                    <a:xfrm>
-                      <a:off x="0" y="0"/>
-                      <a:ext cx="5303520" cy="2981774"/>
-                    </a:xfrm>
-                    <a:prstGeom prst="rect"/>
-                  </pic:spPr>
-                </pic:pic>
-              </a:graphicData>
-            </a:graphic>
-          </wp:inline>
-        </w:drawing>
-      </w:r>
-    </w:p>
-    <w:p>
-      <w:pPr>
-        <w:jc w:val="center"/>
-      </w:pPr>
-      <w:r>
-        <w:rPr>
-          <w:i/>
-          <w:sz w:val="18"/>
-        </w:rPr>
-        <w:t>Figure 9: RStudio simulation and verification for Question 9.</w:t>
-      </w:r>
-    </w:p>
-    <w:p/>
-    <w:p>
-      <w:pPr>
-        <w:rPr>
-          <w:rFonts w:ascii="Times New Roman" w:hAnsi="Times New Roman" w:cs="Times New Roman"/>
-          <w:sz w:val="24"/>
-          <w:szCs w:val="24"/>
-        </w:rPr>
-      </w:pPr>
-      <w:r>
-        <w:rPr>
-          <w:rFonts w:ascii="Times New Roman" w:hAnsi="Times New Roman" w:cs="Times New Roman"/>
-          <w:b/>
-          <w:bCs/>
-          <w:sz w:val="24"/>
-          <w:szCs w:val="24"/>
-        </w:rPr>
-        <w:t xml:space="preserve">10. A dataset contains values: 22, 24, 25, 28, 30, 32, 35, 100. Calculate the median and evaluate the effect of 100 on the distribution. </w:t>
-      </w:r>
-      <w:r>
-        <w:rPr>
-          <w:rFonts w:ascii="Times New Roman" w:hAnsi="Times New Roman" w:cs="Times New Roman"/>
-          <w:sz w:val="24"/>
-          <w:szCs w:val="24"/>
-        </w:rPr>
-        <w:br/>
-        <w:t>a) Median = 32, and distribution remains symmetric</w:t>
-      </w:r>
-      <w:r>
-        <w:rPr>
-          <w:rFonts w:ascii="Times New Roman" w:hAnsi="Times New Roman" w:cs="Times New Roman"/>
-          <w:sz w:val="24"/>
-          <w:szCs w:val="24"/>
-        </w:rPr>
-        <w:br/>
-        <w:t>b) Median = 25, and 100 creates left skewness</w:t>
-      </w:r>
-      <w:r>
-        <w:rPr>
-          <w:rFonts w:ascii="Times New Roman" w:hAnsi="Times New Roman" w:cs="Times New Roman"/>
-          <w:sz w:val="24"/>
-          <w:szCs w:val="24"/>
-        </w:rPr>
-        <w:br/>
-        <w:t>c) Median = 29, and 100 creates right skewness</w:t>
-      </w:r>
-      <w:r>
-        <w:rPr>
-          <w:rFonts w:ascii="Times New Roman" w:hAnsi="Times New Roman" w:cs="Times New Roman"/>
-          <w:sz w:val="24"/>
-          <w:szCs w:val="24"/>
-        </w:rPr>
-        <w:br/>
-        <w:t>d) Median = 35, and no skewness exists</w:t>
-      </w:r>
-    </w:p>
-    <w:p>
-      <w:r>
-        <w:rPr>
-          <w:b/>
-        </w:rPr>
-        <w:t xml:space="preserve">Selected Answer: </w:t>
-      </w:r>
-      <w:r>
-        <w:rPr>
-          <w:b/>
-          <w:color w:val="2E7559"/>
-        </w:rPr>
-        <w:t>c) Median = 29, and 100 creates right skewness</w:t>
-      </w:r>
-    </w:p>
-    <w:p>
-      <w:r>
-        <w:rPr>
-          <w:b/>
-        </w:rPr>
-        <w:t xml:space="preserve">Explanation: </w:t>
-      </w:r>
-      <w:r>
-        <w:rPr>
-          <w:i/>
-        </w:rPr>
-        <w:t>Sorted dataset: 22, 24, 25, 28, 30, 32, 35, 100. N=8. Median is the average of 28 and 30: 29. The value 100 is an extreme positive outlier, causing a right-skewed tail.</w:t>
-      </w:r>
-    </w:p>
-    <w:p>
-      <w:r>
-        <w:rPr>
-          <w:b/>
-        </w:rPr>
-        <w:br/>
-      </w:r>
-      <w:r>
-        <w:t>RStudio Implementation &amp; Verification Output:</w:t>
-      </w:r>
-    </w:p>
-    <w:p>
-      <w:pPr>
-        <w:jc w:val="center"/>
-      </w:pPr>
-      <w:r>
-        <w:drawing>
-          <wp:inline xmlns:a="http://schemas.openxmlformats.org/drawingml/2006/main" xmlns:pic="http://schemas.openxmlformats.org/drawingml/2006/picture">
-            <wp:extent cx="5303520" cy="2981774"/>
-            <wp:docPr id="16" name="Picture 16"/>
-            <wp:cNvGraphicFramePr>
-              <a:graphicFrameLocks noChangeAspect="1"/>
-            </wp:cNvGraphicFramePr>
-            <a:graphic>
-              <a:graphicData uri="http://schemas.openxmlformats.org/drawingml/2006/picture">
-                <pic:pic>
-                  <pic:nvPicPr>
-                    <pic:cNvPr id="0" name="image.png"/>
-                    <pic:cNvPicPr/>
-                  </pic:nvPicPr>
-                  <pic:blipFill>
-                    <a:blip r:embed="rId23"/>
-                    <a:stretch>
-                      <a:fillRect/>
-                    </a:stretch>
-                  </pic:blipFill>
-                  <pic:spPr>
-                    <a:xfrm>
-                      <a:off x="0" y="0"/>
-                      <a:ext cx="5303520" cy="2981774"/>
-                    </a:xfrm>
-                    <a:prstGeom prst="rect"/>
-                  </pic:spPr>
-                </pic:pic>
-              </a:graphicData>
-            </a:graphic>
-          </wp:inline>
-        </w:drawing>
-      </w:r>
-    </w:p>
-    <w:p>
-      <w:pPr>
-        <w:jc w:val="center"/>
-      </w:pPr>
-      <w:r>
-        <w:rPr>
-          <w:i/>
-          <w:sz w:val="18"/>
-        </w:rPr>
-        <w:t>Figure 10: RStudio simulation and verification for Question 10.</w:t>
-      </w:r>
-    </w:p>
-    <w:p/>
-    <w:p>
-      <w:pPr>
-        <w:rPr>
-          <w:rFonts w:ascii="Times New Roman" w:hAnsi="Times New Roman" w:cs="Times New Roman"/>
-          <w:sz w:val="24"/>
-          <w:szCs w:val="24"/>
-        </w:rPr>
-      </w:pPr>
-      <w:r>
-        <w:rPr>
-          <w:rFonts w:ascii="Times New Roman" w:hAnsi="Times New Roman" w:cs="Times New Roman"/>
-          <w:b/>
-          <w:bCs/>
-          <w:sz w:val="24"/>
-          <w:szCs w:val="24"/>
-        </w:rPr>
-        <w:t xml:space="preserve">11. A histogram for monthly profits shows: 0–10k → 5 months, 10k–20k → 8 months, 20k–30k → 15 months, 30k–40k → 20 months, 40k–50k → 4 months. What analytical conclusion is most suitable? </w:t>
-      </w:r>
-      <w:r>
-        <w:rPr>
-          <w:rFonts w:ascii="Times New Roman" w:hAnsi="Times New Roman" w:cs="Times New Roman"/>
-          <w:sz w:val="24"/>
-          <w:szCs w:val="24"/>
-        </w:rPr>
-        <w:br/>
-        <w:t>a) The distribution is strongly left-skewed</w:t>
-      </w:r>
-      <w:r>
-        <w:rPr>
-          <w:rFonts w:ascii="Times New Roman" w:hAnsi="Times New Roman" w:cs="Times New Roman"/>
-          <w:sz w:val="24"/>
-          <w:szCs w:val="24"/>
-        </w:rPr>
-        <w:br/>
-        <w:t>b) Profits are concentrated mainly between 30k–40k</w:t>
-      </w:r>
-      <w:r>
-        <w:rPr>
-          <w:rFonts w:ascii="Times New Roman" w:hAnsi="Times New Roman" w:cs="Times New Roman"/>
-          <w:sz w:val="24"/>
-          <w:szCs w:val="24"/>
-        </w:rPr>
-        <w:br/>
-        <w:t>c) No concentration pattern exists</w:t>
-      </w:r>
-      <w:r>
-        <w:rPr>
-          <w:rFonts w:ascii="Times New Roman" w:hAnsi="Times New Roman" w:cs="Times New Roman"/>
-          <w:sz w:val="24"/>
-          <w:szCs w:val="24"/>
-        </w:rPr>
-        <w:br/>
-        <w:t>d) Profits are uniformly distributed</w:t>
-      </w:r>
-    </w:p>
-    <w:p>
-      <w:r>
-        <w:rPr>
-          <w:b/>
-        </w:rPr>
-        <w:t xml:space="preserve">Selected Answer: </w:t>
-      </w:r>
-      <w:r>
-        <w:rPr>
-          <w:b/>
-          <w:color w:val="2E7559"/>
-        </w:rPr>
-        <w:t>b) Profits are concentrated mainly between 30k–40k</w:t>
-      </w:r>
-    </w:p>
-    <w:p>
-      <w:r>
-        <w:rPr>
-          <w:b/>
-        </w:rPr>
-        <w:t xml:space="preserve">Explanation: </w:t>
-      </w:r>
-      <w:r>
-        <w:rPr>
-          <w:i/>
-        </w:rPr>
-        <w:t>The highest count (20 months) is in the 30k–40k bin, indicating this is the modal class where profits are most concentrated.</w:t>
-      </w:r>
-    </w:p>
-    <w:p>
-      <w:r>
-        <w:rPr>
-          <w:b/>
-        </w:rPr>
-        <w:br/>
-      </w:r>
-      <w:r>
-        <w:t>RStudio Implementation &amp; Verification Output:</w:t>
-      </w:r>
-    </w:p>
-    <w:p>
-      <w:pPr>
-        <w:jc w:val="center"/>
-      </w:pPr>
-      <w:r>
-        <w:drawing>
-          <wp:inline xmlns:a="http://schemas.openxmlformats.org/drawingml/2006/main" xmlns:pic="http://schemas.openxmlformats.org/drawingml/2006/picture">
-            <wp:extent cx="5303520" cy="2981774"/>
-            <wp:docPr id="15" name="Picture 15"/>
-            <wp:cNvGraphicFramePr>
-              <a:graphicFrameLocks noChangeAspect="1"/>
-            </wp:cNvGraphicFramePr>
-            <a:graphic>
-              <a:graphicData uri="http://schemas.openxmlformats.org/drawingml/2006/picture">
-                <pic:pic>
-                  <pic:nvPicPr>
-                    <pic:cNvPr id="0" name="image.png"/>
-                    <pic:cNvPicPr/>
-                  </pic:nvPicPr>
-                  <pic:blipFill>
-                    <a:blip r:embed="rId22"/>
-                    <a:stretch>
-                      <a:fillRect/>
-                    </a:stretch>
-                  </pic:blipFill>
-                  <pic:spPr>
-                    <a:xfrm>
-                      <a:off x="0" y="0"/>
-                      <a:ext cx="5303520" cy="2981774"/>
-                    </a:xfrm>
-                    <a:prstGeom prst="rect"/>
-                  </pic:spPr>
-                </pic:pic>
-              </a:graphicData>
-            </a:graphic>
-          </wp:inline>
-        </w:drawing>
-      </w:r>
-    </w:p>
-    <w:p>
-      <w:pPr>
-        <w:jc w:val="center"/>
-      </w:pPr>
-      <w:r>
-        <w:rPr>
-          <w:i/>
-          <w:sz w:val="18"/>
-        </w:rPr>
-        <w:t>Figure 11: RStudio simulation and verification for Question 11.</w:t>
-      </w:r>
-    </w:p>
-    <w:p/>
-    <w:p>
-      <w:pPr>
-        <w:rPr>
-          <w:rFonts w:ascii="Times New Roman" w:hAnsi="Times New Roman" w:cs="Times New Roman"/>
-          <w:sz w:val="24"/>
-          <w:szCs w:val="24"/>
-        </w:rPr>
-      </w:pPr>
-      <w:r>
-        <w:rPr>
-          <w:rFonts w:ascii="Times New Roman" w:hAnsi="Times New Roman" w:cs="Times New Roman"/>
-          <w:b/>
-          <w:bCs/>
-          <w:sz w:val="24"/>
-          <w:szCs w:val="24"/>
-        </w:rPr>
-        <w:t xml:space="preserve">12. Two violin plots represent employee salaries: Department X → Mean = 50k, SD = 5k; Department Y → Mean = 50k, SD = 20k. Which evaluation is strongest? </w:t>
-      </w:r>
-      <w:r>
-        <w:rPr>
-          <w:rFonts w:ascii="Times New Roman" w:hAnsi="Times New Roman" w:cs="Times New Roman"/>
-          <w:sz w:val="24"/>
-          <w:szCs w:val="24"/>
-        </w:rPr>
-        <w:br/>
-        <w:t>a) Department X has more spread because deviation is smaller</w:t>
-      </w:r>
-      <w:r>
-        <w:rPr>
-          <w:rFonts w:ascii="Times New Roman" w:hAnsi="Times New Roman" w:cs="Times New Roman"/>
-          <w:sz w:val="24"/>
-          <w:szCs w:val="24"/>
-        </w:rPr>
-        <w:br/>
-        <w:t>b) Violin plots ignore standard deviation</w:t>
-      </w:r>
-      <w:r>
-        <w:rPr>
-          <w:rFonts w:ascii="Times New Roman" w:hAnsi="Times New Roman" w:cs="Times New Roman"/>
-          <w:sz w:val="24"/>
-          <w:szCs w:val="24"/>
-        </w:rPr>
-        <w:br/>
-        <w:t>c) Department Y has greater salary variability</w:t>
-      </w:r>
-      <w:r>
-        <w:rPr>
-          <w:rFonts w:ascii="Times New Roman" w:hAnsi="Times New Roman" w:cs="Times New Roman"/>
-          <w:sz w:val="24"/>
-          <w:szCs w:val="24"/>
-        </w:rPr>
-        <w:br/>
-        <w:t>d) Both departments have identical distributions</w:t>
-      </w:r>
-    </w:p>
-    <w:p>
-      <w:r>
-        <w:rPr>
-          <w:b/>
-        </w:rPr>
-        <w:t xml:space="preserve">Selected Answer: </w:t>
-      </w:r>
-      <w:r>
-        <w:rPr>
-          <w:b/>
-          <w:color w:val="2E7559"/>
-        </w:rPr>
-        <w:t>c) Department Y has greater salary variability</w:t>
-      </w:r>
-    </w:p>
-    <w:p>
-      <w:r>
-        <w:rPr>
-          <w:b/>
-        </w:rPr>
-        <w:t xml:space="preserve">Explanation: </w:t>
-      </w:r>
-      <w:r>
-        <w:rPr>
-          <w:i/>
-        </w:rPr>
-        <w:t>Variability is measured by standard deviation (SD). Since Department Y has a standard deviation of 20k, which is larger than Department X (5k), it has greater salary variability.</w:t>
-      </w:r>
-    </w:p>
-    <w:p>
-      <w:r>
-        <w:rPr>
-          <w:b/>
-        </w:rPr>
-        <w:br/>
-      </w:r>
-      <w:r>
-        <w:t>RStudio Implementation &amp; Verification Output:</w:t>
-      </w:r>
-    </w:p>
-    <w:p>
-      <w:pPr>
-        <w:jc w:val="center"/>
-      </w:pPr>
-      <w:r>
-        <w:drawing>
-          <wp:inline xmlns:a="http://schemas.openxmlformats.org/drawingml/2006/main" xmlns:pic="http://schemas.openxmlformats.org/drawingml/2006/picture">
-            <wp:extent cx="5303520" cy="2981774"/>
-            <wp:docPr id="14" name="Picture 14"/>
-            <wp:cNvGraphicFramePr>
-              <a:graphicFrameLocks noChangeAspect="1"/>
-            </wp:cNvGraphicFramePr>
-            <a:graphic>
-              <a:graphicData uri="http://schemas.openxmlformats.org/drawingml/2006/picture">
-                <pic:pic>
-                  <pic:nvPicPr>
-                    <pic:cNvPr id="0" name="image.png"/>
-                    <pic:cNvPicPr/>
-                  </pic:nvPicPr>
-                  <pic:blipFill>
-                    <a:blip r:embed="rId21"/>
-                    <a:stretch>
-                      <a:fillRect/>
-                    </a:stretch>
-                  </pic:blipFill>
-                  <pic:spPr>
-                    <a:xfrm>
-                      <a:off x="0" y="0"/>
-                      <a:ext cx="5303520" cy="2981774"/>
-                    </a:xfrm>
-                    <a:prstGeom prst="rect"/>
-                  </pic:spPr>
-                </pic:pic>
-              </a:graphicData>
-            </a:graphic>
-          </wp:inline>
-        </w:drawing>
-      </w:r>
-    </w:p>
-    <w:p>
-      <w:pPr>
-        <w:jc w:val="center"/>
-      </w:pPr>
-      <w:r>
-        <w:rPr>
-          <w:i/>
-          <w:sz w:val="18"/>
-        </w:rPr>
-        <w:t>Figure 12: RStudio simulation and verification for Question 12.</w:t>
-      </w:r>
-    </w:p>
-    <w:p/>
-    <w:p>
-      <w:pPr>
-        <w:rPr>
-          <w:rFonts w:ascii="Times New Roman" w:hAnsi="Times New Roman" w:cs="Times New Roman"/>
-          <w:sz w:val="24"/>
-          <w:szCs w:val="24"/>
-        </w:rPr>
-      </w:pPr>
-      <w:r>
-        <w:rPr>
-          <w:rFonts w:ascii="Times New Roman" w:hAnsi="Times New Roman" w:cs="Times New Roman"/>
-          <w:b/>
-          <w:bCs/>
-          <w:sz w:val="24"/>
-          <w:szCs w:val="24"/>
-        </w:rPr>
-        <w:t xml:space="preserve">13. A dataset contains the values: 8, 10, 12, 14, 16, 18, 20, 60. Calculate the median and evaluate whether the distribution is skewed. </w:t>
-      </w:r>
-      <w:r>
-        <w:rPr>
-          <w:rFonts w:ascii="Times New Roman" w:hAnsi="Times New Roman" w:cs="Times New Roman"/>
-          <w:sz w:val="24"/>
-          <w:szCs w:val="24"/>
-        </w:rPr>
-        <w:br/>
-        <w:t>a) Median = 18, distribution is symmetric</w:t>
-      </w:r>
-      <w:r>
-        <w:rPr>
-          <w:rFonts w:ascii="Times New Roman" w:hAnsi="Times New Roman" w:cs="Times New Roman"/>
-          <w:sz w:val="24"/>
-          <w:szCs w:val="24"/>
-        </w:rPr>
-        <w:br/>
-        <w:t>b) Median = 15, distribution is right-skewed</w:t>
-      </w:r>
-      <w:r>
-        <w:rPr>
-          <w:rFonts w:ascii="Times New Roman" w:hAnsi="Times New Roman" w:cs="Times New Roman"/>
-          <w:sz w:val="24"/>
-          <w:szCs w:val="24"/>
-        </w:rPr>
-        <w:br/>
-        <w:t>c) Median = 20, distribution is uniform</w:t>
-      </w:r>
-      <w:r>
-        <w:rPr>
-          <w:rFonts w:ascii="Times New Roman" w:hAnsi="Times New Roman" w:cs="Times New Roman"/>
-          <w:sz w:val="24"/>
-          <w:szCs w:val="24"/>
-        </w:rPr>
-        <w:br/>
-        <w:t>d) Median = 14, distribution is left-skewed</w:t>
-      </w:r>
-    </w:p>
-    <w:p>
-      <w:r>
-        <w:rPr>
-          <w:b/>
-        </w:rPr>
-        <w:t xml:space="preserve">Selected Answer: </w:t>
-      </w:r>
-      <w:r>
-        <w:rPr>
-          <w:b/>
-          <w:color w:val="2E7559"/>
-        </w:rPr>
-        <w:t>b) Median = 15, distribution is right-skewed</w:t>
-      </w:r>
-    </w:p>
-    <w:p>
-      <w:r>
-        <w:rPr>
-          <w:b/>
-        </w:rPr>
-        <w:t xml:space="preserve">Explanation: </w:t>
-      </w:r>
-      <w:r>
-        <w:rPr>
-          <w:i/>
-        </w:rPr>
-        <w:t>Sorted values: 8, 10, 12, 14, 16, 18, 20, 60. N=8. Median is the average of 14 and 16: 15. The value 60 is an extreme positive outlier, creating a long tail on the right (right-skewed).</w:t>
-      </w:r>
-    </w:p>
-    <w:p>
-      <w:r>
-        <w:rPr>
-          <w:b/>
-        </w:rPr>
-        <w:br/>
-      </w:r>
-      <w:r>
-        <w:t>RStudio Implementation &amp; Verification Output:</w:t>
-      </w:r>
-    </w:p>
-    <w:p>
-      <w:pPr>
-        <w:jc w:val="center"/>
-      </w:pPr>
-      <w:r>
-        <w:drawing>
-          <wp:inline xmlns:a="http://schemas.openxmlformats.org/drawingml/2006/main" xmlns:pic="http://schemas.openxmlformats.org/drawingml/2006/picture">
-            <wp:extent cx="5303520" cy="2981774"/>
-            <wp:docPr id="13" name="Picture 13"/>
-            <wp:cNvGraphicFramePr>
-              <a:graphicFrameLocks noChangeAspect="1"/>
-            </wp:cNvGraphicFramePr>
-            <a:graphic>
-              <a:graphicData uri="http://schemas.openxmlformats.org/drawingml/2006/picture">
-                <pic:pic>
-                  <pic:nvPicPr>
-                    <pic:cNvPr id="0" name="image.png"/>
-                    <pic:cNvPicPr/>
-                  </pic:nvPicPr>
-                  <pic:blipFill>
-                    <a:blip r:embed="rId20"/>
-                    <a:stretch>
-                      <a:fillRect/>
-                    </a:stretch>
-                  </pic:blipFill>
-                  <pic:spPr>
-                    <a:xfrm>
-                      <a:off x="0" y="0"/>
-                      <a:ext cx="5303520" cy="2981774"/>
-                    </a:xfrm>
-                    <a:prstGeom prst="rect"/>
-                  </pic:spPr>
-                </pic:pic>
-              </a:graphicData>
-            </a:graphic>
-          </wp:inline>
-        </w:drawing>
-      </w:r>
-    </w:p>
-    <w:p>
-      <w:pPr>
-        <w:jc w:val="center"/>
-      </w:pPr>
-      <w:r>
-        <w:rPr>
-          <w:i/>
-          <w:sz w:val="18"/>
-        </w:rPr>
-        <w:t>Figure 13: RStudio simulation and verification for Question 13.</w:t>
-      </w:r>
-    </w:p>
-    <w:p/>
-    <w:p>
-      <w:pPr>
-        <w:rPr>
-          <w:rFonts w:ascii="Times New Roman" w:hAnsi="Times New Roman" w:cs="Times New Roman"/>
-          <w:sz w:val="24"/>
-          <w:szCs w:val="24"/>
-        </w:rPr>
-      </w:pPr>
-      <w:r>
-        <w:rPr>
-          <w:rFonts w:ascii="Times New Roman" w:hAnsi="Times New Roman" w:cs="Times New Roman"/>
-          <w:b/>
-          <w:bCs/>
-          <w:sz w:val="24"/>
-          <w:szCs w:val="24"/>
-        </w:rPr>
-        <w:t xml:space="preserve">14. A company visualizes internet traffic between servers using directed graphs. Why are arrows used on edges? </w:t>
-      </w:r>
-      <w:r>
-        <w:rPr>
-          <w:rFonts w:ascii="Times New Roman" w:hAnsi="Times New Roman" w:cs="Times New Roman"/>
-          <w:sz w:val="24"/>
-          <w:szCs w:val="24"/>
-        </w:rPr>
-        <w:br/>
-        <w:t>a) To indicate data direction flow</w:t>
-      </w:r>
-      <w:r>
-        <w:rPr>
-          <w:rFonts w:ascii="Times New Roman" w:hAnsi="Times New Roman" w:cs="Times New Roman"/>
-          <w:sz w:val="24"/>
-          <w:szCs w:val="24"/>
-        </w:rPr>
-        <w:br/>
-        <w:t>b) To improve brightness</w:t>
-      </w:r>
-      <w:r>
-        <w:rPr>
-          <w:rFonts w:ascii="Times New Roman" w:hAnsi="Times New Roman" w:cs="Times New Roman"/>
-          <w:sz w:val="24"/>
-          <w:szCs w:val="24"/>
-        </w:rPr>
-        <w:br/>
-        <w:t>c) To reduce connectivity</w:t>
-      </w:r>
-      <w:r>
-        <w:rPr>
-          <w:rFonts w:ascii="Times New Roman" w:hAnsi="Times New Roman" w:cs="Times New Roman"/>
-          <w:sz w:val="24"/>
-          <w:szCs w:val="24"/>
-        </w:rPr>
-        <w:br/>
-        <w:t>d) To hide nodes</w:t>
-      </w:r>
-    </w:p>
-    <w:p>
-      <w:r>
-        <w:rPr>
-          <w:b/>
-        </w:rPr>
-        <w:t xml:space="preserve">Selected Answer: </w:t>
-      </w:r>
-      <w:r>
-        <w:rPr>
-          <w:b/>
-          <w:color w:val="2E7559"/>
-        </w:rPr>
-        <w:t>a) To indicate data direction flow</w:t>
-      </w:r>
-    </w:p>
-    <w:p>
-      <w:r>
-        <w:rPr>
-          <w:b/>
-        </w:rPr>
-        <w:t xml:space="preserve">Explanation: </w:t>
-      </w:r>
-      <w:r>
-        <w:rPr>
-          <w:i/>
-        </w:rPr>
-        <w:t>Directed graphs use arrows on their edges to represent the orientation or direction of communication flow from source to destination.</w:t>
-      </w:r>
-    </w:p>
-    <w:p>
-      <w:r>
-        <w:rPr>
-          <w:b/>
-        </w:rPr>
-        <w:br/>
-      </w:r>
-      <w:r>
-        <w:t>RStudio Implementation &amp; Verification Output:</w:t>
-      </w:r>
-    </w:p>
-    <w:p>
-      <w:pPr>
-        <w:jc w:val="center"/>
-      </w:pPr>
-      <w:r>
-        <w:drawing>
-          <wp:inline xmlns:a="http://schemas.openxmlformats.org/drawingml/2006/main" xmlns:pic="http://schemas.openxmlformats.org/drawingml/2006/picture">
-            <wp:extent cx="5303520" cy="2981774"/>
-            <wp:docPr id="12" name="Picture 12"/>
-            <wp:cNvGraphicFramePr>
-              <a:graphicFrameLocks noChangeAspect="1"/>
-            </wp:cNvGraphicFramePr>
-            <a:graphic>
-              <a:graphicData uri="http://schemas.openxmlformats.org/drawingml/2006/picture">
-                <pic:pic>
-                  <pic:nvPicPr>
-                    <pic:cNvPr id="0" name="image.png"/>
-                    <pic:cNvPicPr/>
-                  </pic:nvPicPr>
-                  <pic:blipFill>
-                    <a:blip r:embed="rId19"/>
-                    <a:stretch>
-                      <a:fillRect/>
-                    </a:stretch>
-                  </pic:blipFill>
-                  <pic:spPr>
-                    <a:xfrm>
-                      <a:off x="0" y="0"/>
-                      <a:ext cx="5303520" cy="2981774"/>
-                    </a:xfrm>
-                    <a:prstGeom prst="rect"/>
-                  </pic:spPr>
-                </pic:pic>
-              </a:graphicData>
-            </a:graphic>
-          </wp:inline>
-        </w:drawing>
-      </w:r>
-    </w:p>
-    <w:p>
-      <w:pPr>
-        <w:jc w:val="center"/>
-      </w:pPr>
-      <w:r>
-        <w:rPr>
-          <w:i/>
-          <w:sz w:val="18"/>
-        </w:rPr>
-        <w:t>Figure 14: RStudio simulation and verification for Question 14.</w:t>
-      </w:r>
-    </w:p>
-    <w:p/>
-    <w:p>
-      <w:pPr>
-        <w:rPr>
-          <w:rFonts w:ascii="Times New Roman" w:hAnsi="Times New Roman" w:cs="Times New Roman"/>
-          <w:sz w:val="24"/>
-          <w:szCs w:val="24"/>
-        </w:rPr>
-      </w:pPr>
-      <w:r>
-        <w:rPr>
-          <w:rFonts w:ascii="Times New Roman" w:hAnsi="Times New Roman" w:cs="Times New Roman"/>
-          <w:b/>
-          <w:bCs/>
-          <w:sz w:val="24"/>
-          <w:szCs w:val="24"/>
-        </w:rPr>
-        <w:t xml:space="preserve">15. A researcher compares rainfall patterns over ten years. Which temporal visualization supports trend analysis best? </w:t>
-      </w:r>
-      <w:r>
-        <w:rPr>
-          <w:rFonts w:ascii="Times New Roman" w:hAnsi="Times New Roman" w:cs="Times New Roman"/>
-          <w:sz w:val="24"/>
-          <w:szCs w:val="24"/>
-        </w:rPr>
-        <w:br/>
-        <w:t>a) Line chart with time axis</w:t>
-      </w:r>
-      <w:r>
-        <w:rPr>
-          <w:rFonts w:ascii="Times New Roman" w:hAnsi="Times New Roman" w:cs="Times New Roman"/>
-          <w:sz w:val="24"/>
-          <w:szCs w:val="24"/>
-        </w:rPr>
-        <w:br/>
-        <w:t>b) Pie chart</w:t>
-      </w:r>
-      <w:r>
-        <w:rPr>
-          <w:rFonts w:ascii="Times New Roman" w:hAnsi="Times New Roman" w:cs="Times New Roman"/>
-          <w:sz w:val="24"/>
-          <w:szCs w:val="24"/>
-        </w:rPr>
-        <w:br/>
-        <w:t>c) Word cloud</w:t>
-      </w:r>
-      <w:r>
-        <w:rPr>
-          <w:rFonts w:ascii="Times New Roman" w:hAnsi="Times New Roman" w:cs="Times New Roman"/>
-          <w:sz w:val="24"/>
-          <w:szCs w:val="24"/>
-        </w:rPr>
-        <w:br/>
-        <w:t>d) Static matrix</w:t>
-      </w:r>
-    </w:p>
-    <w:p>
-      <w:r>
-        <w:rPr>
-          <w:b/>
-        </w:rPr>
-        <w:t xml:space="preserve">Selected Answer: </w:t>
-      </w:r>
-      <w:r>
-        <w:rPr>
-          <w:b/>
-          <w:color w:val="2E7559"/>
-        </w:rPr>
-        <w:t>a) Line chart with time axis</w:t>
-      </w:r>
-    </w:p>
-    <w:p>
-      <w:r>
-        <w:rPr>
-          <w:b/>
-        </w:rPr>
-        <w:t xml:space="preserve">Explanation: </w:t>
-      </w:r>
-      <w:r>
-        <w:rPr>
-          <w:i/>
-        </w:rPr>
-        <w:t>A line chart connects sequential observations chronologically, which is the most effective visualization for trend identification over time.</w:t>
-      </w:r>
-    </w:p>
-    <w:p>
-      <w:r>
-        <w:rPr>
-          <w:b/>
-        </w:rPr>
-        <w:br/>
-      </w:r>
-      <w:r>
-        <w:t>RStudio Implementation &amp; Verification Output:</w:t>
-      </w:r>
-    </w:p>
-    <w:p>
-      <w:pPr>
-        <w:jc w:val="center"/>
-      </w:pPr>
-      <w:r>
-        <w:drawing>
-          <wp:inline xmlns:a="http://schemas.openxmlformats.org/drawingml/2006/main" xmlns:pic="http://schemas.openxmlformats.org/drawingml/2006/picture">
-            <wp:extent cx="5303520" cy="2981774"/>
-            <wp:docPr id="11" name="Picture 11"/>
-            <wp:cNvGraphicFramePr>
-              <a:graphicFrameLocks noChangeAspect="1"/>
-            </wp:cNvGraphicFramePr>
-            <a:graphic>
-              <a:graphicData uri="http://schemas.openxmlformats.org/drawingml/2006/picture">
-                <pic:pic>
-                  <pic:nvPicPr>
-                    <pic:cNvPr id="0" name="image.png"/>
-                    <pic:cNvPicPr/>
-                  </pic:nvPicPr>
-                  <pic:blipFill>
-                    <a:blip r:embed="rId18"/>
-                    <a:stretch>
-                      <a:fillRect/>
-                    </a:stretch>
-                  </pic:blipFill>
-                  <pic:spPr>
-                    <a:xfrm>
-                      <a:off x="0" y="0"/>
-                      <a:ext cx="5303520" cy="2981774"/>
-                    </a:xfrm>
-                    <a:prstGeom prst="rect"/>
-                  </pic:spPr>
-                </pic:pic>
-              </a:graphicData>
-            </a:graphic>
-          </wp:inline>
-        </w:drawing>
-      </w:r>
-    </w:p>
-    <w:p>
-      <w:pPr>
-        <w:jc w:val="center"/>
-      </w:pPr>
-      <w:r>
-        <w:rPr>
-          <w:i/>
-          <w:sz w:val="18"/>
-        </w:rPr>
-        <w:t>Figure 15: RStudio simulation and verification for Question 15.</w:t>
-      </w:r>
-    </w:p>
-    <w:p/>
-    <w:p>
-      <w:pPr>
-        <w:rPr>
-          <w:rFonts w:ascii="Times New Roman" w:hAnsi="Times New Roman" w:cs="Times New Roman"/>
-          <w:sz w:val="24"/>
-          <w:szCs w:val="24"/>
-        </w:rPr>
-      </w:pPr>
-      <w:r>
-        <w:rPr>
-          <w:rFonts w:ascii="Times New Roman" w:hAnsi="Times New Roman" w:cs="Times New Roman"/>
-          <w:b/>
-          <w:bCs/>
-          <w:sz w:val="24"/>
-          <w:szCs w:val="24"/>
-        </w:rPr>
-        <w:t>16. Assertion (A): Temporal visualizations can reveal seasonality patterns.</w:t>
-      </w:r>
-      <w:r>
-        <w:rPr>
-          <w:rFonts w:ascii="Times New Roman" w:hAnsi="Times New Roman" w:cs="Times New Roman"/>
-          <w:sz w:val="24"/>
-          <w:szCs w:val="24"/>
-        </w:rPr>
-        <w:br/>
-      </w:r>
-      <w:r>
-        <w:rPr>
-          <w:rFonts w:ascii="Times New Roman" w:hAnsi="Times New Roman" w:cs="Times New Roman"/>
-          <w:b/>
-          <w:bCs/>
-          <w:sz w:val="24"/>
-          <w:szCs w:val="24"/>
-        </w:rPr>
-        <w:t xml:space="preserve">Reason (R): Data values are organized according to time progression. </w:t>
-      </w:r>
-      <w:r>
-        <w:rPr>
-          <w:rFonts w:ascii="Times New Roman" w:hAnsi="Times New Roman" w:cs="Times New Roman"/>
-          <w:sz w:val="24"/>
-          <w:szCs w:val="24"/>
-        </w:rPr>
-        <w:br/>
-        <w:t>a) Both A and R are true, and R is the correct explanation of A</w:t>
-      </w:r>
-      <w:r>
-        <w:rPr>
-          <w:rFonts w:ascii="Times New Roman" w:hAnsi="Times New Roman" w:cs="Times New Roman"/>
-          <w:sz w:val="24"/>
-          <w:szCs w:val="24"/>
-        </w:rPr>
-        <w:br/>
-        <w:t>b) Both A and R are true, but R is not the correct explanation of A</w:t>
-      </w:r>
-      <w:r>
-        <w:rPr>
-          <w:rFonts w:ascii="Times New Roman" w:hAnsi="Times New Roman" w:cs="Times New Roman"/>
-          <w:sz w:val="24"/>
-          <w:szCs w:val="24"/>
-        </w:rPr>
-        <w:br/>
-        <w:t>c) A is true, but R is false</w:t>
-      </w:r>
-      <w:r>
-        <w:rPr>
-          <w:rFonts w:ascii="Times New Roman" w:hAnsi="Times New Roman" w:cs="Times New Roman"/>
-          <w:sz w:val="24"/>
-          <w:szCs w:val="24"/>
-        </w:rPr>
-        <w:br/>
-        <w:t>d) A is false, but R is true</w:t>
-      </w:r>
-    </w:p>
-    <w:p>
-      <w:r>
-        <w:rPr>
-          <w:b/>
-        </w:rPr>
-        <w:t xml:space="preserve">Selected Answer: </w:t>
-      </w:r>
-      <w:r>
-        <w:rPr>
-          <w:b/>
-          <w:color w:val="2E7559"/>
-        </w:rPr>
-        <w:t>a) Both A and R are true, and R is the correct explanation of A</w:t>
-      </w:r>
-    </w:p>
-    <w:p>
-      <w:r>
-        <w:rPr>
-          <w:b/>
-        </w:rPr>
-        <w:t xml:space="preserve">Explanation: </w:t>
-      </w:r>
-      <w:r>
-        <w:rPr>
-          <w:i/>
-        </w:rPr>
-        <w:t>Because temporal plots arrange data chronologically according to time progression (Reason R), they naturally highlight cyclical patterns that repeat at regular seasonal intervals (Assertion A).</w:t>
-      </w:r>
-    </w:p>
-    <w:p>
-      <w:r>
-        <w:rPr>
-          <w:b/>
-        </w:rPr>
-        <w:br/>
-      </w:r>
-      <w:r>
-        <w:t>RStudio Implementation &amp; Verification Output:</w:t>
-      </w:r>
-    </w:p>
-    <w:p>
-      <w:pPr>
-        <w:jc w:val="center"/>
-      </w:pPr>
-      <w:r>
-        <w:drawing>
-          <wp:inline xmlns:a="http://schemas.openxmlformats.org/drawingml/2006/main" xmlns:pic="http://schemas.openxmlformats.org/drawingml/2006/picture">
-            <wp:extent cx="5303520" cy="2981774"/>
-            <wp:docPr id="10" name="Picture 10"/>
-            <wp:cNvGraphicFramePr>
-              <a:graphicFrameLocks noChangeAspect="1"/>
-            </wp:cNvGraphicFramePr>
-            <a:graphic>
-              <a:graphicData uri="http://schemas.openxmlformats.org/drawingml/2006/picture">
-                <pic:pic>
-                  <pic:nvPicPr>
-                    <pic:cNvPr id="0" name="a3_q16_screenshot.png"/>
-                    <pic:cNvPicPr/>
-                  </pic:nvPicPr>
-                  <pic:blipFill>
-                    <a:blip r:embed="rId36"/>
-                    <a:stretch>
-                      <a:fillRect/>
-                    </a:stretch>
-                  </pic:blipFill>
-                  <pic:spPr>
-                    <a:xfrm>
-                      <a:off x="0" y="0"/>
-                      <a:ext cx="5303520" cy="2981774"/>
-                    </a:xfrm>
-                    <a:prstGeom prst="rect"/>
-                  </pic:spPr>
-                </pic:pic>
-              </a:graphicData>
-            </a:graphic>
-          </wp:inline>
-        </w:drawing>
-      </w:r>
-    </w:p>
-    <w:p>
-      <w:pPr>
-        <w:jc w:val="center"/>
-      </w:pPr>
-      <w:r>
-        <w:rPr>
-          <w:i/>
-          <w:sz w:val="18"/>
-        </w:rPr>
-        <w:t>Figure 16: RStudio simulation and verification for Question 16.</w:t>
-      </w:r>
-    </w:p>
-    <w:p/>
-    <w:p>
-      <w:pPr>
-        <w:rPr>
-          <w:rFonts w:ascii="Times New Roman" w:hAnsi="Times New Roman" w:cs="Times New Roman"/>
-          <w:sz w:val="24"/>
-          <w:szCs w:val="24"/>
-        </w:rPr>
-      </w:pPr>
-      <w:r>
-        <w:rPr>
-          <w:rFonts w:ascii="Times New Roman" w:hAnsi="Times New Roman" w:cs="Times New Roman"/>
-          <w:b/>
-          <w:bCs/>
-          <w:sz w:val="24"/>
-          <w:szCs w:val="24"/>
-        </w:rPr>
-        <w:lastRenderedPageBreak/>
-        <w:t xml:space="preserve">17. A navigation application highlights roads with heavy traffic in red. What geospatial principle is applied here? </w:t>
-      </w:r>
-      <w:r>
-        <w:rPr>
-          <w:rFonts w:ascii="Times New Roman" w:hAnsi="Times New Roman" w:cs="Times New Roman"/>
-          <w:sz w:val="24"/>
-          <w:szCs w:val="24"/>
-        </w:rPr>
-        <w:br/>
-        <w:t>a) Spatial intensity encoding</w:t>
-      </w:r>
-      <w:r>
-        <w:rPr>
-          <w:rFonts w:ascii="Times New Roman" w:hAnsi="Times New Roman" w:cs="Times New Roman"/>
-          <w:sz w:val="24"/>
-          <w:szCs w:val="24"/>
-        </w:rPr>
-        <w:br/>
-        <w:t>b) Random clustering</w:t>
-      </w:r>
-      <w:r>
-        <w:rPr>
-          <w:rFonts w:ascii="Times New Roman" w:hAnsi="Times New Roman" w:cs="Times New Roman"/>
-          <w:sz w:val="24"/>
-          <w:szCs w:val="24"/>
-        </w:rPr>
-        <w:br/>
-        <w:t>c) Audio normalization</w:t>
-      </w:r>
-      <w:r>
-        <w:rPr>
-          <w:rFonts w:ascii="Times New Roman" w:hAnsi="Times New Roman" w:cs="Times New Roman"/>
-          <w:sz w:val="24"/>
-          <w:szCs w:val="24"/>
-        </w:rPr>
-        <w:br/>
-        <w:t>d) Binary formatting</w:t>
-      </w:r>
-    </w:p>
-    <w:p>
-      <w:r>
-        <w:rPr>
-          <w:b/>
-        </w:rPr>
-        <w:t xml:space="preserve">Selected Answer: </w:t>
-      </w:r>
-      <w:r>
-        <w:rPr>
-          <w:b/>
-          <w:color w:val="2E7559"/>
-        </w:rPr>
-        <w:t>a) Spatial intensity encoding</w:t>
-      </w:r>
-    </w:p>
-    <w:p>
-      <w:r>
-        <w:rPr>
-          <w:b/>
-        </w:rPr>
-        <w:t xml:space="preserve">Explanation: </w:t>
-      </w:r>
-      <w:r>
-        <w:rPr>
-          <w:i/>
-        </w:rPr>
-        <w:t>Coloring geographical road segments based on traffic density (red for heavy, green for clear) maps a quantitative variable onto spatial lines, which is spatial intensity encoding.</w:t>
-      </w:r>
-    </w:p>
-    <w:p>
-      <w:r>
-        <w:rPr>
-          <w:b/>
-        </w:rPr>
-        <w:br/>
-      </w:r>
-      <w:r>
-        <w:t>RStudio Implementation &amp; Verification Output:</w:t>
-      </w:r>
-    </w:p>
-    <w:p>
-      <w:pPr>
-        <w:jc w:val="center"/>
-      </w:pPr>
-      <w:r>
-        <w:drawing>
-          <wp:inline xmlns:a="http://schemas.openxmlformats.org/drawingml/2006/main" xmlns:pic="http://schemas.openxmlformats.org/drawingml/2006/picture">
-            <wp:extent cx="5303520" cy="2981774"/>
-            <wp:docPr id="9" name="Picture 9"/>
-            <wp:cNvGraphicFramePr>
-              <a:graphicFrameLocks noChangeAspect="1"/>
-            </wp:cNvGraphicFramePr>
-            <a:graphic>
-              <a:graphicData uri="http://schemas.openxmlformats.org/drawingml/2006/picture">
-                <pic:pic>
-                  <pic:nvPicPr>
-                    <pic:cNvPr id="0" name="image.png"/>
-                    <pic:cNvPicPr/>
-                  </pic:nvPicPr>
-                  <pic:blipFill>
-                    <a:blip r:embed="rId16"/>
-                    <a:stretch>
-                      <a:fillRect/>
-                    </a:stretch>
-                  </pic:blipFill>
-                  <pic:spPr>
-                    <a:xfrm>
-                      <a:off x="0" y="0"/>
-                      <a:ext cx="5303520" cy="2981774"/>
-                    </a:xfrm>
-                    <a:prstGeom prst="rect"/>
-                  </pic:spPr>
-                </pic:pic>
-              </a:graphicData>
-            </a:graphic>
-          </wp:inline>
-        </w:drawing>
-      </w:r>
-    </w:p>
-    <w:p>
-      <w:pPr>
-        <w:jc w:val="center"/>
-      </w:pPr>
-      <w:r>
-        <w:rPr>
-          <w:i/>
-          <w:sz w:val="18"/>
-        </w:rPr>
-        <w:t>Figure 17: RStudio simulation and verification for Question 17.</w:t>
-      </w:r>
-    </w:p>
-    <w:p/>
-    <w:p>
-      <w:pPr>
-        <w:rPr>
-          <w:rFonts w:ascii="Times New Roman" w:hAnsi="Times New Roman" w:cs="Times New Roman"/>
-          <w:sz w:val="24"/>
-          <w:szCs w:val="24"/>
-        </w:rPr>
-      </w:pPr>
-      <w:r>
-        <w:rPr>
-          <w:rFonts w:ascii="Times New Roman" w:hAnsi="Times New Roman" w:cs="Times New Roman"/>
-          <w:b/>
-          <w:bCs/>
-          <w:sz w:val="24"/>
-          <w:szCs w:val="24"/>
-        </w:rPr>
-        <w:t xml:space="preserve">18. In a network visualization of airline </w:t>
-      </w:r>
-      <w:proofErr w:type="spellStart"/>
-      <w:r>
-        <w:rPr>
-          <w:rFonts w:ascii="Times New Roman" w:hAnsi="Times New Roman" w:cs="Times New Roman"/>
-          <w:b/>
-          <w:bCs/>
-          <w:sz w:val="24"/>
-          <w:szCs w:val="24"/>
-        </w:rPr>
-        <w:t>routes</w:t>
-      </w:r>
-      <w:proofErr w:type="spellEnd"/>
-      <w:r>
-        <w:rPr>
-          <w:rFonts w:ascii="Times New Roman" w:hAnsi="Times New Roman" w:cs="Times New Roman"/>
-          <w:b/>
-          <w:bCs/>
-          <w:sz w:val="24"/>
-          <w:szCs w:val="24"/>
-        </w:rPr>
-        <w:t xml:space="preserve">, hubs have many incoming and outgoing edges. What does this indicate? </w:t>
-      </w:r>
-      <w:r>
-        <w:rPr>
-          <w:rFonts w:ascii="Times New Roman" w:hAnsi="Times New Roman" w:cs="Times New Roman"/>
-          <w:sz w:val="24"/>
-          <w:szCs w:val="24"/>
-        </w:rPr>
-        <w:br/>
-        <w:t>a) Low connectivity</w:t>
-      </w:r>
-      <w:r>
-        <w:rPr>
-          <w:rFonts w:ascii="Times New Roman" w:hAnsi="Times New Roman" w:cs="Times New Roman"/>
-          <w:sz w:val="24"/>
-          <w:szCs w:val="24"/>
-        </w:rPr>
-        <w:br/>
-        <w:t>b) High network importance</w:t>
-      </w:r>
-      <w:r>
-        <w:rPr>
-          <w:rFonts w:ascii="Times New Roman" w:hAnsi="Times New Roman" w:cs="Times New Roman"/>
-          <w:sz w:val="24"/>
-          <w:szCs w:val="24"/>
-        </w:rPr>
-        <w:br/>
-        <w:t>c) Data corruption</w:t>
-      </w:r>
-      <w:r>
-        <w:rPr>
-          <w:rFonts w:ascii="Times New Roman" w:hAnsi="Times New Roman" w:cs="Times New Roman"/>
-          <w:sz w:val="24"/>
-          <w:szCs w:val="24"/>
-        </w:rPr>
-        <w:br/>
-        <w:t>d) Reduced traffic</w:t>
-      </w:r>
-    </w:p>
-    <w:p>
-      <w:r>
-        <w:rPr>
-          <w:b/>
-        </w:rPr>
-        <w:t xml:space="preserve">Selected Answer: </w:t>
-      </w:r>
-      <w:r>
-        <w:rPr>
-          <w:b/>
-          <w:color w:val="2E7559"/>
-        </w:rPr>
-        <w:t>b) High network importance</w:t>
-      </w:r>
-    </w:p>
-    <w:p>
-      <w:r>
-        <w:rPr>
-          <w:b/>
-        </w:rPr>
-        <w:t xml:space="preserve">Explanation: </w:t>
-      </w:r>
-      <w:r>
-        <w:rPr>
-          <w:i/>
-        </w:rPr>
-        <w:t>Nodes with many edge connections (high degree centrality) act as primary transfer hubs, indicating high structural importance within the route network.</w:t>
-      </w:r>
-    </w:p>
-    <w:p>
-      <w:r>
-        <w:rPr>
-          <w:b/>
-        </w:rPr>
-        <w:br/>
-      </w:r>
-      <w:r>
-        <w:t>RStudio Implementation &amp; Verification Output:</w:t>
-      </w:r>
-    </w:p>
-    <w:p>
-      <w:pPr>
-        <w:jc w:val="center"/>
-      </w:pPr>
-      <w:r>
-        <w:drawing>
-          <wp:inline xmlns:a="http://schemas.openxmlformats.org/drawingml/2006/main" xmlns:pic="http://schemas.openxmlformats.org/drawingml/2006/picture">
-            <wp:extent cx="5303520" cy="2981774"/>
-            <wp:docPr id="8" name="Picture 8"/>
-            <wp:cNvGraphicFramePr>
-              <a:graphicFrameLocks noChangeAspect="1"/>
-            </wp:cNvGraphicFramePr>
-            <a:graphic>
-              <a:graphicData uri="http://schemas.openxmlformats.org/drawingml/2006/picture">
-                <pic:pic>
-                  <pic:nvPicPr>
-                    <pic:cNvPr id="0" name="image.png"/>
-                    <pic:cNvPicPr/>
-                  </pic:nvPicPr>
-                  <pic:blipFill>
-                    <a:blip r:embed="rId15"/>
-                    <a:stretch>
-                      <a:fillRect/>
-                    </a:stretch>
-                  </pic:blipFill>
-                  <pic:spPr>
-                    <a:xfrm>
-                      <a:off x="0" y="0"/>
-                      <a:ext cx="5303520" cy="2981774"/>
-                    </a:xfrm>
-                    <a:prstGeom prst="rect"/>
-                  </pic:spPr>
-                </pic:pic>
-              </a:graphicData>
-            </a:graphic>
-          </wp:inline>
-        </w:drawing>
-      </w:r>
-    </w:p>
-    <w:p>
-      <w:pPr>
-        <w:jc w:val="center"/>
-      </w:pPr>
-      <w:r>
-        <w:rPr>
-          <w:i/>
-          <w:sz w:val="18"/>
-        </w:rPr>
-        <w:t>Figure 18: RStudio simulation and verification for Question 18.</w:t>
-      </w:r>
-    </w:p>
-    <w:p/>
-    <w:p>
-      <w:pPr>
-        <w:rPr>
-          <w:rFonts w:ascii="Times New Roman" w:hAnsi="Times New Roman" w:cs="Times New Roman"/>
-          <w:sz w:val="24"/>
-          <w:szCs w:val="24"/>
-        </w:rPr>
-      </w:pPr>
-      <w:r>
-        <w:rPr>
-          <w:rFonts w:ascii="Times New Roman" w:hAnsi="Times New Roman" w:cs="Times New Roman"/>
-          <w:b/>
-          <w:bCs/>
-          <w:sz w:val="24"/>
-          <w:szCs w:val="24"/>
-        </w:rPr>
-        <w:t xml:space="preserve">19. A company compares two delivery systems: System A → Mean delivery time = 25 min, SD = 3; System B → Mean delivery time = 25 min, SD = 10. Which analytical conclusion is most valid? </w:t>
-      </w:r>
-      <w:r>
-        <w:rPr>
-          <w:rFonts w:ascii="Times New Roman" w:hAnsi="Times New Roman" w:cs="Times New Roman"/>
-          <w:sz w:val="24"/>
-          <w:szCs w:val="24"/>
-        </w:rPr>
-        <w:br/>
-        <w:t>a) Both systems have identical variability</w:t>
-      </w:r>
-      <w:r>
-        <w:rPr>
-          <w:rFonts w:ascii="Times New Roman" w:hAnsi="Times New Roman" w:cs="Times New Roman"/>
-          <w:sz w:val="24"/>
-          <w:szCs w:val="24"/>
-        </w:rPr>
-        <w:br/>
-        <w:t>b) Standard deviation cannot measure consistency</w:t>
-      </w:r>
-      <w:r>
-        <w:rPr>
-          <w:rFonts w:ascii="Times New Roman" w:hAnsi="Times New Roman" w:cs="Times New Roman"/>
-          <w:sz w:val="24"/>
-          <w:szCs w:val="24"/>
-        </w:rPr>
-        <w:br/>
-        <w:t>c) System A is more consistent in delivery performance</w:t>
-      </w:r>
-      <w:r>
-        <w:rPr>
-          <w:rFonts w:ascii="Times New Roman" w:hAnsi="Times New Roman" w:cs="Times New Roman"/>
-          <w:sz w:val="24"/>
-          <w:szCs w:val="24"/>
-        </w:rPr>
-        <w:br/>
-        <w:t>d) System B is more stable because it has higher deviation</w:t>
-      </w:r>
-    </w:p>
-    <w:p>
-      <w:r>
-        <w:rPr>
-          <w:b/>
-        </w:rPr>
-        <w:t xml:space="preserve">Selected Answer: </w:t>
-      </w:r>
-      <w:r>
-        <w:rPr>
-          <w:b/>
-          <w:color w:val="2E7559"/>
-        </w:rPr>
-        <w:t>c) System A is more consistent in delivery performance</w:t>
-      </w:r>
-    </w:p>
-    <w:p>
-      <w:r>
-        <w:rPr>
-          <w:b/>
-        </w:rPr>
-        <w:t xml:space="preserve">Explanation: </w:t>
-      </w:r>
-      <w:r>
-        <w:rPr>
-          <w:i/>
-        </w:rPr>
-        <w:t>Standard deviation measures variability. A smaller SD (System A SD = 3 vs System B SD = 10) means System A's delivery times are clustered closer to the mean, indicating higher consistency.</w:t>
-      </w:r>
-    </w:p>
-    <w:p>
-      <w:r>
-        <w:rPr>
-          <w:b/>
-        </w:rPr>
-        <w:br/>
-      </w:r>
-      <w:r>
-        <w:t>RStudio Implementation &amp; Verification Output:</w:t>
-      </w:r>
-    </w:p>
-    <w:p>
-      <w:pPr>
-        <w:jc w:val="center"/>
-      </w:pPr>
-      <w:r>
-        <w:drawing>
-          <wp:inline xmlns:a="http://schemas.openxmlformats.org/drawingml/2006/main" xmlns:pic="http://schemas.openxmlformats.org/drawingml/2006/picture">
-            <wp:extent cx="5303520" cy="2981774"/>
-            <wp:docPr id="7" name="Picture 7"/>
-            <wp:cNvGraphicFramePr>
-              <a:graphicFrameLocks noChangeAspect="1"/>
-            </wp:cNvGraphicFramePr>
-            <a:graphic>
-              <a:graphicData uri="http://schemas.openxmlformats.org/drawingml/2006/picture">
-                <pic:pic>
-                  <pic:nvPicPr>
-                    <pic:cNvPr id="0" name="a3_q19_screenshot.png"/>
-                    <pic:cNvPicPr/>
-                  </pic:nvPicPr>
-                  <pic:blipFill>
-                    <a:blip r:embed="rId35"/>
-                    <a:stretch>
-                      <a:fillRect/>
-                    </a:stretch>
-                  </pic:blipFill>
-                  <pic:spPr>
-                    <a:xfrm>
-                      <a:off x="0" y="0"/>
-                      <a:ext cx="5303520" cy="2981774"/>
-                    </a:xfrm>
-                    <a:prstGeom prst="rect"/>
-                  </pic:spPr>
-                </pic:pic>
-              </a:graphicData>
-            </a:graphic>
-          </wp:inline>
-        </w:drawing>
-      </w:r>
-    </w:p>
-    <w:p>
-      <w:pPr>
-        <w:jc w:val="center"/>
-      </w:pPr>
-      <w:r>
-        <w:rPr>
-          <w:i/>
-          <w:sz w:val="18"/>
-        </w:rPr>
-        <w:t>Figure 19: RStudio simulation and verification for Question 19.</w:t>
-      </w:r>
-    </w:p>
-    <w:p/>
-    <w:p>
-      <w:pPr>
-        <w:rPr>
-          <w:rFonts w:ascii="Times New Roman" w:hAnsi="Times New Roman" w:cs="Times New Roman"/>
-          <w:sz w:val="24"/>
-          <w:szCs w:val="24"/>
-        </w:rPr>
-      </w:pPr>
-      <w:r>
-        <w:rPr>
-          <w:rFonts w:ascii="Times New Roman" w:hAnsi="Times New Roman" w:cs="Times New Roman"/>
-          <w:b/>
-          <w:bCs/>
-          <w:sz w:val="24"/>
-          <w:szCs w:val="24"/>
-        </w:rPr>
-        <w:t xml:space="preserve">20. A histogram shows frequencies of product defects: 0–2 defects → 60 machines, 2–4 defects → 25 machines, 4–6 defects → 10 machines, 6–8 defects → 5 machines. What analytical conclusion should be drawn? </w:t>
-      </w:r>
-      <w:r>
-        <w:rPr>
-          <w:rFonts w:ascii="Times New Roman" w:hAnsi="Times New Roman" w:cs="Times New Roman"/>
-          <w:sz w:val="24"/>
-          <w:szCs w:val="24"/>
-        </w:rPr>
-        <w:br/>
-        <w:t>a) Defects are uniformly distributed</w:t>
-      </w:r>
-      <w:r>
-        <w:rPr>
-          <w:rFonts w:ascii="Times New Roman" w:hAnsi="Times New Roman" w:cs="Times New Roman"/>
-          <w:sz w:val="24"/>
-          <w:szCs w:val="24"/>
-        </w:rPr>
-        <w:br/>
-        <w:t>b) Most machines produce high defects</w:t>
-      </w:r>
-      <w:r>
-        <w:rPr>
-          <w:rFonts w:ascii="Times New Roman" w:hAnsi="Times New Roman" w:cs="Times New Roman"/>
-          <w:sz w:val="24"/>
-          <w:szCs w:val="24"/>
-        </w:rPr>
-        <w:br/>
-        <w:t>c) The histogram is bimodal</w:t>
-      </w:r>
-      <w:r>
-        <w:rPr>
-          <w:rFonts w:ascii="Times New Roman" w:hAnsi="Times New Roman" w:cs="Times New Roman"/>
-          <w:sz w:val="24"/>
-          <w:szCs w:val="24"/>
-        </w:rPr>
-        <w:br/>
-        <w:t>d) Most machines produce very few defects, indicating right-skewness</w:t>
-      </w:r>
-    </w:p>
-    <w:p>
-      <w:r>
-        <w:rPr>
-          <w:b/>
-        </w:rPr>
-        <w:t xml:space="preserve">Selected Answer: </w:t>
-      </w:r>
-      <w:r>
-        <w:rPr>
-          <w:b/>
-          <w:color w:val="2E7559"/>
-        </w:rPr>
-        <w:t>d) Most machines produce very few defects, indicating right-skewness</w:t>
-      </w:r>
-    </w:p>
-    <w:p>
-      <w:r>
-        <w:rPr>
-          <w:b/>
-        </w:rPr>
-        <w:t xml:space="preserve">Explanation: </w:t>
-      </w:r>
-      <w:r>
-        <w:rPr>
-          <w:i/>
-        </w:rPr>
-        <w:t>Frequencies fall as defect count increases (60 for 0-2, 25 for 2-4, 10 for 4-6, 5 for 6-8), showing a peak on the left and a right tail (right-skewed).</w:t>
-      </w:r>
-    </w:p>
-    <w:p>
-      <w:r>
-        <w:rPr>
-          <w:b/>
-        </w:rPr>
-        <w:br/>
-      </w:r>
-      <w:r>
-        <w:t>RStudio Implementation &amp; Verification Output:</w:t>
-      </w:r>
-    </w:p>
-    <w:p>
-      <w:pPr>
-        <w:jc w:val="center"/>
-      </w:pPr>
-      <w:r>
-        <w:drawing>
-          <wp:inline xmlns:a="http://schemas.openxmlformats.org/drawingml/2006/main" xmlns:pic="http://schemas.openxmlformats.org/drawingml/2006/picture">
-            <wp:extent cx="5303520" cy="2981774"/>
-            <wp:docPr id="6" name="Picture 6"/>
-            <wp:cNvGraphicFramePr>
-              <a:graphicFrameLocks noChangeAspect="1"/>
-            </wp:cNvGraphicFramePr>
-            <a:graphic>
-              <a:graphicData uri="http://schemas.openxmlformats.org/drawingml/2006/picture">
-                <pic:pic>
-                  <pic:nvPicPr>
-                    <pic:cNvPr id="0" name="image.png"/>
-                    <pic:cNvPicPr/>
-                  </pic:nvPicPr>
-                  <pic:blipFill>
-                    <a:blip r:embed="rId13"/>
-                    <a:stretch>
-                      <a:fillRect/>
-                    </a:stretch>
-                  </pic:blipFill>
-                  <pic:spPr>
-                    <a:xfrm>
-                      <a:off x="0" y="0"/>
-                      <a:ext cx="5303520" cy="2981774"/>
-                    </a:xfrm>
-                    <a:prstGeom prst="rect"/>
-                  </pic:spPr>
-                </pic:pic>
-              </a:graphicData>
-            </a:graphic>
-          </wp:inline>
-        </w:drawing>
-      </w:r>
-    </w:p>
-    <w:p>
-      <w:pPr>
-        <w:jc w:val="center"/>
-      </w:pPr>
-      <w:r>
-        <w:rPr>
-          <w:i/>
-          <w:sz w:val="18"/>
-        </w:rPr>
-        <w:t>Figure 20: RStudio simulation and verification for Question 20.</w:t>
-      </w:r>
-    </w:p>
-    <w:p/>
-    <w:p>
-      <w:pPr>
-        <w:rPr>
-          <w:rFonts w:ascii="Times New Roman" w:hAnsi="Times New Roman" w:cs="Times New Roman"/>
-          <w:sz w:val="24"/>
-          <w:szCs w:val="24"/>
-        </w:rPr>
-      </w:pPr>
-      <w:r>
-        <w:rPr>
-          <w:rFonts w:ascii="Times New Roman" w:hAnsi="Times New Roman" w:cs="Times New Roman"/>
-          <w:b/>
-          <w:bCs/>
-          <w:sz w:val="24"/>
-          <w:szCs w:val="24"/>
-        </w:rPr>
-        <w:t xml:space="preserve">21. A hospital </w:t>
-      </w:r>
-      <w:proofErr w:type="spellStart"/>
-      <w:r>
-        <w:rPr>
-          <w:rFonts w:ascii="Times New Roman" w:hAnsi="Times New Roman" w:cs="Times New Roman"/>
-          <w:b/>
-          <w:bCs/>
-          <w:sz w:val="24"/>
-          <w:szCs w:val="24"/>
-        </w:rPr>
-        <w:t>analyzes</w:t>
-      </w:r>
-      <w:proofErr w:type="spellEnd"/>
-      <w:r>
-        <w:rPr>
-          <w:rFonts w:ascii="Times New Roman" w:hAnsi="Times New Roman" w:cs="Times New Roman"/>
-          <w:b/>
-          <w:bCs/>
-          <w:sz w:val="24"/>
-          <w:szCs w:val="24"/>
-        </w:rPr>
-        <w:t xml:space="preserve"> patient waiting times using a histogram and notices that most values are concentrated in lower intervals while a few extend far to the right. What analytical interpretation can be made from this distribution? </w:t>
-      </w:r>
-      <w:r>
-        <w:rPr>
-          <w:rFonts w:ascii="Times New Roman" w:hAnsi="Times New Roman" w:cs="Times New Roman"/>
-          <w:sz w:val="24"/>
-          <w:szCs w:val="24"/>
-        </w:rPr>
-        <w:br/>
-        <w:t>a) Waiting times follow a right-skewed distribution with a few extreme delays</w:t>
-      </w:r>
-      <w:r>
-        <w:rPr>
-          <w:rFonts w:ascii="Times New Roman" w:hAnsi="Times New Roman" w:cs="Times New Roman"/>
-          <w:sz w:val="24"/>
-          <w:szCs w:val="24"/>
-        </w:rPr>
-        <w:br/>
-        <w:t>b) All patients experience identical waiting times</w:t>
-      </w:r>
-      <w:r>
-        <w:rPr>
-          <w:rFonts w:ascii="Times New Roman" w:hAnsi="Times New Roman" w:cs="Times New Roman"/>
-          <w:sz w:val="24"/>
-          <w:szCs w:val="24"/>
-        </w:rPr>
-        <w:br/>
-        <w:t>c) The data follows perfect symmetry</w:t>
-      </w:r>
-      <w:r>
-        <w:rPr>
-          <w:rFonts w:ascii="Times New Roman" w:hAnsi="Times New Roman" w:cs="Times New Roman"/>
-          <w:sz w:val="24"/>
-          <w:szCs w:val="24"/>
-        </w:rPr>
-        <w:br/>
-        <w:t>d) No variability exists in the dataset</w:t>
-      </w:r>
-    </w:p>
-    <w:p>
-      <w:r>
-        <w:rPr>
-          <w:b/>
-        </w:rPr>
-        <w:t xml:space="preserve">Selected Answer: </w:t>
-      </w:r>
-      <w:r>
-        <w:rPr>
-          <w:b/>
-          <w:color w:val="2E7559"/>
-        </w:rPr>
-        <w:t>a) Waiting times follow a right-skewed distribution with a few extreme delays</w:t>
-      </w:r>
-    </w:p>
-    <w:p>
-      <w:r>
-        <w:rPr>
-          <w:b/>
-        </w:rPr>
-        <w:t xml:space="preserve">Explanation: </w:t>
-      </w:r>
-      <w:r>
-        <w:rPr>
-          <w:i/>
-        </w:rPr>
-        <w:t>Values concentrated in lower intervals with a tail extending far to the right is the hallmark of a right-skewed distribution, meaning most patients wait very little, but a few face extreme delays.</w:t>
-      </w:r>
-    </w:p>
-    <w:p>
-      <w:r>
-        <w:rPr>
-          <w:b/>
-        </w:rPr>
-        <w:br/>
-      </w:r>
-      <w:r>
-        <w:t>RStudio Implementation &amp; Verification Output:</w:t>
-      </w:r>
-    </w:p>
-    <w:p>
-      <w:pPr>
-        <w:jc w:val="center"/>
-      </w:pPr>
-      <w:r>
-        <w:drawing>
-          <wp:inline xmlns:a="http://schemas.openxmlformats.org/drawingml/2006/main" xmlns:pic="http://schemas.openxmlformats.org/drawingml/2006/picture">
-            <wp:extent cx="5303520" cy="2981774"/>
-            <wp:docPr id="5" name="Picture 5"/>
-            <wp:cNvGraphicFramePr>
-              <a:graphicFrameLocks noChangeAspect="1"/>
-            </wp:cNvGraphicFramePr>
-            <a:graphic>
-              <a:graphicData uri="http://schemas.openxmlformats.org/drawingml/2006/picture">
-                <pic:pic>
-                  <pic:nvPicPr>
-                    <pic:cNvPr id="0" name="image.png"/>
-                    <pic:cNvPicPr/>
-                  </pic:nvPicPr>
-                  <pic:blipFill>
-                    <a:blip r:embed="rId12"/>
-                    <a:stretch>
-                      <a:fillRect/>
-                    </a:stretch>
-                  </pic:blipFill>
-                  <pic:spPr>
-                    <a:xfrm>
-                      <a:off x="0" y="0"/>
-                      <a:ext cx="5303520" cy="2981774"/>
-                    </a:xfrm>
-                    <a:prstGeom prst="rect"/>
-                  </pic:spPr>
-                </pic:pic>
-              </a:graphicData>
-            </a:graphic>
-          </wp:inline>
-        </w:drawing>
-      </w:r>
-    </w:p>
-    <w:p>
-      <w:pPr>
-        <w:jc w:val="center"/>
-      </w:pPr>
-      <w:r>
-        <w:rPr>
-          <w:i/>
-          <w:sz w:val="18"/>
-        </w:rPr>
-        <w:t>Figure 21: RStudio simulation and verification for Question 21.</w:t>
-      </w:r>
-    </w:p>
-    <w:p/>
-    <w:p>
-      <w:pPr>
-        <w:rPr>
-          <w:rFonts w:ascii="Times New Roman" w:hAnsi="Times New Roman" w:cs="Times New Roman"/>
-          <w:sz w:val="24"/>
-          <w:szCs w:val="24"/>
-        </w:rPr>
-      </w:pPr>
-      <w:r>
-        <w:rPr>
-          <w:rFonts w:ascii="Times New Roman" w:hAnsi="Times New Roman" w:cs="Times New Roman"/>
-          <w:b/>
-          <w:bCs/>
-          <w:sz w:val="24"/>
-          <w:szCs w:val="24"/>
-        </w:rPr>
-        <w:t xml:space="preserve">22. A financial analyst uses a violin plot to compare monthly investment returns of two portfolios. One violin plot shows two clear density peaks. What does this most likely indicate about the portfolio returns? </w:t>
-      </w:r>
-      <w:r>
-        <w:rPr>
-          <w:rFonts w:ascii="Times New Roman" w:hAnsi="Times New Roman" w:cs="Times New Roman"/>
-          <w:sz w:val="24"/>
-          <w:szCs w:val="24"/>
-        </w:rPr>
-        <w:br/>
-        <w:t>a) The returns contain two dominant groups or patterns</w:t>
-      </w:r>
-      <w:r>
-        <w:rPr>
-          <w:rFonts w:ascii="Times New Roman" w:hAnsi="Times New Roman" w:cs="Times New Roman"/>
-          <w:sz w:val="24"/>
-          <w:szCs w:val="24"/>
-        </w:rPr>
-        <w:br/>
-        <w:t>b) The portfolio has zero variability</w:t>
-      </w:r>
-      <w:r>
-        <w:rPr>
-          <w:rFonts w:ascii="Times New Roman" w:hAnsi="Times New Roman" w:cs="Times New Roman"/>
-          <w:sz w:val="24"/>
-          <w:szCs w:val="24"/>
-        </w:rPr>
-        <w:br/>
-        <w:t>c) The returns are uniformly distributed</w:t>
-      </w:r>
-      <w:r>
-        <w:rPr>
-          <w:rFonts w:ascii="Times New Roman" w:hAnsi="Times New Roman" w:cs="Times New Roman"/>
-          <w:sz w:val="24"/>
-          <w:szCs w:val="24"/>
-        </w:rPr>
-        <w:br/>
-        <w:t>d) The dataset contains only outliers</w:t>
-      </w:r>
-    </w:p>
-    <w:p>
-      <w:r>
-        <w:rPr>
-          <w:b/>
-        </w:rPr>
-        <w:t xml:space="preserve">Selected Answer: </w:t>
-      </w:r>
-      <w:r>
-        <w:rPr>
-          <w:b/>
-          <w:color w:val="2E7559"/>
-        </w:rPr>
-        <w:t>a) The returns contain two dominant groups or patterns</w:t>
-      </w:r>
-    </w:p>
-    <w:p>
-      <w:r>
-        <w:rPr>
-          <w:b/>
-        </w:rPr>
-        <w:t xml:space="preserve">Explanation: </w:t>
-      </w:r>
-      <w:r>
-        <w:rPr>
-          <w:i/>
-        </w:rPr>
-        <w:t>Two clear density peaks in a density or violin plot represent a bimodal distribution, indicating the presence of two separate groups or patterns in the investment returns.</w:t>
-      </w:r>
-    </w:p>
-    <w:p>
-      <w:r>
-        <w:rPr>
-          <w:b/>
-        </w:rPr>
-        <w:br/>
-      </w:r>
-      <w:r>
-        <w:t>RStudio Implementation &amp; Verification Output:</w:t>
-      </w:r>
-    </w:p>
-    <w:p>
-      <w:pPr>
-        <w:jc w:val="center"/>
-      </w:pPr>
-      <w:r>
-        <w:drawing>
-          <wp:inline xmlns:a="http://schemas.openxmlformats.org/drawingml/2006/main" xmlns:pic="http://schemas.openxmlformats.org/drawingml/2006/picture">
-            <wp:extent cx="5303520" cy="2981774"/>
-            <wp:docPr id="4" name="Picture 4"/>
-            <wp:cNvGraphicFramePr>
-              <a:graphicFrameLocks noChangeAspect="1"/>
-            </wp:cNvGraphicFramePr>
-            <a:graphic>
-              <a:graphicData uri="http://schemas.openxmlformats.org/drawingml/2006/picture">
-                <pic:pic>
-                  <pic:nvPicPr>
-                    <pic:cNvPr id="0" name="image.png"/>
-                    <pic:cNvPicPr/>
-                  </pic:nvPicPr>
-                  <pic:blipFill>
-                    <a:blip r:embed="rId11"/>
-                    <a:stretch>
-                      <a:fillRect/>
-                    </a:stretch>
-                  </pic:blipFill>
-                  <pic:spPr>
-                    <a:xfrm>
-                      <a:off x="0" y="0"/>
-                      <a:ext cx="5303520" cy="2981774"/>
-                    </a:xfrm>
-                    <a:prstGeom prst="rect"/>
-                  </pic:spPr>
-                </pic:pic>
-              </a:graphicData>
-            </a:graphic>
-          </wp:inline>
-        </w:drawing>
-      </w:r>
-    </w:p>
-    <w:p>
-      <w:pPr>
-        <w:jc w:val="center"/>
-      </w:pPr>
-      <w:r>
-        <w:rPr>
-          <w:i/>
-          <w:sz w:val="18"/>
-        </w:rPr>
-        <w:t>Figure 22: RStudio simulation and verification for Question 22.</w:t>
-      </w:r>
-    </w:p>
-    <w:p/>
-    <w:p>
-      <w:pPr>
-        <w:rPr>
-          <w:rFonts w:ascii="Times New Roman" w:hAnsi="Times New Roman" w:cs="Times New Roman"/>
-          <w:sz w:val="24"/>
-          <w:szCs w:val="24"/>
-        </w:rPr>
-      </w:pPr>
-      <w:r>
-        <w:rPr>
-          <w:rFonts w:ascii="Times New Roman" w:hAnsi="Times New Roman" w:cs="Times New Roman"/>
-          <w:b/>
-          <w:bCs/>
-          <w:sz w:val="24"/>
-          <w:szCs w:val="24"/>
-        </w:rPr>
-        <w:t xml:space="preserve">23. Why do analysts use scatter plots for x–y data? </w:t>
-      </w:r>
-      <w:r>
-        <w:rPr>
-          <w:rFonts w:ascii="Times New Roman" w:hAnsi="Times New Roman" w:cs="Times New Roman"/>
-          <w:sz w:val="24"/>
-          <w:szCs w:val="24"/>
-        </w:rPr>
-        <w:br/>
-        <w:t>a) To identify trends and relationships</w:t>
-      </w:r>
-      <w:r>
-        <w:rPr>
-          <w:rFonts w:ascii="Times New Roman" w:hAnsi="Times New Roman" w:cs="Times New Roman"/>
-          <w:sz w:val="24"/>
-          <w:szCs w:val="24"/>
-        </w:rPr>
-        <w:br/>
-        <w:t>b) To display percentages only</w:t>
-      </w:r>
-      <w:r>
-        <w:rPr>
-          <w:rFonts w:ascii="Times New Roman" w:hAnsi="Times New Roman" w:cs="Times New Roman"/>
-          <w:sz w:val="24"/>
-          <w:szCs w:val="24"/>
-        </w:rPr>
-        <w:br/>
-        <w:t>c) To organize files</w:t>
-      </w:r>
-      <w:r>
-        <w:rPr>
-          <w:rFonts w:ascii="Times New Roman" w:hAnsi="Times New Roman" w:cs="Times New Roman"/>
-          <w:sz w:val="24"/>
-          <w:szCs w:val="24"/>
-        </w:rPr>
-        <w:br/>
-        <w:t>d) To remove variables</w:t>
-      </w:r>
-    </w:p>
-    <w:p>
-      <w:r>
-        <w:rPr>
-          <w:b/>
-        </w:rPr>
-        <w:t xml:space="preserve">Selected Answer: </w:t>
-      </w:r>
-      <w:r>
-        <w:rPr>
-          <w:b/>
-          <w:color w:val="2E7559"/>
-        </w:rPr>
-        <w:t>a) To identify trends and relationships</w:t>
-      </w:r>
-    </w:p>
-    <w:p>
-      <w:r>
-        <w:rPr>
-          <w:b/>
-        </w:rPr>
-        <w:t xml:space="preserve">Explanation: </w:t>
-      </w:r>
-      <w:r>
-        <w:rPr>
-          <w:i/>
-        </w:rPr>
-        <w:t>Scatter plots map variables onto Cartesians, which is the standard method to visually discover correlations, groupings, or linear trends between two continuous variables.</w:t>
-      </w:r>
-    </w:p>
-    <w:p>
-      <w:r>
-        <w:rPr>
-          <w:b/>
-        </w:rPr>
-        <w:br/>
-      </w:r>
-      <w:r>
-        <w:t>RStudio Implementation &amp; Verification Output:</w:t>
-      </w:r>
-    </w:p>
-    <w:p>
-      <w:pPr>
-        <w:jc w:val="center"/>
-      </w:pPr>
-      <w:r>
-        <w:drawing>
-          <wp:inline xmlns:a="http://schemas.openxmlformats.org/drawingml/2006/main" xmlns:pic="http://schemas.openxmlformats.org/drawingml/2006/picture">
-            <wp:extent cx="5303520" cy="2981774"/>
-            <wp:docPr id="3" name="Picture 3"/>
-            <wp:cNvGraphicFramePr>
-              <a:graphicFrameLocks noChangeAspect="1"/>
-            </wp:cNvGraphicFramePr>
-            <a:graphic>
-              <a:graphicData uri="http://schemas.openxmlformats.org/drawingml/2006/picture">
-                <pic:pic>
-                  <pic:nvPicPr>
-                    <pic:cNvPr id="0" name="a3_q23_screenshot.png"/>
-                    <pic:cNvPicPr/>
-                  </pic:nvPicPr>
-                  <pic:blipFill>
-                    <a:blip r:embed="rId34"/>
-                    <a:stretch>
-                      <a:fillRect/>
-                    </a:stretch>
-                  </pic:blipFill>
-                  <pic:spPr>
-                    <a:xfrm>
-                      <a:off x="0" y="0"/>
-                      <a:ext cx="5303520" cy="2981774"/>
-                    </a:xfrm>
-                    <a:prstGeom prst="rect"/>
-                  </pic:spPr>
-                </pic:pic>
-              </a:graphicData>
-            </a:graphic>
-          </wp:inline>
-        </w:drawing>
-      </w:r>
-    </w:p>
-    <w:p>
-      <w:pPr>
-        <w:jc w:val="center"/>
-      </w:pPr>
-      <w:r>
-        <w:rPr>
-          <w:i/>
-          <w:sz w:val="18"/>
-        </w:rPr>
-        <w:t>Figure 23: RStudio simulation and verification for Question 23.</w:t>
-      </w:r>
-    </w:p>
-    <w:p/>
-    <w:p>
-      <w:pPr>
-        <w:rPr>
-          <w:rFonts w:ascii="Times New Roman" w:hAnsi="Times New Roman" w:cs="Times New Roman"/>
-          <w:sz w:val="24"/>
-          <w:szCs w:val="24"/>
-        </w:rPr>
-      </w:pPr>
-      <w:r>
-        <w:rPr>
-          <w:rFonts w:ascii="Times New Roman" w:hAnsi="Times New Roman" w:cs="Times New Roman"/>
-          <w:b/>
-          <w:bCs/>
-          <w:sz w:val="24"/>
-          <w:szCs w:val="24"/>
-        </w:rPr>
-        <w:t xml:space="preserve">24. How does visualizing amounts help decision-making? </w:t>
-      </w:r>
-      <w:r>
-        <w:rPr>
-          <w:rFonts w:ascii="Times New Roman" w:hAnsi="Times New Roman" w:cs="Times New Roman"/>
-          <w:sz w:val="24"/>
-          <w:szCs w:val="24"/>
-        </w:rPr>
-        <w:br/>
-        <w:t>a) By making quantity comparisons easier</w:t>
-      </w:r>
-      <w:r>
-        <w:rPr>
-          <w:rFonts w:ascii="Times New Roman" w:hAnsi="Times New Roman" w:cs="Times New Roman"/>
-          <w:sz w:val="24"/>
-          <w:szCs w:val="24"/>
-        </w:rPr>
-        <w:br/>
-        <w:t>b) By reducing information</w:t>
-      </w:r>
-      <w:r>
-        <w:rPr>
-          <w:rFonts w:ascii="Times New Roman" w:hAnsi="Times New Roman" w:cs="Times New Roman"/>
-          <w:sz w:val="24"/>
-          <w:szCs w:val="24"/>
-        </w:rPr>
-        <w:br/>
-        <w:t>c) By hiding differences</w:t>
-      </w:r>
-      <w:r>
-        <w:rPr>
-          <w:rFonts w:ascii="Times New Roman" w:hAnsi="Times New Roman" w:cs="Times New Roman"/>
-          <w:sz w:val="24"/>
-          <w:szCs w:val="24"/>
-        </w:rPr>
-        <w:br/>
-        <w:t>d) By avoiding analysis</w:t>
-      </w:r>
-    </w:p>
-    <w:p>
-      <w:r>
-        <w:rPr>
-          <w:b/>
-        </w:rPr>
-        <w:t xml:space="preserve">Selected Answer: </w:t>
-      </w:r>
-      <w:r>
-        <w:rPr>
-          <w:b/>
-          <w:color w:val="2E7559"/>
-        </w:rPr>
-        <w:t>a) By making quantity comparisons easier</w:t>
-      </w:r>
-    </w:p>
-    <w:p>
-      <w:r>
-        <w:rPr>
-          <w:b/>
-        </w:rPr>
-        <w:t xml:space="preserve">Explanation: </w:t>
-      </w:r>
-      <w:r>
-        <w:rPr>
-          <w:i/>
-        </w:rPr>
-        <w:t>Representing amounts using visual properties like bar heights translates abstract numbers into spatial scales, making comparison faster and more intuitive for decision makers.</w:t>
-      </w:r>
-    </w:p>
-    <w:p>
-      <w:r>
-        <w:rPr>
-          <w:b/>
-        </w:rPr>
-        <w:br/>
-      </w:r>
-      <w:r>
-        <w:t>RStudio Implementation &amp; Verification Output:</w:t>
-      </w:r>
-    </w:p>
-    <w:p>
-      <w:pPr>
-        <w:jc w:val="center"/>
-      </w:pPr>
-      <w:r>
-        <w:drawing>
-          <wp:inline xmlns:a="http://schemas.openxmlformats.org/drawingml/2006/main" xmlns:pic="http://schemas.openxmlformats.org/drawingml/2006/picture">
-            <wp:extent cx="5303520" cy="2981774"/>
-            <wp:docPr id="2" name="Picture 2"/>
-            <wp:cNvGraphicFramePr>
-              <a:graphicFrameLocks noChangeAspect="1"/>
-            </wp:cNvGraphicFramePr>
-            <a:graphic>
-              <a:graphicData uri="http://schemas.openxmlformats.org/drawingml/2006/picture">
-                <pic:pic>
-                  <pic:nvPicPr>
-                    <pic:cNvPr id="0" name="image.png"/>
-                    <pic:cNvPicPr/>
-                  </pic:nvPicPr>
-                  <pic:blipFill>
-                    <a:blip r:embed="rId9"/>
-                    <a:stretch>
-                      <a:fillRect/>
-                    </a:stretch>
-                  </pic:blipFill>
-                  <pic:spPr>
-                    <a:xfrm>
-                      <a:off x="0" y="0"/>
-                      <a:ext cx="5303520" cy="2981774"/>
-                    </a:xfrm>
-                    <a:prstGeom prst="rect"/>
-                  </pic:spPr>
-                </pic:pic>
-              </a:graphicData>
-            </a:graphic>
-          </wp:inline>
-        </w:drawing>
-      </w:r>
-    </w:p>
-    <w:p>
-      <w:pPr>
-        <w:jc w:val="center"/>
-      </w:pPr>
-      <w:r>
-        <w:rPr>
-          <w:i/>
-          <w:sz w:val="18"/>
-        </w:rPr>
-        <w:t>Figure 24: RStudio simulation and verification for Question 24.</w:t>
-      </w:r>
-    </w:p>
-    <w:p/>
-    <w:p>
-      <w:pPr>
-        <w:rPr>
-          <w:rFonts w:ascii="Times New Roman" w:hAnsi="Times New Roman" w:cs="Times New Roman"/>
-          <w:sz w:val="24"/>
-          <w:szCs w:val="24"/>
-        </w:rPr>
-      </w:pPr>
-      <w:r>
-        <w:rPr>
-          <w:rFonts w:ascii="Times New Roman" w:hAnsi="Times New Roman" w:cs="Times New Roman"/>
-          <w:b/>
-          <w:bCs/>
-          <w:sz w:val="24"/>
-          <w:szCs w:val="24"/>
-        </w:rPr>
-        <w:lastRenderedPageBreak/>
-        <w:t xml:space="preserve">25. Why are distributions important in data analysis? </w:t>
-      </w:r>
-      <w:r>
-        <w:rPr>
-          <w:rFonts w:ascii="Times New Roman" w:hAnsi="Times New Roman" w:cs="Times New Roman"/>
-          <w:sz w:val="24"/>
-          <w:szCs w:val="24"/>
-        </w:rPr>
-        <w:br/>
-        <w:t>a) They help understand how values are spread</w:t>
-      </w:r>
-      <w:r>
-        <w:rPr>
-          <w:rFonts w:ascii="Times New Roman" w:hAnsi="Times New Roman" w:cs="Times New Roman"/>
-          <w:sz w:val="24"/>
-          <w:szCs w:val="24"/>
-        </w:rPr>
-        <w:br/>
-        <w:t>b) They remove patterns</w:t>
-      </w:r>
-      <w:r>
-        <w:rPr>
-          <w:rFonts w:ascii="Times New Roman" w:hAnsi="Times New Roman" w:cs="Times New Roman"/>
-          <w:sz w:val="24"/>
-          <w:szCs w:val="24"/>
-        </w:rPr>
-        <w:br/>
-        <w:t>c) They reduce accuracy</w:t>
-      </w:r>
-      <w:r>
-        <w:rPr>
-          <w:rFonts w:ascii="Times New Roman" w:hAnsi="Times New Roman" w:cs="Times New Roman"/>
-          <w:sz w:val="24"/>
-          <w:szCs w:val="24"/>
-        </w:rPr>
-        <w:br/>
-        <w:t>d) They avoid comparisons</w:t>
-      </w:r>
-    </w:p>
-    <w:p>
-      <w:r>
-        <w:rPr>
-          <w:b/>
-        </w:rPr>
-        <w:t xml:space="preserve">Selected Answer: </w:t>
-      </w:r>
-      <w:r>
-        <w:rPr>
-          <w:b/>
-          <w:color w:val="2E7559"/>
-        </w:rPr>
-        <w:t>a) They help understand how values are spread</w:t>
-      </w:r>
-    </w:p>
-    <w:p>
-      <w:r>
-        <w:rPr>
-          <w:b/>
-        </w:rPr>
-        <w:t xml:space="preserve">Explanation: </w:t>
-      </w:r>
-      <w:r>
-        <w:rPr>
-          <w:i/>
         </w:rPr>
         <w:t>A distribution shows the frequency of occurrence of all values in a dataset, providing insights into its dispersion, variance, shape, skewness, and outliers.</w:t>
-      </w:r>
-    </w:p>
-    <w:p>
-      <w:r>
-        <w:rPr>
-          <w:b/>
-        </w:rPr>
-        <w:br/>
-      </w:r>
-      <w:r>
-        <w:t>RStudio Implementation &amp; Verification Output:</w:t>
-      </w:r>
-    </w:p>
-    <w:p>
-      <w:pPr>
-        <w:jc w:val="center"/>
-      </w:pPr>
-      <w:r>
-        <w:drawing>
-          <wp:inline xmlns:a="http://schemas.openxmlformats.org/drawingml/2006/main" xmlns:pic="http://schemas.openxmlformats.org/drawingml/2006/picture">
-            <wp:extent cx="5303520" cy="2981774"/>
-            <wp:docPr id="1" name="Picture 1"/>
-            <wp:cNvGraphicFramePr>
-              <a:graphicFrameLocks noChangeAspect="1"/>
-            </wp:cNvGraphicFramePr>
-            <a:graphic>
-              <a:graphicData uri="http://schemas.openxmlformats.org/drawingml/2006/picture">
-                <pic:pic>
-                  <pic:nvPicPr>
-                    <pic:cNvPr id="0" name="a3_q25_screenshot.png"/>
-                    <pic:cNvPicPr/>
-                  </pic:nvPicPr>
-                  <pic:blipFill>
-                    <a:blip r:embed="rId33"/>
-                    <a:stretch>
-                      <a:fillRect/>
-                    </a:stretch>
-                  </pic:blipFill>
-                  <pic:spPr>
-                    <a:xfrm>
-                      <a:off x="0" y="0"/>
-                      <a:ext cx="5303520" cy="2981774"/>
-                    </a:xfrm>
-                    <a:prstGeom prst="rect"/>
-                  </pic:spPr>
-                </pic:pic>
-              </a:graphicData>
-            </a:graphic>
-          </wp:inline>
-        </w:drawing>
-      </w:r>
-    </w:p>
-    <w:p>
-      <w:pPr>
-        <w:jc w:val="center"/>
-      </w:pPr>
-      <w:r>
-        <w:rPr>
-          <w:i/>
-          <w:sz w:val="18"/>
-        </w:rPr>
-        <w:t>Figure 25: RStudio simulation and verification for Question 25.</w:t>
       </w:r>
     </w:p>
     <w:p/>
@@ -6961,7 +5450,14 @@
               <w:rPr>
                 <w:color w:val="000000"/>
               </w:rPr>
-              <w:t>Interprets all questions correctly and responds appropriately</w:t>
+              <w:t xml:space="preserve">Interprets all questions correctly and responds </w:t>
+            </w:r>
+            <w:r>
+              <w:rPr>
+                <w:color w:val="000000"/>
+              </w:rPr>
+              <w:lastRenderedPageBreak/>
+              <w:t>appropriately</w:t>
             </w:r>
           </w:p>
         </w:tc>
@@ -6994,6 +5490,7 @@
               <w:rPr>
                 <w:color w:val="000000"/>
               </w:rPr>
+              <w:lastRenderedPageBreak/>
               <w:t>Misinterprets a few questions</w:t>
             </w:r>
           </w:p>
@@ -7507,7 +6004,7 @@
 </file>
 
 <file path=word/numbering.xml><?xml version="1.0" encoding="utf-8"?>
-<w:numbering xmlns:wpc="http://schemas.microsoft.com/office/word/2010/wordprocessingCanvas" xmlns:cx="http://schemas.microsoft.com/office/drawing/2014/chartex" xmlns:cx1="http://schemas.microsoft.com/office/drawing/2015/9/8/chartex" xmlns:cx2="http://schemas.microsoft.com/office/drawing/2015/10/21/chartex" xmlns:cx3="http://schemas.microsoft.com/office/drawing/2016/5/9/chartex" xmlns:cx4="http://schemas.microsoft.com/office/drawing/2016/5/10/chartex" xmlns:cx5="http://schemas.microsoft.com/office/drawing/2016/5/11/chartex" xmlns:cx6="http://schemas.microsoft.com/office/drawing/2016/5/12/chartex" xmlns:cx7="http://schemas.microsoft.com/office/drawing/2016/5/13/chartex" xmlns:cx8="http://schemas.microsoft.com/office/drawing/2016/5/14/chartex" xmlns:mc="http://schemas.openxmlformats.org/markup-compatibility/2006" xmlns:aink="http://schemas.microsoft.com/office/drawing/2016/ink" xmlns:am3d="http://schemas.microsoft.com/office/drawing/2017/model3d" xmlns:o="urn:schemas-microsoft-com:office:office" xmlns:oel="http://schemas.microsoft.com/office/2019/extlst" xmlns:r="http://schemas.openxmlformats.org/officeDocument/2006/relationships" xmlns:m="http://schemas.openxmlformats.org/officeDocument/2006/math" xmlns:v="urn:schemas-microsoft-com:vml" xmlns:wp14="http://schemas.microsoft.com/office/word/2010/wordprocessingDrawing" xmlns:wp="http://schemas.openxmlformats.org/drawingml/2006/wordprocessingDrawing" xmlns:w10="urn:schemas-microsoft-com:office:word" xmlns:w="http://schemas.openxmlformats.org/wordprocessingml/2006/main" xmlns:w14="http://schemas.microsoft.com/office/word/2010/wordml" xmlns:w15="http://schemas.microsoft.com/office/word/2012/wordml" xmlns:w16cex="http://schemas.microsoft.com/office/word/2018/wordml/cex" xmlns:w16cid="http://schemas.microsoft.com/office/word/2016/wordml/cid" xmlns:w16="http://schemas.microsoft.com/office/word/2018/wordml" xmlns:w16du="http://schemas.microsoft.com/office/word/2023/wordml/word16du" xmlns:w16sdtdh="http://schemas.microsoft.com/office/word/2020/wordml/sdtdatahash" xmlns:w16sdtfl="http://schemas.microsoft.com/office/word/2024/wordml/sdtformatlock" xmlns:w16se="http://schemas.microsoft.com/office/word/2015/wordml/symex" xmlns:wpg="http://schemas.microsoft.com/office/word/2010/wordprocessingGroup" xmlns:wpi="http://schemas.microsoft.com/office/word/2010/wordprocessingInk" xmlns:wne="http://schemas.microsoft.com/office/word/2006/wordml" xmlns:wps="http://schemas.microsoft.com/office/word/2010/wordprocessingShape" mc:Ignorable="w14 w15 w16se w16cid w16 w16cex w16sdtdh w16sdtfl w16du wp14">
+<w:numbering xmlns:wpc="http://schemas.microsoft.com/office/word/2010/wordprocessingCanvas" xmlns:cx="http://schemas.microsoft.com/office/drawing/2014/chartex" xmlns:cx1="http://schemas.microsoft.com/office/drawing/2015/9/8/chartex" xmlns:cx2="http://schemas.microsoft.com/office/drawing/2015/10/21/chartex" xmlns:cx3="http://schemas.microsoft.com/office/drawing/2016/5/9/chartex" xmlns:cx4="http://schemas.microsoft.com/office/drawing/2016/5/10/chartex" xmlns:cx5="http://schemas.microsoft.com/office/drawing/2016/5/11/chartex" xmlns:cx6="http://schemas.microsoft.com/office/drawing/2016/5/12/chartex" xmlns:cx7="http://schemas.microsoft.com/office/drawing/2016/5/13/chartex" xmlns:cx8="http://schemas.microsoft.com/office/drawing/2016/5/14/chartex" xmlns:mc="http://schemas.openxmlformats.org/markup-compatibility/2006" xmlns:aink="http://schemas.microsoft.com/office/drawing/2016/ink" xmlns:am3d="http://schemas.microsoft.com/office/drawing/2017/model3d" xmlns:o="urn:schemas-microsoft-com:office:office" xmlns:oel="http://schemas.microsoft.com/office/2019/extlst" xmlns:r="http://schemas.openxmlformats.org/officeDocument/2006/relationships" xmlns:m="http://schemas.openxmlformats.org/officeDocument/2006/math" xmlns:v="urn:schemas-microsoft-com:vml" xmlns:wp14="http://schemas.microsoft.com/office/word/2010/wordprocessingDrawing" xmlns:wp="http://schemas.openxmlformats.org/drawingml/2006/wordprocessingDrawing" xmlns:w10="urn:schemas-microsoft-com:office:word" xmlns:w="http://schemas.openxmlformats.org/wordprocessingml/2006/main" xmlns:w14="http://schemas.microsoft.com/office/word/2010/wordml" xmlns:w15="http://schemas.microsoft.com/office/word/2012/wordml" xmlns:w16cei="http://schemas.microsoft.com/office/word/2026/wordml/cei" xmlns:w16cex="http://schemas.microsoft.com/office/word/2018/wordml/cex" xmlns:w16cid="http://schemas.microsoft.com/office/word/2016/wordml/cid" xmlns:w16="http://schemas.microsoft.com/office/word/2018/wordml" xmlns:w16du="http://schemas.microsoft.com/office/word/2023/wordml/word16du" xmlns:w16sdtdh="http://schemas.microsoft.com/office/word/2020/wordml/sdtdatahash" xmlns:w16sdtfl="http://schemas.microsoft.com/office/word/2024/wordml/sdtformatlock" xmlns:w16se="http://schemas.microsoft.com/office/word/2015/wordml/symex" xmlns:wpg="http://schemas.microsoft.com/office/word/2010/wordprocessingGroup" xmlns:wpi="http://schemas.microsoft.com/office/word/2010/wordprocessingInk" xmlns:wne="http://schemas.microsoft.com/office/word/2006/wordml" xmlns:wps="http://schemas.microsoft.com/office/word/2010/wordprocessingShape" mc:Ignorable="w14 w15 w16se w16cid w16 w16cex w16sdtdh w16sdtfl w16du wp14">
   <w:abstractNum w:abstractNumId="0" w15:restartNumberingAfterBreak="0">
     <w:nsid w:val="36C60776"/>
     <w:multiLevelType w:val="multilevel"/>
